--- a/Checks/OtchetShablon~~.docx
+++ b/Checks/OtchetShablon~~.docx
@@ -285,7 +285,7 @@
           <w:szCs w:val="28"/>
           <w:highlight w:val="yellow"/>
         </w:rPr>
-        <w:t>обрела</w:t>
+        <w:t>обрел</w:t>
       </w:r>
       <w:r>
         <w:rPr>
@@ -383,6 +383,7 @@
           <w:numId w:val="2"/>
         </w:numPr>
         <w:spacing w:after="0" w:line="240" w:lineRule="auto"/>
+        <w:ind w:left="708" w:hanging="348"/>
         <w:jc w:val="both"/>
         <w:rPr>
           <w:rFonts w:ascii="GOST type B" w:hAnsi="GOST type B"/>
@@ -442,13 +443,13 @@
       </w:pPr>
       <w:r>
         <w:rPr>
-          <w:rFonts w:ascii="GOST type B" w:hAnsi="GOST type B"/>
-          <w:i/>
-          <w:sz w:val="28"/>
-          <w:szCs w:val="28"/>
-          <w:highlight w:val="yellow"/>
-        </w:rPr>
-        <w:t>Инструктаж по технике безопасности. Основные правила охраны труда и техники безопасности техника по компьютерным системам (см Приложение А)</w:t>
+          <w:rFonts w:ascii="GOST type B" w:hAnsi="GOST type B" w:cs="Times New Roman"/>
+          <w:bCs/>
+          <w:i/>
+          <w:sz w:val="28"/>
+          <w:szCs w:val="28"/>
+        </w:rPr>
+        <w:t xml:space="preserve">Определить виды и целевое назначение инструктажей по охране труда на производстве, периодичность их проведения и ответственных лиц. </w:t>
       </w:r>
     </w:p>
     <w:p>
@@ -474,9 +475,25 @@
           <w:i/>
           <w:sz w:val="28"/>
           <w:szCs w:val="28"/>
-          <w:highlight w:val="yellow"/>
-        </w:rPr>
-        <w:t>Руководитель от предприятия объяснил мне все мои обязанности, которые нужно будет выполнять в период всей практики. Также познакомил со всем оборудованием.</w:t>
+        </w:rPr>
+        <w:t>Логика процессов учета заявок, принципы автоматизации учета.</w:t>
+      </w:r>
+      <w:r>
+        <w:rPr>
+          <w:rFonts w:ascii="Roboto" w:hAnsi="Roboto"/>
+          <w:color w:val="FFFFFF"/>
+          <w:shd w:val="clear" w:color="auto" w:fill="766AC8"/>
+        </w:rPr>
+        <w:t xml:space="preserve"> </w:t>
+      </w:r>
+      <w:r>
+        <w:rPr>
+          <w:rFonts w:ascii="GOST type B" w:hAnsi="GOST type B"/>
+          <w:i/>
+          <w:sz w:val="28"/>
+          <w:szCs w:val="28"/>
+        </w:rPr>
+        <w:t>Анализ задач учета заявок, определение функционала, изучение аналогов и лучших практик.</w:t>
       </w:r>
     </w:p>
     <w:p>
@@ -496,27 +513,24 @@
           <w:highlight w:val="yellow"/>
         </w:rPr>
       </w:pPr>
-      <w:proofErr w:type="gramStart"/>
-      <w:r>
-        <w:rPr>
-          <w:rFonts w:ascii="GOST type B" w:hAnsi="GOST type B"/>
-          <w:i/>
-          <w:sz w:val="28"/>
-          <w:szCs w:val="28"/>
-          <w:highlight w:val="yellow"/>
-        </w:rPr>
-        <w:t>Настройка  программного</w:t>
-      </w:r>
-      <w:proofErr w:type="gramEnd"/>
-      <w:r>
-        <w:rPr>
-          <w:rFonts w:ascii="GOST type B" w:hAnsi="GOST type B"/>
-          <w:i/>
-          <w:sz w:val="28"/>
-          <w:szCs w:val="28"/>
-          <w:highlight w:val="yellow"/>
-        </w:rPr>
-        <w:t xml:space="preserve"> обеспечения и сетевого оборудования. Изучение Сетевых операционных систем с открытым и закрытым кодом. </w:t>
+      <w:r>
+        <w:rPr>
+          <w:rFonts w:ascii="GOST type B" w:hAnsi="GOST type B"/>
+          <w:i/>
+          <w:sz w:val="28"/>
+          <w:szCs w:val="28"/>
+        </w:rPr>
+        <w:t xml:space="preserve">Требования к системе учета заявок и технические документы. </w:t>
+      </w:r>
+      <w:r>
+        <w:rPr>
+          <w:rFonts w:ascii="GOST type B" w:hAnsi="GOST type B"/>
+          <w:i/>
+          <w:sz w:val="28"/>
+          <w:szCs w:val="28"/>
+        </w:rPr>
+        <w:br/>
+        <w:t>Формирование "Технического задания" с описанием функций программы и согласование его с руководителем.</w:t>
       </w:r>
     </w:p>
     <w:p>
@@ -542,32 +556,19 @@
           <w:i/>
           <w:sz w:val="28"/>
           <w:szCs w:val="28"/>
-          <w:highlight w:val="yellow"/>
-        </w:rPr>
-        <w:t xml:space="preserve">Практика администрирования локальных вычислительных сетей и принятия мер по устранению возможных </w:t>
-      </w:r>
-      <w:proofErr w:type="gramStart"/>
-      <w:r>
-        <w:rPr>
-          <w:rFonts w:ascii="GOST type B" w:hAnsi="GOST type B"/>
-          <w:i/>
-          <w:sz w:val="28"/>
-          <w:szCs w:val="28"/>
-          <w:highlight w:val="yellow"/>
-        </w:rPr>
-        <w:t>сбоев</w:t>
-      </w:r>
-      <w:r>
-        <w:rPr>
-          <w:rFonts w:ascii="GOST type B" w:hAnsi="GOST type B"/>
-          <w:i/>
-          <w:sz w:val="28"/>
-          <w:szCs w:val="28"/>
-          <w:highlight w:val="yellow"/>
-        </w:rPr>
-        <w:t xml:space="preserve"> .</w:t>
-      </w:r>
-      <w:proofErr w:type="gramEnd"/>
+        </w:rPr>
+        <w:t xml:space="preserve">Гибкие методологии в разработке программного обеспечения. </w:t>
+      </w:r>
+      <w:r>
+        <w:rPr>
+          <w:rFonts w:ascii="GOST type B" w:hAnsi="GOST type B"/>
+          <w:i/>
+          <w:sz w:val="28"/>
+          <w:szCs w:val="28"/>
+        </w:rPr>
+        <w:br/>
+        <w:t>Изучение методологий, выбор подходящей для проекта, обоснование решения.</w:t>
+      </w:r>
     </w:p>
     <w:p>
       <w:pPr>
@@ -592,19 +593,18 @@
           <w:i/>
           <w:sz w:val="28"/>
           <w:szCs w:val="28"/>
-          <w:highlight w:val="yellow"/>
-        </w:rPr>
-        <w:t>Организация доступа к локальным и глобальным сетям. Детальное изучение информационной компьютерной системы на предприятии</w:t>
-      </w:r>
-      <w:r>
-        <w:rPr>
-          <w:rFonts w:ascii="GOST type B" w:hAnsi="GOST type B"/>
-          <w:i/>
-          <w:sz w:val="28"/>
-          <w:szCs w:val="28"/>
-          <w:highlight w:val="yellow"/>
-        </w:rPr>
-        <w:t>.</w:t>
+        </w:rPr>
+        <w:t xml:space="preserve">Основные принципы пользовательского интерфейса. </w:t>
+      </w:r>
+      <w:r>
+        <w:rPr>
+          <w:rFonts w:ascii="GOST type B" w:hAnsi="GOST type B"/>
+          <w:i/>
+          <w:sz w:val="28"/>
+          <w:szCs w:val="28"/>
+        </w:rPr>
+        <w:br/>
+        <w:t>Проектирование внешней части программы, разработка макета интерфейса.</w:t>
       </w:r>
     </w:p>
     <w:p>
@@ -630,9 +630,18 @@
           <w:i/>
           <w:sz w:val="28"/>
           <w:szCs w:val="28"/>
-          <w:highlight w:val="yellow"/>
-        </w:rPr>
-        <w:t>Сопровождение и контроль использования почтового сервера, SQL – сервера. Расчет стоимости лицензионного ПО сетевой инфраструктуры.</w:t>
+        </w:rPr>
+        <w:t xml:space="preserve">Алгоритмы обработки заявок. </w:t>
+      </w:r>
+      <w:r>
+        <w:rPr>
+          <w:rFonts w:ascii="GOST type B" w:hAnsi="GOST type B"/>
+          <w:i/>
+          <w:sz w:val="28"/>
+          <w:szCs w:val="28"/>
+        </w:rPr>
+        <w:br/>
+        <w:t>Разработка и моделирование алгоритмов, структурирование их логики.</w:t>
       </w:r>
     </w:p>
     <w:p>
@@ -658,36 +667,19 @@
           <w:i/>
           <w:sz w:val="28"/>
           <w:szCs w:val="28"/>
-          <w:highlight w:val="yellow"/>
-        </w:rPr>
-        <w:t xml:space="preserve"> </w:t>
-      </w:r>
-      <w:r>
-        <w:rPr>
-          <w:rFonts w:ascii="GOST type B" w:hAnsi="GOST type B"/>
-          <w:i/>
-          <w:sz w:val="28"/>
-          <w:szCs w:val="28"/>
-          <w:highlight w:val="yellow"/>
-        </w:rPr>
-        <w:t>Выполнение работ по отладке программного модуля с использованием специализированных программных средств.</w:t>
-      </w:r>
-      <w:r>
-        <w:rPr>
-          <w:highlight w:val="yellow"/>
-        </w:rPr>
-        <w:t xml:space="preserve"> </w:t>
-      </w:r>
-      <w:r>
-        <w:rPr>
-          <w:rFonts w:ascii="GOST type B" w:hAnsi="GOST type B"/>
-          <w:i/>
-          <w:sz w:val="28"/>
-          <w:szCs w:val="28"/>
-          <w:highlight w:val="yellow"/>
         </w:rPr>
         <w:lastRenderedPageBreak/>
-        <w:t>Осуществлять разработку тестовых наборов и тестовых сценариев для программного обеспечения.</w:t>
+        <w:t xml:space="preserve">Архитектура ядра системы учета заявок. </w:t>
+      </w:r>
+      <w:r>
+        <w:rPr>
+          <w:rFonts w:ascii="GOST type B" w:hAnsi="GOST type B"/>
+          <w:i/>
+          <w:sz w:val="28"/>
+          <w:szCs w:val="28"/>
+        </w:rPr>
+        <w:br/>
+        <w:t>Написание базового функционала для работы с заявками и их хранения.</w:t>
       </w:r>
     </w:p>
     <w:p>
@@ -713,118 +705,27 @@
           <w:i/>
           <w:sz w:val="28"/>
           <w:szCs w:val="28"/>
-          <w:highlight w:val="yellow"/>
-        </w:rPr>
-        <w:t>Установка на компьютер нового сотрудника бухгалтерии новых комплектующих и настройка офисного оборудования. Прокладка и налаживание сетевого кабеля. Настройка ПО и установка платформы «1С: Бухгалтерия 8 (3.2)». Установка и настройка ПО антивирусной защиты.</w:t>
-      </w:r>
-    </w:p>
-    <w:p>
-      <w:pPr>
-        <w:pStyle w:val="a9"/>
-        <w:numPr>
-          <w:ilvl w:val="0"/>
-          <w:numId w:val="1"/>
-        </w:numPr>
-        <w:rPr>
-          <w:rFonts w:ascii="GOST type B" w:hAnsi="GOST type B"/>
-          <w:i/>
-          <w:sz w:val="28"/>
-          <w:szCs w:val="28"/>
-          <w:highlight w:val="yellow"/>
-        </w:rPr>
-      </w:pPr>
-      <w:r>
-        <w:rPr>
-          <w:rFonts w:ascii="GOST type B" w:hAnsi="GOST type B"/>
-          <w:i/>
-          <w:sz w:val="28"/>
-          <w:szCs w:val="28"/>
-          <w:highlight w:val="yellow"/>
-        </w:rPr>
-        <w:t>Изучение приема и обработки информации, полученной с помощью информационных систем.</w:t>
-      </w:r>
-    </w:p>
-    <w:p>
-      <w:pPr>
-        <w:pStyle w:val="a9"/>
-        <w:rPr>
-          <w:rFonts w:ascii="GOST type B" w:hAnsi="GOST type B"/>
-          <w:i/>
-          <w:sz w:val="28"/>
-          <w:szCs w:val="28"/>
-          <w:highlight w:val="yellow"/>
-        </w:rPr>
-      </w:pPr>
-      <w:r>
-        <w:rPr>
-          <w:rFonts w:ascii="GOST type B" w:hAnsi="GOST type B"/>
-          <w:i/>
-          <w:sz w:val="28"/>
-          <w:szCs w:val="28"/>
-          <w:highlight w:val="yellow"/>
-        </w:rPr>
-        <w:t>Помощь сотрудникам предприятия при работе с интернетом.</w:t>
-      </w:r>
-    </w:p>
-    <w:p>
-      <w:pPr>
-        <w:pStyle w:val="a9"/>
-        <w:numPr>
-          <w:ilvl w:val="0"/>
-          <w:numId w:val="1"/>
-        </w:numPr>
-        <w:rPr>
-          <w:rFonts w:ascii="GOST type B" w:hAnsi="GOST type B"/>
-          <w:i/>
-          <w:sz w:val="28"/>
-          <w:szCs w:val="28"/>
-          <w:highlight w:val="yellow"/>
-        </w:rPr>
-      </w:pPr>
-      <w:r>
-        <w:rPr>
-          <w:rFonts w:eastAsia="Times New Roman"/>
-          <w:i/>
-          <w:iCs/>
-          <w:color w:val="33363B"/>
-          <w:sz w:val="28"/>
-          <w:szCs w:val="28"/>
-          <w:highlight w:val="yellow"/>
-          <w:lang w:eastAsia="ru-RU"/>
-        </w:rPr>
-        <w:t>П</w:t>
-      </w:r>
-      <w:r>
-        <w:rPr>
-          <w:rFonts w:ascii="GOST type B" w:hAnsi="GOST type B"/>
-          <w:i/>
-          <w:sz w:val="28"/>
-          <w:szCs w:val="28"/>
-          <w:highlight w:val="yellow"/>
-        </w:rPr>
-        <w:t>омощь по ремонту технической составляющей информационной системы (компьютеров).</w:t>
-      </w:r>
-    </w:p>
-    <w:p>
-      <w:pPr>
-        <w:pStyle w:val="a9"/>
-        <w:rPr>
-          <w:rFonts w:ascii="GOST type B" w:hAnsi="GOST type B"/>
-          <w:i/>
-          <w:sz w:val="28"/>
-          <w:szCs w:val="28"/>
-          <w:highlight w:val="yellow"/>
-        </w:rPr>
-      </w:pPr>
-      <w:r>
-        <w:rPr>
-          <w:rFonts w:ascii="GOST type B" w:hAnsi="GOST type B"/>
-          <w:i/>
-          <w:sz w:val="28"/>
-          <w:szCs w:val="28"/>
-          <w:highlight w:val="yellow"/>
-        </w:rPr>
-        <w:t>Чистка ПК от вирусов в случае заражения.</w:t>
+        </w:rPr>
+        <w:t xml:space="preserve">Логика интеграции пользовательских функций с ядром программы. </w:t>
+      </w:r>
+      <w:r>
+        <w:rPr>
+          <w:rFonts w:ascii="GOST type B" w:hAnsi="GOST type B"/>
+          <w:i/>
+          <w:sz w:val="28"/>
+          <w:szCs w:val="28"/>
+        </w:rPr>
+        <w:br/>
+        <w:t>Добавление функционала, связанного с обработкой данных заявок</w:t>
+      </w:r>
+      <w:r>
+        <w:rPr>
+          <w:rFonts w:ascii="GOST type B" w:hAnsi="GOST type B"/>
+          <w:i/>
+          <w:sz w:val="28"/>
+          <w:szCs w:val="28"/>
+        </w:rPr>
+        <w:t>.</w:t>
       </w:r>
     </w:p>
     <w:p>
@@ -850,21 +751,217 @@
           <w:i/>
           <w:sz w:val="28"/>
           <w:szCs w:val="28"/>
-          <w:highlight w:val="yellow"/>
-        </w:rPr>
-        <w:t>Обработка и систематизация в отчете полученных во время практики знаний.</w:t>
+        </w:rPr>
+        <w:t xml:space="preserve">Инструменты и методы отладки программного обеспечения. </w:t>
+      </w:r>
+      <w:r>
+        <w:rPr>
+          <w:rFonts w:ascii="GOST type B" w:hAnsi="GOST type B"/>
+          <w:i/>
+          <w:sz w:val="28"/>
+          <w:szCs w:val="28"/>
+        </w:rPr>
+        <w:br/>
+        <w:t xml:space="preserve">Использование </w:t>
+      </w:r>
+      <w:proofErr w:type="spellStart"/>
+      <w:r>
+        <w:rPr>
+          <w:rFonts w:ascii="GOST type B" w:hAnsi="GOST type B"/>
+          <w:i/>
+          <w:sz w:val="28"/>
+          <w:szCs w:val="28"/>
+        </w:rPr>
+        <w:t>дебаггера</w:t>
+      </w:r>
+      <w:proofErr w:type="spellEnd"/>
+      <w:r>
+        <w:rPr>
+          <w:rFonts w:ascii="GOST type B" w:hAnsi="GOST type B"/>
+          <w:i/>
+          <w:sz w:val="28"/>
+          <w:szCs w:val="28"/>
+        </w:rPr>
+        <w:t xml:space="preserve"> для выявления ошибок и их исправление.</w:t>
       </w:r>
     </w:p>
     <w:p>
       <w:pPr>
+        <w:pStyle w:val="a9"/>
+        <w:numPr>
+          <w:ilvl w:val="0"/>
+          <w:numId w:val="1"/>
+        </w:numPr>
         <w:spacing w:after="0" w:line="240" w:lineRule="auto"/>
-        <w:ind w:firstLine="709"/>
         <w:jc w:val="both"/>
         <w:rPr>
           <w:rFonts w:ascii="GOST type B" w:hAnsi="GOST type B"/>
           <w:i/>
           <w:sz w:val="28"/>
           <w:szCs w:val="28"/>
+          <w:highlight w:val="yellow"/>
+        </w:rPr>
+      </w:pPr>
+      <w:r>
+        <w:rPr>
+          <w:rFonts w:eastAsia="Times New Roman"/>
+          <w:i/>
+          <w:iCs/>
+          <w:color w:val="000000" w:themeColor="text1"/>
+          <w:sz w:val="28"/>
+          <w:szCs w:val="28"/>
+          <w:lang w:eastAsia="ru-RU"/>
+        </w:rPr>
+        <w:t xml:space="preserve">Логика работы сервисных модулей. </w:t>
+      </w:r>
+      <w:r>
+        <w:rPr>
+          <w:rFonts w:eastAsia="Times New Roman"/>
+          <w:i/>
+          <w:iCs/>
+          <w:color w:val="000000" w:themeColor="text1"/>
+          <w:sz w:val="28"/>
+          <w:szCs w:val="28"/>
+          <w:lang w:eastAsia="ru-RU"/>
+        </w:rPr>
+        <w:br/>
+        <w:t>Добавление сервисных функций и их тестирование</w:t>
+      </w:r>
+      <w:r>
+        <w:rPr>
+          <w:rFonts w:eastAsia="Times New Roman"/>
+          <w:i/>
+          <w:iCs/>
+          <w:color w:val="000000" w:themeColor="text1"/>
+          <w:sz w:val="28"/>
+          <w:szCs w:val="28"/>
+          <w:lang w:eastAsia="ru-RU"/>
+        </w:rPr>
+        <w:t>.</w:t>
+      </w:r>
+    </w:p>
+    <w:p>
+      <w:pPr>
+        <w:pStyle w:val="a9"/>
+        <w:numPr>
+          <w:ilvl w:val="0"/>
+          <w:numId w:val="1"/>
+        </w:numPr>
+        <w:spacing w:after="0" w:line="240" w:lineRule="auto"/>
+        <w:jc w:val="both"/>
+        <w:rPr>
+          <w:rFonts w:ascii="GOST type B" w:hAnsi="GOST type B"/>
+          <w:i/>
+          <w:sz w:val="28"/>
+          <w:szCs w:val="28"/>
+          <w:highlight w:val="yellow"/>
+        </w:rPr>
+      </w:pPr>
+      <w:r>
+        <w:rPr>
+          <w:rFonts w:ascii="GOST type B" w:hAnsi="GOST type B"/>
+          <w:i/>
+          <w:sz w:val="28"/>
+          <w:szCs w:val="28"/>
+        </w:rPr>
+        <w:t xml:space="preserve">Взаимодействие между модулями программы. </w:t>
+      </w:r>
+      <w:r>
+        <w:rPr>
+          <w:rFonts w:ascii="GOST type B" w:hAnsi="GOST type B"/>
+          <w:i/>
+          <w:sz w:val="28"/>
+          <w:szCs w:val="28"/>
+        </w:rPr>
+        <w:br/>
+        <w:t>Сборка модулей, тестирование их работы в единой системе.</w:t>
+      </w:r>
+    </w:p>
+    <w:p>
+      <w:pPr>
+        <w:pStyle w:val="a9"/>
+        <w:numPr>
+          <w:ilvl w:val="0"/>
+          <w:numId w:val="1"/>
+        </w:numPr>
+        <w:spacing w:after="0" w:line="240" w:lineRule="auto"/>
+        <w:jc w:val="both"/>
+        <w:rPr>
+          <w:rFonts w:ascii="GOST type B" w:hAnsi="GOST type B"/>
+          <w:i/>
+          <w:sz w:val="28"/>
+          <w:szCs w:val="28"/>
+          <w:highlight w:val="yellow"/>
+        </w:rPr>
+      </w:pPr>
+      <w:bookmarkStart w:id="0" w:name="_Hlk196126144"/>
+      <w:r>
+        <w:rPr>
+          <w:rFonts w:ascii="GOST type B" w:hAnsi="GOST type B"/>
+          <w:i/>
+          <w:sz w:val="28"/>
+          <w:szCs w:val="28"/>
+        </w:rPr>
+        <w:t xml:space="preserve">Методы тестирования, верификации и аттестации. </w:t>
+      </w:r>
+      <w:r>
+        <w:rPr>
+          <w:rFonts w:ascii="GOST type B" w:hAnsi="GOST type B"/>
+          <w:i/>
+          <w:sz w:val="28"/>
+          <w:szCs w:val="28"/>
+        </w:rPr>
+        <w:br/>
+        <w:t>Полное тестирование программы, исправление найденных ошибок</w:t>
+      </w:r>
+      <w:r>
+        <w:rPr>
+          <w:rFonts w:ascii="GOST type B" w:hAnsi="GOST type B"/>
+          <w:i/>
+          <w:sz w:val="28"/>
+          <w:szCs w:val="28"/>
+        </w:rPr>
+        <w:t>.</w:t>
+      </w:r>
+      <w:bookmarkEnd w:id="0"/>
+    </w:p>
+    <w:p>
+      <w:pPr>
+        <w:pStyle w:val="a9"/>
+        <w:spacing w:after="0" w:line="240" w:lineRule="auto"/>
+        <w:jc w:val="both"/>
+        <w:rPr>
+          <w:rFonts w:ascii="GOST type B" w:hAnsi="GOST type B"/>
+          <w:i/>
+          <w:sz w:val="28"/>
+          <w:szCs w:val="28"/>
+        </w:rPr>
+      </w:pPr>
+    </w:p>
+    <w:p>
+      <w:pPr>
+        <w:pStyle w:val="a9"/>
+        <w:spacing w:after="0" w:line="240" w:lineRule="auto"/>
+        <w:jc w:val="both"/>
+        <w:rPr>
+          <w:rFonts w:ascii="GOST type B" w:hAnsi="GOST type B"/>
+          <w:i/>
+          <w:sz w:val="28"/>
+          <w:szCs w:val="28"/>
+        </w:rPr>
+      </w:pPr>
+    </w:p>
+    <w:p>
+      <w:pPr>
+        <w:pStyle w:val="a9"/>
+        <w:spacing w:after="0" w:line="240" w:lineRule="auto"/>
+        <w:jc w:val="both"/>
+        <w:rPr>
+          <w:rFonts w:ascii="GOST type B" w:hAnsi="GOST type B"/>
+          <w:i/>
+          <w:sz w:val="28"/>
+          <w:szCs w:val="28"/>
+          <w:highlight w:val="yellow"/>
         </w:rPr>
       </w:pPr>
       <w:r>
@@ -1327,6 +1424,7 @@
           <w:sz w:val="28"/>
           <w:szCs w:val="28"/>
           <w:highlight w:val="yellow"/>
+          <w:lang w:val="en-IE"/>
         </w:rPr>
       </w:pPr>
       <w:r>
@@ -1337,18 +1435,7 @@
           <w:szCs w:val="28"/>
           <w:highlight w:val="yellow"/>
         </w:rPr>
-        <w:t>1.</w:t>
-      </w:r>
-      <w:r>
-        <w:rPr>
-          <w:rFonts w:ascii="GOST type B" w:hAnsi="GOST type B"/>
-          <w:i/>
-          <w:sz w:val="28"/>
-          <w:szCs w:val="28"/>
-          <w:highlight w:val="yellow"/>
-        </w:rPr>
-        <w:tab/>
-        <w:t>При запуске бота появляется окно для задания имени пользователя, потом основное окно.</w:t>
+        <w:t xml:space="preserve">1. При запуске программы появляется окно авторизации с возможностью ввода имени пользователя, после успешного входа открывается основное меню. </w:t>
       </w:r>
     </w:p>
     <w:p>
@@ -1372,8 +1459,9 @@
           <w:szCs w:val="28"/>
           <w:highlight w:val="yellow"/>
         </w:rPr>
-        <w:t>2.</w:t>
-      </w:r>
+        <w:t xml:space="preserve">2. Программа позволяет пользователю создавать новую заявку, вводя данные о микросхеме (название, серийный номер, параметры программирования и </w:t>
+      </w:r>
+      <w:proofErr w:type="gramStart"/>
       <w:r>
         <w:rPr>
           <w:rFonts w:ascii="GOST type B" w:hAnsi="GOST type B"/>
@@ -1382,8 +1470,18 @@
           <w:szCs w:val="28"/>
           <w:highlight w:val="yellow"/>
         </w:rPr>
-        <w:tab/>
-        <w:t>Ответ ботом на несколько реплик заданного шаблона («Привет, Бот!» и т.п.)</w:t>
+        <w:t>т.д.</w:t>
+      </w:r>
+      <w:proofErr w:type="gramEnd"/>
+      <w:r>
+        <w:rPr>
+          <w:rFonts w:ascii="GOST type B" w:hAnsi="GOST type B"/>
+          <w:i/>
+          <w:sz w:val="28"/>
+          <w:szCs w:val="28"/>
+          <w:highlight w:val="yellow"/>
+        </w:rPr>
+        <w:t xml:space="preserve">). </w:t>
       </w:r>
     </w:p>
     <w:p>
@@ -1407,8 +1505,9 @@
           <w:szCs w:val="28"/>
           <w:highlight w:val="yellow"/>
         </w:rPr>
-        <w:t>3.</w:t>
-      </w:r>
+        <w:t xml:space="preserve">3. Система предоставляет возможность поиска заявок по параметрам (дата создания, название микросхемы, статус выполнения и </w:t>
+      </w:r>
+      <w:proofErr w:type="gramStart"/>
       <w:r>
         <w:rPr>
           <w:rFonts w:ascii="GOST type B" w:hAnsi="GOST type B"/>
@@ -1417,8 +1516,18 @@
           <w:szCs w:val="28"/>
           <w:highlight w:val="yellow"/>
         </w:rPr>
-        <w:tab/>
-        <w:t>Ответ на простые команды (вопросы). Например: «Который час?», вопросы о статистике по обмену сообщениями и т.п.</w:t>
+        <w:t>т.д.</w:t>
+      </w:r>
+      <w:proofErr w:type="gramEnd"/>
+      <w:r>
+        <w:rPr>
+          <w:rFonts w:ascii="GOST type B" w:hAnsi="GOST type B"/>
+          <w:i/>
+          <w:sz w:val="28"/>
+          <w:szCs w:val="28"/>
+          <w:highlight w:val="yellow"/>
+        </w:rPr>
+        <w:t xml:space="preserve">). </w:t>
       </w:r>
     </w:p>
     <w:p>
@@ -1442,18 +1551,7 @@
           <w:szCs w:val="28"/>
           <w:highlight w:val="yellow"/>
         </w:rPr>
-        <w:t>4.</w:t>
-      </w:r>
-      <w:r>
-        <w:rPr>
-          <w:rFonts w:ascii="GOST type B" w:hAnsi="GOST type B"/>
-          <w:i/>
-          <w:sz w:val="28"/>
-          <w:szCs w:val="28"/>
-          <w:highlight w:val="yellow"/>
-        </w:rPr>
-        <w:tab/>
-        <w:t>Ответ на команды с параметрами: Например: «умножь 12 на 157»</w:t>
+        <w:t xml:space="preserve">4. Программа осуществляет валидацию введенных данных и уведомляет пользователя об ошибках. </w:t>
       </w:r>
     </w:p>
     <w:p>
@@ -1477,18 +1575,7 @@
           <w:szCs w:val="28"/>
           <w:highlight w:val="yellow"/>
         </w:rPr>
-        <w:t>5.</w:t>
-      </w:r>
-      <w:r>
-        <w:rPr>
-          <w:rFonts w:ascii="GOST type B" w:hAnsi="GOST type B"/>
-          <w:i/>
-          <w:sz w:val="28"/>
-          <w:szCs w:val="28"/>
-          <w:highlight w:val="yellow"/>
-        </w:rPr>
-        <w:tab/>
-        <w:t>Бот должен хранить историю сообщений, включая время отправки и автора.</w:t>
+        <w:t xml:space="preserve">5. Система отображает список всех заявок в таблице с указанием статуса (в процессе, выполнено, отменено). </w:t>
       </w:r>
     </w:p>
     <w:p>
@@ -1502,6 +1589,7 @@
           <w:sz w:val="28"/>
           <w:szCs w:val="28"/>
           <w:highlight w:val="yellow"/>
+          <w:lang w:val="en-IE"/>
         </w:rPr>
       </w:pPr>
       <w:r>
@@ -1512,18 +1600,7 @@
           <w:szCs w:val="28"/>
           <w:highlight w:val="yellow"/>
         </w:rPr>
-        <w:t>6.</w:t>
-      </w:r>
-      <w:r>
-        <w:rPr>
-          <w:rFonts w:ascii="GOST type B" w:hAnsi="GOST type B"/>
-          <w:i/>
-          <w:sz w:val="28"/>
-          <w:szCs w:val="28"/>
-          <w:highlight w:val="yellow"/>
-        </w:rPr>
-        <w:tab/>
-        <w:t>Записывать историю в файл при завершении программы. Загружать из файла при запуске программы</w:t>
+        <w:t xml:space="preserve">6. При завершении работы программы все данные сохраняются в файл (например, JSON). При повторном запуске данные загружаются из файла. </w:t>
       </w:r>
     </w:p>
     <w:p>
@@ -1537,6 +1614,7 @@
           <w:sz w:val="28"/>
           <w:szCs w:val="28"/>
           <w:highlight w:val="yellow"/>
+          <w:lang w:val="en-IE"/>
         </w:rPr>
       </w:pPr>
       <w:r>
@@ -1547,18 +1625,8 @@
           <w:szCs w:val="28"/>
           <w:highlight w:val="yellow"/>
         </w:rPr>
-        <w:t>7.</w:t>
-      </w:r>
-      <w:r>
-        <w:rPr>
-          <w:rFonts w:ascii="GOST type B" w:hAnsi="GOST type B"/>
-          <w:i/>
-          <w:sz w:val="28"/>
-          <w:szCs w:val="28"/>
-          <w:highlight w:val="yellow"/>
-        </w:rPr>
-        <w:tab/>
-        <w:t>Программа должна иметь диалоговый интерфейс с  пользователем</w:t>
+        <w:lastRenderedPageBreak/>
+        <w:t xml:space="preserve">7. Программа должна быть интуитивно понятной, с диалоговым интерфейсом для удобства работы пользователя. </w:t>
       </w:r>
     </w:p>
     <w:p>
@@ -1579,42 +1647,16 @@
           <w:i/>
           <w:sz w:val="28"/>
           <w:szCs w:val="28"/>
-          <w:highlight w:val="yellow"/>
-        </w:rPr>
-        <w:t>8.</w:t>
-      </w:r>
-      <w:r>
-        <w:rPr>
-          <w:rFonts w:ascii="GOST type B" w:hAnsi="GOST type B"/>
-          <w:i/>
-          <w:sz w:val="28"/>
-          <w:szCs w:val="28"/>
-          <w:highlight w:val="yellow"/>
-        </w:rPr>
-        <w:tab/>
-        <w:t>Программа должна иметь модульную архитектуру и соответствовать принципам построения ООП.</w:t>
-      </w:r>
-    </w:p>
-    <w:p>
-      <w:pPr>
-        <w:spacing w:after="0" w:line="240" w:lineRule="auto"/>
-        <w:ind w:firstLine="709"/>
-        <w:jc w:val="both"/>
-        <w:rPr>
-          <w:rFonts w:ascii="GOST type B" w:hAnsi="GOST type B"/>
-          <w:i/>
-          <w:sz w:val="28"/>
-          <w:szCs w:val="28"/>
-        </w:rPr>
-      </w:pPr>
-      <w:r>
-        <w:rPr>
-          <w:rFonts w:ascii="GOST type B" w:hAnsi="GOST type B"/>
-          <w:i/>
-          <w:sz w:val="28"/>
-          <w:szCs w:val="28"/>
-        </w:rPr>
-        <w:lastRenderedPageBreak/>
+        </w:rPr>
+        <w:t xml:space="preserve"> </w:t>
+      </w:r>
+      <w:r>
+        <w:rPr>
+          <w:rFonts w:ascii="GOST type B" w:hAnsi="GOST type B"/>
+          <w:i/>
+          <w:sz w:val="28"/>
+          <w:szCs w:val="28"/>
+        </w:rPr>
         <w:t xml:space="preserve">В соответствии с </w:t>
       </w:r>
       <w:r>
@@ -1994,8 +2036,20 @@
                 <w:color w:val="000000"/>
                 <w:sz w:val="24"/>
                 <w:szCs w:val="24"/>
-              </w:rPr>
-            </w:pPr>
+                <w:lang w:val="en-IE"/>
+              </w:rPr>
+            </w:pPr>
+            <w:r>
+              <w:rPr>
+                <w:rFonts w:ascii="GOST type B" w:eastAsia="Times New Roman" w:hAnsi="GOST type B" w:cs="Times New Roman"/>
+                <w:i/>
+                <w:color w:val="000000"/>
+                <w:sz w:val="24"/>
+                <w:szCs w:val="24"/>
+                <w:lang w:val="en-IE"/>
+              </w:rPr>
+              <w:t>User</w:t>
+            </w:r>
           </w:p>
         </w:tc>
         <w:tc>
@@ -2019,8 +2073,44 @@
                 <w:color w:val="000000"/>
                 <w:sz w:val="24"/>
                 <w:szCs w:val="24"/>
-              </w:rPr>
-            </w:pPr>
+                <w:lang w:val="en-IE"/>
+              </w:rPr>
+            </w:pPr>
+            <w:r>
+              <w:rPr>
+                <w:rFonts w:ascii="GOST type B" w:eastAsia="Times New Roman" w:hAnsi="GOST type B" w:cs="Times New Roman"/>
+                <w:i/>
+                <w:color w:val="000000"/>
+                <w:sz w:val="24"/>
+                <w:szCs w:val="24"/>
+                <w:lang w:val="en-IE"/>
+              </w:rPr>
+              <w:t>Name</w:t>
+            </w:r>
+            <w:r>
+              <w:rPr>
+                <w:rFonts w:ascii="GOST type B" w:eastAsia="Times New Roman" w:hAnsi="GOST type B" w:cs="Times New Roman"/>
+                <w:i/>
+                <w:color w:val="000000"/>
+                <w:sz w:val="24"/>
+                <w:szCs w:val="24"/>
+                <w:lang w:val="en-IE"/>
+              </w:rPr>
+              <w:br/>
+            </w:r>
+            <w:proofErr w:type="spellStart"/>
+            <w:r>
+              <w:rPr>
+                <w:rFonts w:ascii="GOST type B" w:eastAsia="Times New Roman" w:hAnsi="GOST type B" w:cs="Times New Roman"/>
+                <w:i/>
+                <w:color w:val="000000"/>
+                <w:sz w:val="24"/>
+                <w:szCs w:val="24"/>
+                <w:lang w:val="en-IE"/>
+              </w:rPr>
+              <w:t>UserId</w:t>
+            </w:r>
+            <w:proofErr w:type="spellEnd"/>
           </w:p>
         </w:tc>
         <w:tc>
@@ -2044,8 +2134,32 @@
                 <w:color w:val="000000"/>
                 <w:sz w:val="24"/>
                 <w:szCs w:val="24"/>
-              </w:rPr>
-            </w:pPr>
+                <w:lang w:val="en-IE"/>
+              </w:rPr>
+            </w:pPr>
+            <w:r>
+              <w:rPr>
+                <w:rFonts w:ascii="GOST type B" w:eastAsia="Times New Roman" w:hAnsi="GOST type B" w:cs="Times New Roman"/>
+                <w:i/>
+                <w:color w:val="000000"/>
+                <w:sz w:val="24"/>
+                <w:szCs w:val="24"/>
+                <w:lang w:val="en-IE"/>
+              </w:rPr>
+              <w:t>String</w:t>
+            </w:r>
+            <w:r>
+              <w:rPr>
+                <w:rFonts w:ascii="GOST type B" w:eastAsia="Times New Roman" w:hAnsi="GOST type B" w:cs="Times New Roman"/>
+                <w:i/>
+                <w:color w:val="000000"/>
+                <w:sz w:val="24"/>
+                <w:szCs w:val="24"/>
+                <w:lang w:val="en-IE"/>
+              </w:rPr>
+              <w:br/>
+              <w:t>int</w:t>
+            </w:r>
           </w:p>
         </w:tc>
         <w:tc>
@@ -2069,8 +2183,44 @@
                 <w:color w:val="000000"/>
                 <w:sz w:val="24"/>
                 <w:szCs w:val="24"/>
-              </w:rPr>
-            </w:pPr>
+                <w:lang w:val="en-IE"/>
+              </w:rPr>
+            </w:pPr>
+            <w:r>
+              <w:rPr>
+                <w:rFonts w:ascii="GOST type B" w:eastAsia="Times New Roman" w:hAnsi="GOST type B" w:cs="Times New Roman"/>
+                <w:i/>
+                <w:color w:val="000000"/>
+                <w:sz w:val="24"/>
+                <w:szCs w:val="24"/>
+                <w:lang w:val="en-IE"/>
+              </w:rPr>
+              <w:t>Private</w:t>
+            </w:r>
+            <w:r>
+              <w:rPr>
+                <w:rFonts w:ascii="GOST type B" w:eastAsia="Times New Roman" w:hAnsi="GOST type B" w:cs="Times New Roman"/>
+                <w:i/>
+                <w:color w:val="000000"/>
+                <w:sz w:val="24"/>
+                <w:szCs w:val="24"/>
+                <w:lang w:val="en-IE"/>
+              </w:rPr>
+              <w:br/>
+            </w:r>
+            <w:proofErr w:type="spellStart"/>
+            <w:r>
+              <w:rPr>
+                <w:rFonts w:ascii="GOST type B" w:eastAsia="Times New Roman" w:hAnsi="GOST type B" w:cs="Times New Roman"/>
+                <w:i/>
+                <w:color w:val="000000"/>
+                <w:sz w:val="24"/>
+                <w:szCs w:val="24"/>
+                <w:lang w:val="en-IE"/>
+              </w:rPr>
+              <w:t>private</w:t>
+            </w:r>
+            <w:proofErr w:type="spellEnd"/>
           </w:p>
         </w:tc>
       </w:tr>
@@ -2096,8 +2246,20 @@
                 <w:color w:val="000000"/>
                 <w:sz w:val="24"/>
                 <w:szCs w:val="24"/>
-              </w:rPr>
-            </w:pPr>
+                <w:lang w:val="en-IE"/>
+              </w:rPr>
+            </w:pPr>
+            <w:r>
+              <w:rPr>
+                <w:rFonts w:ascii="GOST type B" w:eastAsia="Times New Roman" w:hAnsi="GOST type B" w:cs="Times New Roman"/>
+                <w:i/>
+                <w:color w:val="000000"/>
+                <w:sz w:val="24"/>
+                <w:szCs w:val="24"/>
+                <w:lang w:val="en-IE"/>
+              </w:rPr>
+              <w:t>Admin</w:t>
+            </w:r>
           </w:p>
         </w:tc>
         <w:tc>
@@ -2121,8 +2283,44 @@
                 <w:color w:val="000000"/>
                 <w:sz w:val="24"/>
                 <w:szCs w:val="24"/>
-              </w:rPr>
-            </w:pPr>
+                <w:lang w:val="en-IE"/>
+              </w:rPr>
+            </w:pPr>
+            <w:r>
+              <w:rPr>
+                <w:rFonts w:ascii="GOST type B" w:eastAsia="Times New Roman" w:hAnsi="GOST type B" w:cs="Times New Roman"/>
+                <w:i/>
+                <w:color w:val="000000"/>
+                <w:sz w:val="24"/>
+                <w:szCs w:val="24"/>
+                <w:lang w:val="en-IE"/>
+              </w:rPr>
+              <w:t>Name</w:t>
+            </w:r>
+            <w:r>
+              <w:rPr>
+                <w:rFonts w:ascii="GOST type B" w:eastAsia="Times New Roman" w:hAnsi="GOST type B" w:cs="Times New Roman"/>
+                <w:i/>
+                <w:color w:val="000000"/>
+                <w:sz w:val="24"/>
+                <w:szCs w:val="24"/>
+                <w:lang w:val="en-IE"/>
+              </w:rPr>
+              <w:br/>
+            </w:r>
+            <w:proofErr w:type="spellStart"/>
+            <w:r>
+              <w:rPr>
+                <w:rFonts w:ascii="GOST type B" w:eastAsia="Times New Roman" w:hAnsi="GOST type B" w:cs="Times New Roman"/>
+                <w:i/>
+                <w:color w:val="000000"/>
+                <w:sz w:val="24"/>
+                <w:szCs w:val="24"/>
+                <w:lang w:val="en-IE"/>
+              </w:rPr>
+              <w:t>UserId</w:t>
+            </w:r>
+            <w:proofErr w:type="spellEnd"/>
           </w:p>
         </w:tc>
         <w:tc>
@@ -2146,8 +2344,32 @@
                 <w:color w:val="000000"/>
                 <w:sz w:val="24"/>
                 <w:szCs w:val="24"/>
-              </w:rPr>
-            </w:pPr>
+                <w:lang w:val="en-IE"/>
+              </w:rPr>
+            </w:pPr>
+            <w:r>
+              <w:rPr>
+                <w:rFonts w:ascii="GOST type B" w:eastAsia="Times New Roman" w:hAnsi="GOST type B" w:cs="Times New Roman"/>
+                <w:i/>
+                <w:color w:val="000000"/>
+                <w:sz w:val="24"/>
+                <w:szCs w:val="24"/>
+                <w:lang w:val="en-IE"/>
+              </w:rPr>
+              <w:t>String</w:t>
+            </w:r>
+            <w:r>
+              <w:rPr>
+                <w:rFonts w:ascii="GOST type B" w:eastAsia="Times New Roman" w:hAnsi="GOST type B" w:cs="Times New Roman"/>
+                <w:i/>
+                <w:color w:val="000000"/>
+                <w:sz w:val="24"/>
+                <w:szCs w:val="24"/>
+                <w:lang w:val="en-IE"/>
+              </w:rPr>
+              <w:br/>
+              <w:t>int</w:t>
+            </w:r>
           </w:p>
         </w:tc>
         <w:tc>
@@ -2171,8 +2393,44 @@
                 <w:color w:val="000000"/>
                 <w:sz w:val="24"/>
                 <w:szCs w:val="24"/>
-              </w:rPr>
-            </w:pPr>
+                <w:lang w:val="en-IE"/>
+              </w:rPr>
+            </w:pPr>
+            <w:r>
+              <w:rPr>
+                <w:rFonts w:ascii="GOST type B" w:eastAsia="Times New Roman" w:hAnsi="GOST type B" w:cs="Times New Roman"/>
+                <w:i/>
+                <w:color w:val="000000"/>
+                <w:sz w:val="24"/>
+                <w:szCs w:val="24"/>
+                <w:lang w:val="en-IE"/>
+              </w:rPr>
+              <w:t>Private</w:t>
+            </w:r>
+            <w:r>
+              <w:rPr>
+                <w:rFonts w:ascii="GOST type B" w:eastAsia="Times New Roman" w:hAnsi="GOST type B" w:cs="Times New Roman"/>
+                <w:i/>
+                <w:color w:val="000000"/>
+                <w:sz w:val="24"/>
+                <w:szCs w:val="24"/>
+                <w:lang w:val="en-IE"/>
+              </w:rPr>
+              <w:br/>
+            </w:r>
+            <w:proofErr w:type="spellStart"/>
+            <w:r>
+              <w:rPr>
+                <w:rFonts w:ascii="GOST type B" w:eastAsia="Times New Roman" w:hAnsi="GOST type B" w:cs="Times New Roman"/>
+                <w:i/>
+                <w:color w:val="000000"/>
+                <w:sz w:val="24"/>
+                <w:szCs w:val="24"/>
+                <w:lang w:val="en-IE"/>
+              </w:rPr>
+              <w:t>private</w:t>
+            </w:r>
+            <w:proofErr w:type="spellEnd"/>
           </w:p>
         </w:tc>
       </w:tr>
@@ -2198,8 +2456,94 @@
                 <w:color w:val="000000"/>
                 <w:sz w:val="24"/>
                 <w:szCs w:val="24"/>
-              </w:rPr>
-            </w:pPr>
+                <w:lang w:val="en-IE"/>
+              </w:rPr>
+            </w:pPr>
+            <w:r>
+              <w:rPr>
+                <w:rFonts w:ascii="GOST type B" w:eastAsia="Times New Roman" w:hAnsi="GOST type B" w:cs="Times New Roman"/>
+                <w:i/>
+                <w:color w:val="000000"/>
+                <w:sz w:val="24"/>
+                <w:szCs w:val="24"/>
+                <w:lang w:val="en-IE"/>
+              </w:rPr>
+              <w:t>Request</w:t>
+            </w:r>
+          </w:p>
+        </w:tc>
+        <w:tc>
+          <w:tcPr>
+            <w:tcW w:w="2339" w:type="dxa"/>
+          </w:tcPr>
+          <w:p>
+            <w:pPr>
+              <w:pBdr>
+                <w:top w:val="nil"/>
+                <w:left w:val="nil"/>
+                <w:bottom w:val="nil"/>
+                <w:right w:val="nil"/>
+                <w:between w:val="nil"/>
+              </w:pBdr>
+              <w:jc w:val="both"/>
+              <w:rPr>
+                <w:rFonts w:ascii="GOST type B" w:eastAsia="Times New Roman" w:hAnsi="GOST type B" w:cs="Times New Roman"/>
+                <w:i/>
+                <w:color w:val="000000"/>
+                <w:sz w:val="24"/>
+                <w:szCs w:val="24"/>
+                <w:lang w:val="en-IE"/>
+              </w:rPr>
+            </w:pPr>
+            <w:proofErr w:type="spellStart"/>
+            <w:r>
+              <w:rPr>
+                <w:rFonts w:ascii="GOST type B" w:eastAsia="Times New Roman" w:hAnsi="GOST type B" w:cs="Times New Roman"/>
+                <w:i/>
+                <w:color w:val="000000"/>
+                <w:sz w:val="24"/>
+                <w:szCs w:val="24"/>
+                <w:lang w:val="en-IE"/>
+              </w:rPr>
+              <w:t>Requestdl</w:t>
+            </w:r>
+            <w:proofErr w:type="spellEnd"/>
+            <w:r>
+              <w:rPr>
+                <w:rFonts w:ascii="GOST type B" w:eastAsia="Times New Roman" w:hAnsi="GOST type B" w:cs="Times New Roman"/>
+                <w:i/>
+                <w:color w:val="000000"/>
+                <w:sz w:val="24"/>
+                <w:szCs w:val="24"/>
+                <w:lang w:val="en-IE"/>
+              </w:rPr>
+              <w:br/>
+            </w:r>
+            <w:proofErr w:type="spellStart"/>
+            <w:r>
+              <w:rPr>
+                <w:rFonts w:ascii="GOST type B" w:eastAsia="Times New Roman" w:hAnsi="GOST type B" w:cs="Times New Roman"/>
+                <w:i/>
+                <w:color w:val="000000"/>
+                <w:sz w:val="24"/>
+                <w:szCs w:val="24"/>
+                <w:lang w:val="en-IE"/>
+              </w:rPr>
+              <w:t>MacrochipName</w:t>
+            </w:r>
+            <w:proofErr w:type="spellEnd"/>
+            <w:r>
+              <w:rPr>
+                <w:rFonts w:ascii="GOST type B" w:eastAsia="Times New Roman" w:hAnsi="GOST type B" w:cs="Times New Roman"/>
+                <w:i/>
+                <w:color w:val="000000"/>
+                <w:sz w:val="24"/>
+                <w:szCs w:val="24"/>
+                <w:lang w:val="en-IE"/>
+              </w:rPr>
+              <w:br/>
+              <w:t>Status</w:t>
+            </w:r>
           </w:p>
         </w:tc>
         <w:tc>
@@ -2223,8 +2567,56 @@
                 <w:color w:val="000000"/>
                 <w:sz w:val="24"/>
                 <w:szCs w:val="24"/>
-              </w:rPr>
-            </w:pPr>
+                <w:lang w:val="en-IE"/>
+              </w:rPr>
+            </w:pPr>
+            <w:r>
+              <w:rPr>
+                <w:rFonts w:ascii="GOST type B" w:eastAsia="Times New Roman" w:hAnsi="GOST type B" w:cs="Times New Roman"/>
+                <w:i/>
+                <w:color w:val="000000"/>
+                <w:sz w:val="24"/>
+                <w:szCs w:val="24"/>
+                <w:lang w:val="en-IE"/>
+              </w:rPr>
+              <w:t>Int</w:t>
+            </w:r>
+            <w:r>
+              <w:rPr>
+                <w:rFonts w:ascii="GOST type B" w:eastAsia="Times New Roman" w:hAnsi="GOST type B" w:cs="Times New Roman"/>
+                <w:i/>
+                <w:color w:val="000000"/>
+                <w:sz w:val="24"/>
+                <w:szCs w:val="24"/>
+                <w:lang w:val="en-IE"/>
+              </w:rPr>
+              <w:br/>
+              <w:t>string</w:t>
+            </w:r>
+            <w:r>
+              <w:rPr>
+                <w:rFonts w:ascii="GOST type B" w:eastAsia="Times New Roman" w:hAnsi="GOST type B" w:cs="Times New Roman"/>
+                <w:i/>
+                <w:color w:val="000000"/>
+                <w:sz w:val="24"/>
+                <w:szCs w:val="24"/>
+                <w:lang w:val="en-IE"/>
+              </w:rPr>
+              <w:br/>
+            </w:r>
+            <w:proofErr w:type="spellStart"/>
+            <w:r>
+              <w:rPr>
+                <w:rFonts w:ascii="GOST type B" w:eastAsia="Times New Roman" w:hAnsi="GOST type B" w:cs="Times New Roman"/>
+                <w:i/>
+                <w:color w:val="000000"/>
+                <w:sz w:val="24"/>
+                <w:szCs w:val="24"/>
+                <w:lang w:val="en-IE"/>
+              </w:rPr>
+              <w:t>string</w:t>
+            </w:r>
+            <w:proofErr w:type="spellEnd"/>
           </w:p>
         </w:tc>
         <w:tc>
@@ -2248,13 +2640,169 @@
                 <w:color w:val="000000"/>
                 <w:sz w:val="24"/>
                 <w:szCs w:val="24"/>
-              </w:rPr>
-            </w:pPr>
+                <w:lang w:val="en-IE"/>
+              </w:rPr>
+            </w:pPr>
+            <w:r>
+              <w:rPr>
+                <w:rFonts w:ascii="GOST type B" w:eastAsia="Times New Roman" w:hAnsi="GOST type B" w:cs="Times New Roman"/>
+                <w:i/>
+                <w:color w:val="000000"/>
+                <w:sz w:val="24"/>
+                <w:szCs w:val="24"/>
+                <w:lang w:val="en-IE"/>
+              </w:rPr>
+              <w:t>Private</w:t>
+            </w:r>
+            <w:r>
+              <w:rPr>
+                <w:rFonts w:ascii="GOST type B" w:eastAsia="Times New Roman" w:hAnsi="GOST type B" w:cs="Times New Roman"/>
+                <w:i/>
+                <w:color w:val="000000"/>
+                <w:sz w:val="24"/>
+                <w:szCs w:val="24"/>
+                <w:lang w:val="en-IE"/>
+              </w:rPr>
+              <w:br/>
+            </w:r>
+            <w:proofErr w:type="spellStart"/>
+            <w:r>
+              <w:rPr>
+                <w:rFonts w:ascii="GOST type B" w:eastAsia="Times New Roman" w:hAnsi="GOST type B" w:cs="Times New Roman"/>
+                <w:i/>
+                <w:color w:val="000000"/>
+                <w:sz w:val="24"/>
+                <w:szCs w:val="24"/>
+                <w:lang w:val="en-IE"/>
+              </w:rPr>
+              <w:t>private</w:t>
+            </w:r>
+            <w:proofErr w:type="spellEnd"/>
+            <w:r>
+              <w:rPr>
+                <w:rFonts w:ascii="GOST type B" w:eastAsia="Times New Roman" w:hAnsi="GOST type B" w:cs="Times New Roman"/>
+                <w:i/>
+                <w:color w:val="000000"/>
+                <w:sz w:val="24"/>
+                <w:szCs w:val="24"/>
+                <w:lang w:val="en-IE"/>
+              </w:rPr>
+              <w:br/>
+            </w:r>
+            <w:proofErr w:type="spellStart"/>
+            <w:r>
+              <w:rPr>
+                <w:rFonts w:ascii="GOST type B" w:eastAsia="Times New Roman" w:hAnsi="GOST type B" w:cs="Times New Roman"/>
+                <w:i/>
+                <w:color w:val="000000"/>
+                <w:sz w:val="24"/>
+                <w:szCs w:val="24"/>
+                <w:lang w:val="en-IE"/>
+              </w:rPr>
+              <w:t>private</w:t>
+            </w:r>
+            <w:proofErr w:type="spellEnd"/>
+          </w:p>
+        </w:tc>
+      </w:tr>
+      <w:tr>
+        <w:tc>
+          <w:tcPr>
+            <w:tcW w:w="2373" w:type="dxa"/>
+            <w:tcBorders>
+              <w:top w:val="single" w:sz="4" w:space="0" w:color="000000"/>
+              <w:left w:val="single" w:sz="4" w:space="0" w:color="000000"/>
+              <w:bottom w:val="single" w:sz="4" w:space="0" w:color="000000"/>
+              <w:right w:val="single" w:sz="4" w:space="0" w:color="000000"/>
+            </w:tcBorders>
+          </w:tcPr>
+          <w:p>
+            <w:pPr>
+              <w:pBdr>
+                <w:top w:val="nil"/>
+                <w:left w:val="nil"/>
+                <w:bottom w:val="nil"/>
+                <w:right w:val="nil"/>
+                <w:between w:val="nil"/>
+              </w:pBdr>
+              <w:jc w:val="both"/>
+              <w:rPr>
+                <w:rFonts w:ascii="GOST type B" w:eastAsia="Times New Roman" w:hAnsi="GOST type B" w:cs="Times New Roman"/>
+                <w:i/>
+                <w:color w:val="000000"/>
+                <w:sz w:val="24"/>
+                <w:szCs w:val="24"/>
+                <w:lang w:val="en-IE"/>
+              </w:rPr>
+            </w:pPr>
+            <w:proofErr w:type="spellStart"/>
+            <w:r>
+              <w:rPr>
+                <w:rFonts w:ascii="GOST type B" w:eastAsia="Times New Roman" w:hAnsi="GOST type B" w:cs="Times New Roman"/>
+                <w:i/>
+                <w:color w:val="000000"/>
+                <w:sz w:val="24"/>
+                <w:szCs w:val="24"/>
+                <w:lang w:val="en-IE"/>
+              </w:rPr>
+              <w:t>StorageManager</w:t>
+            </w:r>
+            <w:proofErr w:type="spellEnd"/>
           </w:p>
         </w:tc>
         <w:tc>
           <w:tcPr>
             <w:tcW w:w="2339" w:type="dxa"/>
+            <w:tcBorders>
+              <w:top w:val="single" w:sz="4" w:space="0" w:color="000000"/>
+              <w:left w:val="single" w:sz="4" w:space="0" w:color="000000"/>
+              <w:bottom w:val="single" w:sz="4" w:space="0" w:color="000000"/>
+              <w:right w:val="single" w:sz="4" w:space="0" w:color="000000"/>
+            </w:tcBorders>
+          </w:tcPr>
+          <w:p>
+            <w:pPr>
+              <w:pBdr>
+                <w:top w:val="nil"/>
+                <w:left w:val="nil"/>
+                <w:bottom w:val="nil"/>
+                <w:right w:val="nil"/>
+                <w:between w:val="nil"/>
+              </w:pBdr>
+              <w:jc w:val="both"/>
+              <w:rPr>
+                <w:rFonts w:ascii="GOST type B" w:eastAsia="Times New Roman" w:hAnsi="GOST type B" w:cs="Times New Roman"/>
+                <w:i/>
+                <w:color w:val="000000"/>
+                <w:sz w:val="24"/>
+                <w:szCs w:val="24"/>
+                <w:lang w:val="en-IE"/>
+              </w:rPr>
+            </w:pPr>
+            <w:proofErr w:type="spellStart"/>
+            <w:r>
+              <w:rPr>
+                <w:rFonts w:ascii="GOST type B" w:eastAsia="Times New Roman" w:hAnsi="GOST type B" w:cs="Times New Roman"/>
+                <w:i/>
+                <w:color w:val="000000"/>
+                <w:sz w:val="24"/>
+                <w:szCs w:val="24"/>
+                <w:lang w:val="en-IE"/>
+              </w:rPr>
+              <w:t>FilePath</w:t>
+            </w:r>
+            <w:proofErr w:type="spellEnd"/>
+          </w:p>
+        </w:tc>
+        <w:tc>
+          <w:tcPr>
+            <w:tcW w:w="2339" w:type="dxa"/>
+            <w:tcBorders>
+              <w:top w:val="single" w:sz="4" w:space="0" w:color="000000"/>
+              <w:left w:val="single" w:sz="4" w:space="0" w:color="000000"/>
+              <w:bottom w:val="single" w:sz="4" w:space="0" w:color="000000"/>
+              <w:right w:val="single" w:sz="4" w:space="0" w:color="000000"/>
+            </w:tcBorders>
           </w:tcPr>
           <w:p>
             <w:pPr>
@@ -2273,8 +2821,238 @@
                 <w:color w:val="000000"/>
                 <w:sz w:val="24"/>
                 <w:szCs w:val="24"/>
-              </w:rPr>
-            </w:pPr>
+                <w:lang w:val="en-IE"/>
+              </w:rPr>
+            </w:pPr>
+            <w:r>
+              <w:rPr>
+                <w:rFonts w:ascii="GOST type B" w:eastAsia="Times New Roman" w:hAnsi="GOST type B" w:cs="Times New Roman"/>
+                <w:i/>
+                <w:color w:val="000000"/>
+                <w:sz w:val="24"/>
+                <w:szCs w:val="24"/>
+                <w:lang w:val="en-IE"/>
+              </w:rPr>
+              <w:t>string</w:t>
+            </w:r>
+          </w:p>
+        </w:tc>
+        <w:tc>
+          <w:tcPr>
+            <w:tcW w:w="2339" w:type="dxa"/>
+            <w:tcBorders>
+              <w:top w:val="single" w:sz="4" w:space="0" w:color="000000"/>
+              <w:left w:val="single" w:sz="4" w:space="0" w:color="000000"/>
+              <w:bottom w:val="single" w:sz="4" w:space="0" w:color="000000"/>
+              <w:right w:val="single" w:sz="4" w:space="0" w:color="000000"/>
+            </w:tcBorders>
+          </w:tcPr>
+          <w:p>
+            <w:pPr>
+              <w:pBdr>
+                <w:top w:val="nil"/>
+                <w:left w:val="nil"/>
+                <w:bottom w:val="nil"/>
+                <w:right w:val="nil"/>
+                <w:between w:val="nil"/>
+              </w:pBdr>
+              <w:ind w:left="720"/>
+              <w:jc w:val="both"/>
+              <w:rPr>
+                <w:rFonts w:ascii="GOST type B" w:eastAsia="Times New Roman" w:hAnsi="GOST type B" w:cs="Times New Roman"/>
+                <w:i/>
+                <w:color w:val="000000"/>
+                <w:sz w:val="24"/>
+                <w:szCs w:val="24"/>
+                <w:lang w:val="en-IE"/>
+              </w:rPr>
+            </w:pPr>
+            <w:r>
+              <w:rPr>
+                <w:rFonts w:ascii="GOST type B" w:eastAsia="Times New Roman" w:hAnsi="GOST type B" w:cs="Times New Roman"/>
+                <w:i/>
+                <w:color w:val="000000"/>
+                <w:sz w:val="24"/>
+                <w:szCs w:val="24"/>
+                <w:lang w:val="en-IE"/>
+              </w:rPr>
+              <w:t>private</w:t>
+            </w:r>
+          </w:p>
+        </w:tc>
+      </w:tr>
+      <w:tr>
+        <w:tc>
+          <w:tcPr>
+            <w:tcW w:w="2373" w:type="dxa"/>
+            <w:tcBorders>
+              <w:top w:val="single" w:sz="4" w:space="0" w:color="000000"/>
+              <w:left w:val="single" w:sz="4" w:space="0" w:color="000000"/>
+              <w:bottom w:val="single" w:sz="4" w:space="0" w:color="000000"/>
+              <w:right w:val="single" w:sz="4" w:space="0" w:color="000000"/>
+            </w:tcBorders>
+          </w:tcPr>
+          <w:p>
+            <w:pPr>
+              <w:pBdr>
+                <w:top w:val="nil"/>
+                <w:left w:val="nil"/>
+                <w:bottom w:val="nil"/>
+                <w:right w:val="nil"/>
+                <w:between w:val="nil"/>
+              </w:pBdr>
+              <w:jc w:val="both"/>
+              <w:rPr>
+                <w:rFonts w:ascii="GOST type B" w:eastAsia="Times New Roman" w:hAnsi="GOST type B" w:cs="Times New Roman"/>
+                <w:i/>
+                <w:color w:val="000000"/>
+                <w:sz w:val="24"/>
+                <w:szCs w:val="24"/>
+                <w:lang w:val="en-IE"/>
+              </w:rPr>
+            </w:pPr>
+            <w:proofErr w:type="spellStart"/>
+            <w:r>
+              <w:rPr>
+                <w:rFonts w:ascii="GOST type B" w:eastAsia="Times New Roman" w:hAnsi="GOST type B" w:cs="Times New Roman"/>
+                <w:i/>
+                <w:color w:val="000000"/>
+                <w:sz w:val="24"/>
+                <w:szCs w:val="24"/>
+                <w:lang w:val="en-IE"/>
+              </w:rPr>
+              <w:t>StatisticsManager</w:t>
+            </w:r>
+            <w:proofErr w:type="spellEnd"/>
+          </w:p>
+        </w:tc>
+        <w:tc>
+          <w:tcPr>
+            <w:tcW w:w="2339" w:type="dxa"/>
+            <w:tcBorders>
+              <w:top w:val="single" w:sz="4" w:space="0" w:color="000000"/>
+              <w:left w:val="single" w:sz="4" w:space="0" w:color="000000"/>
+              <w:bottom w:val="single" w:sz="4" w:space="0" w:color="000000"/>
+              <w:right w:val="single" w:sz="4" w:space="0" w:color="000000"/>
+            </w:tcBorders>
+          </w:tcPr>
+          <w:p>
+            <w:pPr>
+              <w:pBdr>
+                <w:top w:val="nil"/>
+                <w:left w:val="nil"/>
+                <w:bottom w:val="nil"/>
+                <w:right w:val="nil"/>
+                <w:between w:val="nil"/>
+              </w:pBdr>
+              <w:jc w:val="both"/>
+              <w:rPr>
+                <w:rFonts w:ascii="GOST type B" w:eastAsia="Times New Roman" w:hAnsi="GOST type B" w:cs="Times New Roman"/>
+                <w:i/>
+                <w:color w:val="000000"/>
+                <w:sz w:val="24"/>
+                <w:szCs w:val="24"/>
+                <w:lang w:val="en-IE"/>
+              </w:rPr>
+            </w:pPr>
+            <w:proofErr w:type="spellStart"/>
+            <w:r>
+              <w:rPr>
+                <w:rFonts w:ascii="GOST type B" w:eastAsia="Times New Roman" w:hAnsi="GOST type B" w:cs="Times New Roman"/>
+                <w:i/>
+                <w:color w:val="000000"/>
+                <w:sz w:val="24"/>
+                <w:szCs w:val="24"/>
+                <w:lang w:val="en-IE"/>
+              </w:rPr>
+              <w:t>RequestStats</w:t>
+            </w:r>
+            <w:proofErr w:type="spellEnd"/>
+          </w:p>
+        </w:tc>
+        <w:tc>
+          <w:tcPr>
+            <w:tcW w:w="2339" w:type="dxa"/>
+            <w:tcBorders>
+              <w:top w:val="single" w:sz="4" w:space="0" w:color="000000"/>
+              <w:left w:val="single" w:sz="4" w:space="0" w:color="000000"/>
+              <w:bottom w:val="single" w:sz="4" w:space="0" w:color="000000"/>
+              <w:right w:val="single" w:sz="4" w:space="0" w:color="000000"/>
+            </w:tcBorders>
+          </w:tcPr>
+          <w:p>
+            <w:pPr>
+              <w:pBdr>
+                <w:top w:val="nil"/>
+                <w:left w:val="nil"/>
+                <w:bottom w:val="nil"/>
+                <w:right w:val="nil"/>
+                <w:between w:val="nil"/>
+              </w:pBdr>
+              <w:jc w:val="both"/>
+              <w:rPr>
+                <w:rFonts w:ascii="GOST type B" w:eastAsia="Times New Roman" w:hAnsi="GOST type B" w:cs="Times New Roman"/>
+                <w:i/>
+                <w:color w:val="000000"/>
+                <w:sz w:val="24"/>
+                <w:szCs w:val="24"/>
+                <w:lang w:val="en-IE"/>
+              </w:rPr>
+            </w:pPr>
+            <w:r>
+              <w:rPr>
+                <w:rFonts w:ascii="GOST type B" w:eastAsia="Times New Roman" w:hAnsi="GOST type B" w:cs="Times New Roman"/>
+                <w:i/>
+                <w:color w:val="000000"/>
+                <w:sz w:val="24"/>
+                <w:szCs w:val="24"/>
+                <w:lang w:val="en-IE"/>
+              </w:rPr>
+              <w:t>Dictionary&lt;string, int&gt;</w:t>
+            </w:r>
+          </w:p>
+        </w:tc>
+        <w:tc>
+          <w:tcPr>
+            <w:tcW w:w="2339" w:type="dxa"/>
+            <w:tcBorders>
+              <w:top w:val="single" w:sz="4" w:space="0" w:color="000000"/>
+              <w:left w:val="single" w:sz="4" w:space="0" w:color="000000"/>
+              <w:bottom w:val="single" w:sz="4" w:space="0" w:color="000000"/>
+              <w:right w:val="single" w:sz="4" w:space="0" w:color="000000"/>
+            </w:tcBorders>
+          </w:tcPr>
+          <w:p>
+            <w:pPr>
+              <w:pBdr>
+                <w:top w:val="nil"/>
+                <w:left w:val="nil"/>
+                <w:bottom w:val="nil"/>
+                <w:right w:val="nil"/>
+                <w:between w:val="nil"/>
+              </w:pBdr>
+              <w:ind w:left="720"/>
+              <w:jc w:val="both"/>
+              <w:rPr>
+                <w:rFonts w:ascii="GOST type B" w:eastAsia="Times New Roman" w:hAnsi="GOST type B" w:cs="Times New Roman"/>
+                <w:i/>
+                <w:color w:val="000000"/>
+                <w:sz w:val="24"/>
+                <w:szCs w:val="24"/>
+                <w:lang w:val="en-IE"/>
+              </w:rPr>
+            </w:pPr>
+            <w:r>
+              <w:rPr>
+                <w:rFonts w:ascii="GOST type B" w:eastAsia="Times New Roman" w:hAnsi="GOST type B" w:cs="Times New Roman"/>
+                <w:i/>
+                <w:color w:val="000000"/>
+                <w:sz w:val="24"/>
+                <w:szCs w:val="24"/>
+                <w:lang w:val="en-IE"/>
+              </w:rPr>
+              <w:t>private</w:t>
+            </w:r>
           </w:p>
         </w:tc>
       </w:tr>
@@ -2297,6 +3075,7 @@
           <w:color w:val="000000"/>
           <w:sz w:val="28"/>
           <w:szCs w:val="28"/>
+          <w:lang w:val="en-IE"/>
         </w:rPr>
       </w:pPr>
     </w:p>
@@ -2317,7 +3096,36 @@
           <w:color w:val="000000"/>
           <w:sz w:val="28"/>
           <w:szCs w:val="28"/>
-          <w:lang w:val="en-IE"/>
+        </w:rPr>
+      </w:pPr>
+      <w:r>
+        <w:rPr>
+          <w:rFonts w:ascii="GOST type B" w:eastAsia="Times New Roman" w:hAnsi="GOST type B" w:cs="Times New Roman"/>
+          <w:i/>
+          <w:color w:val="000000"/>
+          <w:sz w:val="28"/>
+          <w:szCs w:val="28"/>
+        </w:rPr>
+        <w:t>Таблица 2 – Спецификация программного приложения: методы классов</w:t>
+      </w:r>
+    </w:p>
+    <w:p>
+      <w:pPr>
+        <w:pBdr>
+          <w:top w:val="nil"/>
+          <w:left w:val="nil"/>
+          <w:bottom w:val="nil"/>
+          <w:right w:val="nil"/>
+          <w:between w:val="nil"/>
+        </w:pBdr>
+        <w:spacing w:after="0"/>
+        <w:jc w:val="both"/>
+        <w:rPr>
+          <w:rFonts w:ascii="GOST type B" w:eastAsia="Times New Roman" w:hAnsi="GOST type B" w:cs="Times New Roman"/>
+          <w:i/>
+          <w:color w:val="000000"/>
+          <w:sz w:val="28"/>
+          <w:szCs w:val="28"/>
         </w:rPr>
       </w:pPr>
     </w:p>
@@ -2541,13 +3349,453 @@
                 <w:color w:val="000000"/>
                 <w:sz w:val="24"/>
                 <w:szCs w:val="24"/>
-              </w:rPr>
-            </w:pPr>
+                <w:lang w:val="en-IE"/>
+              </w:rPr>
+            </w:pPr>
+            <w:r>
+              <w:rPr>
+                <w:rFonts w:ascii="GOST type B" w:eastAsia="Times New Roman" w:hAnsi="GOST type B" w:cs="Times New Roman"/>
+                <w:i/>
+                <w:color w:val="000000"/>
+                <w:sz w:val="24"/>
+                <w:szCs w:val="24"/>
+                <w:lang w:val="en-IE"/>
+              </w:rPr>
+              <w:t>User</w:t>
+            </w:r>
           </w:p>
         </w:tc>
         <w:tc>
           <w:tcPr>
             <w:tcW w:w="2262" w:type="dxa"/>
+          </w:tcPr>
+          <w:p>
+            <w:pPr>
+              <w:pBdr>
+                <w:top w:val="nil"/>
+                <w:left w:val="nil"/>
+                <w:bottom w:val="nil"/>
+                <w:right w:val="nil"/>
+                <w:between w:val="nil"/>
+              </w:pBdr>
+              <w:jc w:val="both"/>
+              <w:rPr>
+                <w:rFonts w:ascii="GOST type B" w:eastAsia="Times New Roman" w:hAnsi="GOST type B" w:cs="Times New Roman"/>
+                <w:i/>
+                <w:color w:val="000000"/>
+                <w:sz w:val="24"/>
+                <w:szCs w:val="24"/>
+                <w:lang w:val="en-IE"/>
+              </w:rPr>
+            </w:pPr>
+            <w:proofErr w:type="spellStart"/>
+            <w:r>
+              <w:rPr>
+                <w:rFonts w:ascii="GOST type B" w:eastAsia="Times New Roman" w:hAnsi="GOST type B" w:cs="Times New Roman"/>
+                <w:i/>
+                <w:color w:val="000000"/>
+                <w:sz w:val="24"/>
+                <w:szCs w:val="24"/>
+                <w:lang w:val="en-IE"/>
+              </w:rPr>
+              <w:t>SetUserName</w:t>
+            </w:r>
+            <w:proofErr w:type="spellEnd"/>
+            <w:r>
+              <w:rPr>
+                <w:rFonts w:ascii="GOST type B" w:eastAsia="Times New Roman" w:hAnsi="GOST type B" w:cs="Times New Roman"/>
+                <w:i/>
+                <w:color w:val="000000"/>
+                <w:sz w:val="24"/>
+                <w:szCs w:val="24"/>
+                <w:lang w:val="en-IE"/>
+              </w:rPr>
+              <w:br/>
+            </w:r>
+            <w:r>
+              <w:rPr>
+                <w:rFonts w:ascii="GOST type B" w:eastAsia="Times New Roman" w:hAnsi="GOST type B" w:cs="Times New Roman"/>
+                <w:i/>
+                <w:color w:val="000000"/>
+                <w:sz w:val="24"/>
+                <w:szCs w:val="24"/>
+                <w:lang w:val="en-IE"/>
+              </w:rPr>
+              <w:br/>
+            </w:r>
+            <w:r>
+              <w:rPr>
+                <w:rFonts w:ascii="GOST type B" w:eastAsia="Times New Roman" w:hAnsi="GOST type B" w:cs="Times New Roman"/>
+                <w:i/>
+                <w:color w:val="000000"/>
+                <w:sz w:val="24"/>
+                <w:szCs w:val="24"/>
+                <w:lang w:val="en-IE"/>
+              </w:rPr>
+              <w:br/>
+            </w:r>
+            <w:r>
+              <w:rPr>
+                <w:rFonts w:ascii="GOST type B" w:eastAsia="Times New Roman" w:hAnsi="GOST type B" w:cs="Times New Roman"/>
+                <w:i/>
+                <w:color w:val="000000"/>
+                <w:sz w:val="24"/>
+                <w:szCs w:val="24"/>
+                <w:lang w:val="en-IE"/>
+              </w:rPr>
+              <w:br/>
+            </w:r>
+            <w:proofErr w:type="spellStart"/>
+            <w:r>
+              <w:rPr>
+                <w:rFonts w:ascii="GOST type B" w:eastAsia="Times New Roman" w:hAnsi="GOST type B" w:cs="Times New Roman"/>
+                <w:i/>
+                <w:color w:val="000000"/>
+                <w:sz w:val="24"/>
+                <w:szCs w:val="24"/>
+                <w:lang w:val="en-IE"/>
+              </w:rPr>
+              <w:t>GetUserName</w:t>
+            </w:r>
+            <w:proofErr w:type="spellEnd"/>
+            <w:r>
+              <w:rPr>
+                <w:rFonts w:ascii="GOST type B" w:eastAsia="Times New Roman" w:hAnsi="GOST type B" w:cs="Times New Roman"/>
+                <w:i/>
+                <w:color w:val="000000"/>
+                <w:sz w:val="24"/>
+                <w:szCs w:val="24"/>
+                <w:lang w:val="en-IE"/>
+              </w:rPr>
+              <w:br/>
+            </w:r>
+            <w:r>
+              <w:rPr>
+                <w:rFonts w:ascii="GOST type B" w:eastAsia="Times New Roman" w:hAnsi="GOST type B" w:cs="Times New Roman"/>
+                <w:i/>
+                <w:color w:val="000000"/>
+                <w:sz w:val="24"/>
+                <w:szCs w:val="24"/>
+                <w:lang w:val="en-IE"/>
+              </w:rPr>
+              <w:br/>
+            </w:r>
+            <w:r>
+              <w:rPr>
+                <w:rFonts w:ascii="GOST type B" w:eastAsia="Times New Roman" w:hAnsi="GOST type B" w:cs="Times New Roman"/>
+                <w:i/>
+                <w:color w:val="000000"/>
+                <w:sz w:val="24"/>
+                <w:szCs w:val="24"/>
+                <w:lang w:val="en-IE"/>
+              </w:rPr>
+              <w:br/>
+            </w:r>
+            <w:r>
+              <w:rPr>
+                <w:rFonts w:ascii="GOST type B" w:eastAsia="Times New Roman" w:hAnsi="GOST type B" w:cs="Times New Roman"/>
+                <w:i/>
+                <w:color w:val="000000"/>
+                <w:sz w:val="24"/>
+                <w:szCs w:val="24"/>
+                <w:lang w:val="en-IE"/>
+              </w:rPr>
+              <w:br/>
+            </w:r>
+          </w:p>
+        </w:tc>
+        <w:tc>
+          <w:tcPr>
+            <w:tcW w:w="5387" w:type="dxa"/>
+          </w:tcPr>
+          <w:p>
+            <w:pPr>
+              <w:pBdr>
+                <w:top w:val="nil"/>
+                <w:left w:val="nil"/>
+                <w:bottom w:val="nil"/>
+                <w:right w:val="nil"/>
+                <w:between w:val="nil"/>
+              </w:pBdr>
+              <w:jc w:val="both"/>
+              <w:rPr>
+                <w:rFonts w:ascii="GOST type B" w:eastAsia="Times New Roman" w:hAnsi="GOST type B" w:cs="Times New Roman"/>
+                <w:i/>
+                <w:color w:val="000000"/>
+                <w:sz w:val="24"/>
+                <w:szCs w:val="24"/>
+              </w:rPr>
+            </w:pPr>
+            <w:r>
+              <w:rPr>
+                <w:rFonts w:ascii="GOST type B" w:eastAsia="Times New Roman" w:hAnsi="GOST type B" w:cs="Times New Roman"/>
+                <w:i/>
+                <w:color w:val="000000"/>
+                <w:sz w:val="24"/>
+                <w:szCs w:val="24"/>
+              </w:rPr>
+              <w:t xml:space="preserve">Тип данных: </w:t>
+            </w:r>
+            <w:r>
+              <w:rPr>
+                <w:rFonts w:ascii="GOST type B" w:eastAsia="Times New Roman" w:hAnsi="GOST type B" w:cs="Times New Roman"/>
+                <w:i/>
+                <w:color w:val="000000"/>
+                <w:sz w:val="24"/>
+                <w:szCs w:val="24"/>
+                <w:lang w:val="en-IE"/>
+              </w:rPr>
+              <w:t>void</w:t>
+            </w:r>
+          </w:p>
+          <w:p>
+            <w:pPr>
+              <w:pBdr>
+                <w:top w:val="nil"/>
+                <w:left w:val="nil"/>
+                <w:bottom w:val="nil"/>
+                <w:right w:val="nil"/>
+                <w:between w:val="nil"/>
+              </w:pBdr>
+              <w:jc w:val="both"/>
+              <w:rPr>
+                <w:rFonts w:ascii="GOST type B" w:eastAsia="Times New Roman" w:hAnsi="GOST type B" w:cs="Times New Roman"/>
+                <w:i/>
+                <w:color w:val="000000"/>
+                <w:sz w:val="24"/>
+                <w:szCs w:val="24"/>
+              </w:rPr>
+            </w:pPr>
+            <w:proofErr w:type="spellStart"/>
+            <w:proofErr w:type="gramStart"/>
+            <w:r>
+              <w:rPr>
+                <w:rFonts w:ascii="GOST type B" w:eastAsia="Times New Roman" w:hAnsi="GOST type B" w:cs="Times New Roman"/>
+                <w:i/>
+                <w:color w:val="000000"/>
+                <w:sz w:val="24"/>
+                <w:szCs w:val="24"/>
+              </w:rPr>
+              <w:t>Описание</w:t>
+            </w:r>
+            <w:r>
+              <w:rPr>
+                <w:rFonts w:ascii="GOST type B" w:eastAsia="Times New Roman" w:hAnsi="GOST type B" w:cs="Times New Roman"/>
+                <w:i/>
+                <w:color w:val="000000"/>
+                <w:sz w:val="24"/>
+                <w:szCs w:val="24"/>
+              </w:rPr>
+              <w:t>:</w:t>
+            </w:r>
+            <w:r>
+              <w:rPr>
+                <w:rFonts w:ascii="GOST type B" w:eastAsia="Times New Roman" w:hAnsi="GOST type B" w:cs="Times New Roman"/>
+                <w:i/>
+                <w:color w:val="000000"/>
+                <w:sz w:val="24"/>
+                <w:szCs w:val="24"/>
+              </w:rPr>
+              <w:t>Устанавливает</w:t>
+            </w:r>
+            <w:proofErr w:type="spellEnd"/>
+            <w:proofErr w:type="gramEnd"/>
+            <w:r>
+              <w:rPr>
+                <w:rFonts w:ascii="GOST type B" w:eastAsia="Times New Roman" w:hAnsi="GOST type B" w:cs="Times New Roman"/>
+                <w:i/>
+                <w:color w:val="000000"/>
+                <w:sz w:val="24"/>
+                <w:szCs w:val="24"/>
+              </w:rPr>
+              <w:t xml:space="preserve"> имя пользователя</w:t>
+            </w:r>
+            <w:r>
+              <w:rPr>
+                <w:rFonts w:ascii="GOST type B" w:eastAsia="Times New Roman" w:hAnsi="GOST type B" w:cs="Times New Roman"/>
+                <w:i/>
+                <w:color w:val="000000"/>
+                <w:sz w:val="24"/>
+                <w:szCs w:val="24"/>
+              </w:rPr>
+              <w:br/>
+            </w:r>
+            <w:r>
+              <w:rPr>
+                <w:rFonts w:ascii="GOST type B" w:eastAsia="Times New Roman" w:hAnsi="GOST type B" w:cs="Times New Roman"/>
+                <w:i/>
+                <w:color w:val="000000"/>
+                <w:sz w:val="24"/>
+                <w:szCs w:val="24"/>
+              </w:rPr>
+              <w:br/>
+            </w:r>
+            <w:r>
+              <w:rPr>
+                <w:rFonts w:ascii="GOST type B" w:eastAsia="Times New Roman" w:hAnsi="GOST type B" w:cs="Times New Roman"/>
+                <w:i/>
+                <w:color w:val="000000"/>
+                <w:sz w:val="24"/>
+                <w:szCs w:val="24"/>
+              </w:rPr>
+              <w:t>Тип данных:</w:t>
+            </w:r>
+            <w:r>
+              <w:rPr>
+                <w:rFonts w:ascii="GOST type B" w:eastAsia="Times New Roman" w:hAnsi="GOST type B" w:cs="Times New Roman"/>
+                <w:i/>
+                <w:color w:val="000000"/>
+                <w:sz w:val="24"/>
+                <w:szCs w:val="24"/>
+              </w:rPr>
+              <w:t xml:space="preserve"> </w:t>
+            </w:r>
+            <w:r>
+              <w:rPr>
+                <w:rFonts w:ascii="GOST type B" w:eastAsia="Times New Roman" w:hAnsi="GOST type B" w:cs="Times New Roman"/>
+                <w:i/>
+                <w:color w:val="000000"/>
+                <w:sz w:val="24"/>
+                <w:szCs w:val="24"/>
+                <w:lang w:val="en-IE"/>
+              </w:rPr>
+              <w:t>string</w:t>
+            </w:r>
+            <w:r>
+              <w:rPr>
+                <w:rFonts w:ascii="GOST type B" w:eastAsia="Times New Roman" w:hAnsi="GOST type B" w:cs="Times New Roman"/>
+                <w:i/>
+                <w:color w:val="000000"/>
+                <w:sz w:val="24"/>
+                <w:szCs w:val="24"/>
+              </w:rPr>
+              <w:t xml:space="preserve"> </w:t>
+            </w:r>
+          </w:p>
+          <w:p>
+            <w:pPr>
+              <w:pBdr>
+                <w:top w:val="nil"/>
+                <w:left w:val="nil"/>
+                <w:bottom w:val="nil"/>
+                <w:right w:val="nil"/>
+                <w:between w:val="nil"/>
+              </w:pBdr>
+              <w:jc w:val="both"/>
+              <w:rPr>
+                <w:rFonts w:ascii="GOST type B" w:eastAsia="Times New Roman" w:hAnsi="GOST type B" w:cs="Times New Roman"/>
+                <w:i/>
+                <w:color w:val="000000"/>
+                <w:sz w:val="24"/>
+                <w:szCs w:val="24"/>
+              </w:rPr>
+            </w:pPr>
+            <w:r>
+              <w:rPr>
+                <w:rFonts w:ascii="GOST type B" w:eastAsia="Times New Roman" w:hAnsi="GOST type B" w:cs="Times New Roman"/>
+                <w:i/>
+                <w:color w:val="000000"/>
+                <w:sz w:val="24"/>
+                <w:szCs w:val="24"/>
+              </w:rPr>
+              <w:t>Описание</w:t>
+            </w:r>
+            <w:proofErr w:type="gramStart"/>
+            <w:r>
+              <w:rPr>
+                <w:rFonts w:ascii="GOST type B" w:eastAsia="Times New Roman" w:hAnsi="GOST type B" w:cs="Times New Roman"/>
+                <w:i/>
+                <w:color w:val="000000"/>
+                <w:sz w:val="24"/>
+                <w:szCs w:val="24"/>
+              </w:rPr>
+              <w:t xml:space="preserve">: </w:t>
+            </w:r>
+            <w:r>
+              <w:rPr>
+                <w:rFonts w:ascii="GOST type B" w:eastAsia="Times New Roman" w:hAnsi="GOST type B" w:cs="Times New Roman"/>
+                <w:i/>
+                <w:color w:val="000000"/>
+                <w:sz w:val="24"/>
+                <w:szCs w:val="24"/>
+              </w:rPr>
+              <w:t>Возвращает</w:t>
+            </w:r>
+            <w:proofErr w:type="gramEnd"/>
+            <w:r>
+              <w:rPr>
+                <w:rFonts w:ascii="GOST type B" w:eastAsia="Times New Roman" w:hAnsi="GOST type B" w:cs="Times New Roman"/>
+                <w:i/>
+                <w:color w:val="000000"/>
+                <w:sz w:val="24"/>
+                <w:szCs w:val="24"/>
+              </w:rPr>
+              <w:t xml:space="preserve"> </w:t>
+            </w:r>
+            <w:r>
+              <w:rPr>
+                <w:rFonts w:ascii="GOST type B" w:eastAsia="Times New Roman" w:hAnsi="GOST type B" w:cs="Times New Roman"/>
+                <w:i/>
+                <w:color w:val="000000"/>
+                <w:sz w:val="24"/>
+                <w:szCs w:val="24"/>
+              </w:rPr>
+              <w:t>имя пользователя</w:t>
+            </w:r>
+          </w:p>
+          <w:p>
+            <w:pPr>
+              <w:pBdr>
+                <w:top w:val="nil"/>
+                <w:left w:val="nil"/>
+                <w:bottom w:val="nil"/>
+                <w:right w:val="nil"/>
+                <w:between w:val="nil"/>
+              </w:pBdr>
+              <w:jc w:val="both"/>
+              <w:rPr>
+                <w:rFonts w:ascii="GOST type B" w:eastAsia="Times New Roman" w:hAnsi="GOST type B" w:cs="Times New Roman"/>
+                <w:i/>
+                <w:color w:val="000000"/>
+                <w:sz w:val="24"/>
+                <w:szCs w:val="24"/>
+                <w:lang w:val="en-IE"/>
+              </w:rPr>
+            </w:pPr>
+            <w:r>
+              <w:rPr>
+                <w:rFonts w:ascii="GOST type B" w:eastAsia="Times New Roman" w:hAnsi="GOST type B" w:cs="Times New Roman"/>
+                <w:i/>
+                <w:color w:val="000000"/>
+                <w:sz w:val="24"/>
+                <w:szCs w:val="24"/>
+              </w:rPr>
+              <w:t>Доступ</w:t>
+            </w:r>
+            <w:r>
+              <w:rPr>
+                <w:rFonts w:ascii="GOST type B" w:eastAsia="Times New Roman" w:hAnsi="GOST type B" w:cs="Times New Roman"/>
+                <w:i/>
+                <w:color w:val="000000"/>
+                <w:sz w:val="24"/>
+                <w:szCs w:val="24"/>
+                <w:lang w:val="en-IE"/>
+              </w:rPr>
+              <w:t>: public</w:t>
+            </w:r>
+          </w:p>
+        </w:tc>
+      </w:tr>
+      <w:tr>
+        <w:tc>
+          <w:tcPr>
+            <w:tcW w:w="1707" w:type="dxa"/>
+            <w:tcBorders>
+              <w:top w:val="single" w:sz="4" w:space="0" w:color="000000"/>
+              <w:left w:val="single" w:sz="4" w:space="0" w:color="000000"/>
+              <w:bottom w:val="single" w:sz="4" w:space="0" w:color="000000"/>
+              <w:right w:val="single" w:sz="4" w:space="0" w:color="000000"/>
+            </w:tcBorders>
           </w:tcPr>
           <w:p>
             <w:pPr>
@@ -2566,13 +3814,31 @@
                 <w:color w:val="000000"/>
                 <w:sz w:val="24"/>
                 <w:szCs w:val="24"/>
-              </w:rPr>
-            </w:pPr>
-          </w:p>
-        </w:tc>
-        <w:tc>
-          <w:tcPr>
-            <w:tcW w:w="5387" w:type="dxa"/>
+                <w:lang w:val="en-IE"/>
+              </w:rPr>
+            </w:pPr>
+            <w:r>
+              <w:rPr>
+                <w:rFonts w:ascii="GOST type B" w:eastAsia="Times New Roman" w:hAnsi="GOST type B" w:cs="Times New Roman"/>
+                <w:i/>
+                <w:color w:val="000000"/>
+                <w:sz w:val="24"/>
+                <w:szCs w:val="24"/>
+                <w:lang w:val="en-IE"/>
+              </w:rPr>
+              <w:t>Admin</w:t>
+            </w:r>
+          </w:p>
+        </w:tc>
+        <w:tc>
+          <w:tcPr>
+            <w:tcW w:w="2262" w:type="dxa"/>
+            <w:tcBorders>
+              <w:top w:val="single" w:sz="4" w:space="0" w:color="000000"/>
+              <w:left w:val="single" w:sz="4" w:space="0" w:color="000000"/>
+              <w:bottom w:val="single" w:sz="4" w:space="0" w:color="000000"/>
+              <w:right w:val="single" w:sz="4" w:space="0" w:color="000000"/>
+            </w:tcBorders>
           </w:tcPr>
           <w:p>
             <w:pPr>
@@ -2590,19 +3856,34 @@
                 <w:color w:val="000000"/>
                 <w:sz w:val="24"/>
                 <w:szCs w:val="24"/>
-              </w:rPr>
-            </w:pPr>
-            <w:r>
-              <w:rPr>
-                <w:rFonts w:ascii="GOST type B" w:eastAsia="Times New Roman" w:hAnsi="GOST type B" w:cs="Times New Roman"/>
-                <w:i/>
-                <w:color w:val="000000"/>
-                <w:sz w:val="24"/>
-                <w:szCs w:val="24"/>
-              </w:rPr>
-              <w:t xml:space="preserve">Тип данных: </w:t>
-            </w:r>
-          </w:p>
+                <w:lang w:val="en-IE"/>
+              </w:rPr>
+            </w:pPr>
+            <w:proofErr w:type="spellStart"/>
+            <w:r>
+              <w:rPr>
+                <w:rFonts w:ascii="GOST type B" w:eastAsia="Times New Roman" w:hAnsi="GOST type B" w:cs="Times New Roman"/>
+                <w:i/>
+                <w:color w:val="000000"/>
+                <w:sz w:val="24"/>
+                <w:szCs w:val="24"/>
+                <w:lang w:val="en-IE"/>
+              </w:rPr>
+              <w:t>DeleteRequest</w:t>
+            </w:r>
+            <w:proofErr w:type="spellEnd"/>
+          </w:p>
+        </w:tc>
+        <w:tc>
+          <w:tcPr>
+            <w:tcW w:w="5387" w:type="dxa"/>
+            <w:tcBorders>
+              <w:top w:val="single" w:sz="4" w:space="0" w:color="000000"/>
+              <w:left w:val="single" w:sz="4" w:space="0" w:color="000000"/>
+              <w:bottom w:val="single" w:sz="4" w:space="0" w:color="000000"/>
+              <w:right w:val="single" w:sz="4" w:space="0" w:color="000000"/>
+            </w:tcBorders>
+          </w:tcPr>
           <w:p>
             <w:pPr>
               <w:pBdr>
@@ -2629,7 +3910,2023 @@
                 <w:sz w:val="24"/>
                 <w:szCs w:val="24"/>
               </w:rPr>
-              <w:t xml:space="preserve">Описание: </w:t>
+              <w:t xml:space="preserve">Тип </w:t>
+            </w:r>
+            <w:proofErr w:type="gramStart"/>
+            <w:r>
+              <w:rPr>
+                <w:rFonts w:ascii="GOST type B" w:eastAsia="Times New Roman" w:hAnsi="GOST type B" w:cs="Times New Roman"/>
+                <w:i/>
+                <w:color w:val="000000"/>
+                <w:sz w:val="24"/>
+                <w:szCs w:val="24"/>
+              </w:rPr>
+              <w:t>данных:</w:t>
+            </w:r>
+            <w:r>
+              <w:rPr>
+                <w:rFonts w:ascii="GOST type B" w:eastAsia="Times New Roman" w:hAnsi="GOST type B" w:cs="Times New Roman"/>
+                <w:i/>
+                <w:color w:val="000000"/>
+                <w:sz w:val="24"/>
+                <w:szCs w:val="24"/>
+                <w:lang w:val="en-IE"/>
+              </w:rPr>
+              <w:t>void</w:t>
+            </w:r>
+            <w:proofErr w:type="gramEnd"/>
+            <w:r>
+              <w:rPr>
+                <w:rFonts w:ascii="GOST type B" w:eastAsia="Times New Roman" w:hAnsi="GOST type B" w:cs="Times New Roman"/>
+                <w:i/>
+                <w:color w:val="000000"/>
+                <w:sz w:val="24"/>
+                <w:szCs w:val="24"/>
+              </w:rPr>
+              <w:t xml:space="preserve"> </w:t>
+            </w:r>
+          </w:p>
+          <w:p>
+            <w:pPr>
+              <w:pBdr>
+                <w:top w:val="nil"/>
+                <w:left w:val="nil"/>
+                <w:bottom w:val="nil"/>
+                <w:right w:val="nil"/>
+                <w:between w:val="nil"/>
+              </w:pBdr>
+              <w:jc w:val="both"/>
+              <w:rPr>
+                <w:rFonts w:ascii="GOST type B" w:eastAsia="Times New Roman" w:hAnsi="GOST type B" w:cs="Times New Roman"/>
+                <w:i/>
+                <w:color w:val="000000"/>
+                <w:sz w:val="24"/>
+                <w:szCs w:val="24"/>
+                <w:lang w:val="en-IE"/>
+              </w:rPr>
+            </w:pPr>
+            <w:r>
+              <w:rPr>
+                <w:rFonts w:ascii="GOST type B" w:eastAsia="Times New Roman" w:hAnsi="GOST type B" w:cs="Times New Roman"/>
+                <w:i/>
+                <w:color w:val="000000"/>
+                <w:sz w:val="24"/>
+                <w:szCs w:val="24"/>
+              </w:rPr>
+              <w:lastRenderedPageBreak/>
+              <w:t>Описание</w:t>
+            </w:r>
+            <w:proofErr w:type="gramStart"/>
+            <w:r>
+              <w:rPr>
+                <w:rFonts w:ascii="GOST type B" w:eastAsia="Times New Roman" w:hAnsi="GOST type B" w:cs="Times New Roman"/>
+                <w:i/>
+                <w:color w:val="000000"/>
+                <w:sz w:val="24"/>
+                <w:szCs w:val="24"/>
+              </w:rPr>
+              <w:t xml:space="preserve">: </w:t>
+            </w:r>
+            <w:r>
+              <w:rPr>
+                <w:rFonts w:ascii="GOST type B" w:eastAsia="Times New Roman" w:hAnsi="GOST type B" w:cs="Times New Roman"/>
+                <w:i/>
+                <w:color w:val="000000"/>
+                <w:sz w:val="24"/>
+                <w:szCs w:val="24"/>
+              </w:rPr>
+              <w:t>Удаляет</w:t>
+            </w:r>
+            <w:proofErr w:type="gramEnd"/>
+            <w:r>
+              <w:rPr>
+                <w:rFonts w:ascii="GOST type B" w:eastAsia="Times New Roman" w:hAnsi="GOST type B" w:cs="Times New Roman"/>
+                <w:i/>
+                <w:color w:val="000000"/>
+                <w:sz w:val="24"/>
+                <w:szCs w:val="24"/>
+              </w:rPr>
+              <w:t xml:space="preserve"> заявку из списка</w:t>
+            </w:r>
+          </w:p>
+        </w:tc>
+      </w:tr>
+      <w:tr>
+        <w:tc>
+          <w:tcPr>
+            <w:tcW w:w="1707" w:type="dxa"/>
+            <w:tcBorders>
+              <w:top w:val="single" w:sz="4" w:space="0" w:color="000000"/>
+              <w:left w:val="single" w:sz="4" w:space="0" w:color="000000"/>
+              <w:bottom w:val="single" w:sz="4" w:space="0" w:color="000000"/>
+              <w:right w:val="single" w:sz="4" w:space="0" w:color="000000"/>
+            </w:tcBorders>
+          </w:tcPr>
+          <w:p>
+            <w:pPr>
+              <w:pBdr>
+                <w:top w:val="nil"/>
+                <w:left w:val="nil"/>
+                <w:bottom w:val="nil"/>
+                <w:right w:val="nil"/>
+                <w:between w:val="nil"/>
+              </w:pBdr>
+              <w:jc w:val="both"/>
+              <w:rPr>
+                <w:rFonts w:ascii="GOST type B" w:eastAsia="Times New Roman" w:hAnsi="GOST type B" w:cs="Times New Roman"/>
+                <w:i/>
+                <w:color w:val="000000"/>
+                <w:sz w:val="24"/>
+                <w:szCs w:val="24"/>
+                <w:lang w:val="en-IE"/>
+              </w:rPr>
+            </w:pPr>
+            <w:r>
+              <w:rPr>
+                <w:rFonts w:ascii="GOST type B" w:eastAsia="Times New Roman" w:hAnsi="GOST type B" w:cs="Times New Roman"/>
+                <w:i/>
+                <w:color w:val="000000"/>
+                <w:sz w:val="24"/>
+                <w:szCs w:val="24"/>
+                <w:lang w:val="en-IE"/>
+              </w:rPr>
+              <w:lastRenderedPageBreak/>
+              <w:t>Request</w:t>
+            </w:r>
+          </w:p>
+        </w:tc>
+        <w:tc>
+          <w:tcPr>
+            <w:tcW w:w="2262" w:type="dxa"/>
+            <w:tcBorders>
+              <w:top w:val="single" w:sz="4" w:space="0" w:color="000000"/>
+              <w:left w:val="single" w:sz="4" w:space="0" w:color="000000"/>
+              <w:bottom w:val="single" w:sz="4" w:space="0" w:color="000000"/>
+              <w:right w:val="single" w:sz="4" w:space="0" w:color="000000"/>
+            </w:tcBorders>
+          </w:tcPr>
+          <w:p>
+            <w:pPr>
+              <w:pBdr>
+                <w:top w:val="nil"/>
+                <w:left w:val="nil"/>
+                <w:bottom w:val="nil"/>
+                <w:right w:val="nil"/>
+                <w:between w:val="nil"/>
+              </w:pBdr>
+              <w:jc w:val="both"/>
+              <w:rPr>
+                <w:rFonts w:ascii="GOST type B" w:eastAsia="Times New Roman" w:hAnsi="GOST type B" w:cs="Times New Roman"/>
+                <w:i/>
+                <w:color w:val="000000"/>
+                <w:sz w:val="24"/>
+                <w:szCs w:val="24"/>
+                <w:lang w:val="en-IE"/>
+              </w:rPr>
+            </w:pPr>
+            <w:proofErr w:type="spellStart"/>
+            <w:r>
+              <w:rPr>
+                <w:rFonts w:ascii="GOST type B" w:eastAsia="Times New Roman" w:hAnsi="GOST type B" w:cs="Times New Roman"/>
+                <w:i/>
+                <w:color w:val="000000"/>
+                <w:sz w:val="24"/>
+                <w:szCs w:val="24"/>
+                <w:lang w:val="en-IE"/>
+              </w:rPr>
+              <w:t>CreateRequest</w:t>
+            </w:r>
+            <w:proofErr w:type="spellEnd"/>
+          </w:p>
+          <w:p>
+            <w:pPr>
+              <w:pBdr>
+                <w:top w:val="nil"/>
+                <w:left w:val="nil"/>
+                <w:bottom w:val="nil"/>
+                <w:right w:val="nil"/>
+                <w:between w:val="nil"/>
+              </w:pBdr>
+              <w:jc w:val="both"/>
+              <w:rPr>
+                <w:rFonts w:ascii="GOST type B" w:eastAsia="Times New Roman" w:hAnsi="GOST type B" w:cs="Times New Roman"/>
+                <w:i/>
+                <w:color w:val="000000"/>
+                <w:sz w:val="24"/>
+                <w:szCs w:val="24"/>
+                <w:lang w:val="en-IE"/>
+              </w:rPr>
+            </w:pPr>
+          </w:p>
+          <w:p>
+            <w:pPr>
+              <w:pBdr>
+                <w:top w:val="nil"/>
+                <w:left w:val="nil"/>
+                <w:bottom w:val="nil"/>
+                <w:right w:val="nil"/>
+                <w:between w:val="nil"/>
+              </w:pBdr>
+              <w:jc w:val="both"/>
+              <w:rPr>
+                <w:rFonts w:ascii="GOST type B" w:eastAsia="Times New Roman" w:hAnsi="GOST type B" w:cs="Times New Roman"/>
+                <w:i/>
+                <w:color w:val="000000"/>
+                <w:sz w:val="24"/>
+                <w:szCs w:val="24"/>
+                <w:lang w:val="en-IE"/>
+              </w:rPr>
+            </w:pPr>
+          </w:p>
+          <w:p>
+            <w:pPr>
+              <w:pBdr>
+                <w:top w:val="nil"/>
+                <w:left w:val="nil"/>
+                <w:bottom w:val="nil"/>
+                <w:right w:val="nil"/>
+                <w:between w:val="nil"/>
+              </w:pBdr>
+              <w:jc w:val="both"/>
+              <w:rPr>
+                <w:rFonts w:ascii="GOST type B" w:eastAsia="Times New Roman" w:hAnsi="GOST type B" w:cs="Times New Roman"/>
+                <w:i/>
+                <w:color w:val="000000"/>
+                <w:sz w:val="24"/>
+                <w:szCs w:val="24"/>
+                <w:lang w:val="en-IE"/>
+              </w:rPr>
+            </w:pPr>
+          </w:p>
+          <w:p>
+            <w:pPr>
+              <w:pBdr>
+                <w:top w:val="nil"/>
+                <w:left w:val="nil"/>
+                <w:bottom w:val="nil"/>
+                <w:right w:val="nil"/>
+                <w:between w:val="nil"/>
+              </w:pBdr>
+              <w:jc w:val="both"/>
+              <w:rPr>
+                <w:rFonts w:ascii="GOST type B" w:eastAsia="Times New Roman" w:hAnsi="GOST type B" w:cs="Times New Roman"/>
+                <w:i/>
+                <w:color w:val="000000"/>
+                <w:sz w:val="24"/>
+                <w:szCs w:val="24"/>
+                <w:lang w:val="en-IE"/>
+              </w:rPr>
+            </w:pPr>
+            <w:proofErr w:type="spellStart"/>
+            <w:r>
+              <w:rPr>
+                <w:rFonts w:ascii="GOST type B" w:eastAsia="Times New Roman" w:hAnsi="GOST type B" w:cs="Times New Roman"/>
+                <w:i/>
+                <w:color w:val="000000"/>
+                <w:sz w:val="24"/>
+                <w:szCs w:val="24"/>
+                <w:lang w:val="en-IE"/>
+              </w:rPr>
+              <w:t>UpdateStatus</w:t>
+            </w:r>
+            <w:proofErr w:type="spellEnd"/>
+            <w:r>
+              <w:rPr>
+                <w:rFonts w:ascii="GOST type B" w:eastAsia="Times New Roman" w:hAnsi="GOST type B" w:cs="Times New Roman"/>
+                <w:i/>
+                <w:color w:val="000000"/>
+                <w:sz w:val="24"/>
+                <w:szCs w:val="24"/>
+                <w:lang w:val="en-IE"/>
+              </w:rPr>
+              <w:br/>
+            </w:r>
+            <w:r>
+              <w:rPr>
+                <w:rFonts w:ascii="GOST type B" w:eastAsia="Times New Roman" w:hAnsi="GOST type B" w:cs="Times New Roman"/>
+                <w:i/>
+                <w:color w:val="000000"/>
+                <w:sz w:val="24"/>
+                <w:szCs w:val="24"/>
+                <w:lang w:val="en-IE"/>
+              </w:rPr>
+              <w:br/>
+            </w:r>
+          </w:p>
+          <w:p>
+            <w:pPr>
+              <w:pBdr>
+                <w:top w:val="nil"/>
+                <w:left w:val="nil"/>
+                <w:bottom w:val="nil"/>
+                <w:right w:val="nil"/>
+                <w:between w:val="nil"/>
+              </w:pBdr>
+              <w:jc w:val="both"/>
+              <w:rPr>
+                <w:rFonts w:ascii="GOST type B" w:eastAsia="Times New Roman" w:hAnsi="GOST type B" w:cs="Times New Roman"/>
+                <w:i/>
+                <w:color w:val="000000"/>
+                <w:sz w:val="24"/>
+                <w:szCs w:val="24"/>
+                <w:lang w:val="en-IE"/>
+              </w:rPr>
+            </w:pPr>
+          </w:p>
+          <w:p>
+            <w:pPr>
+              <w:pBdr>
+                <w:top w:val="nil"/>
+                <w:left w:val="nil"/>
+                <w:bottom w:val="nil"/>
+                <w:right w:val="nil"/>
+                <w:between w:val="nil"/>
+              </w:pBdr>
+              <w:jc w:val="both"/>
+              <w:rPr>
+                <w:rFonts w:ascii="GOST type B" w:eastAsia="Times New Roman" w:hAnsi="GOST type B" w:cs="Times New Roman"/>
+                <w:i/>
+                <w:color w:val="000000"/>
+                <w:sz w:val="24"/>
+                <w:szCs w:val="24"/>
+                <w:lang w:val="en-IE"/>
+              </w:rPr>
+            </w:pPr>
+            <w:r>
+              <w:rPr>
+                <w:rFonts w:ascii="GOST type B" w:eastAsia="Times New Roman" w:hAnsi="GOST type B" w:cs="Times New Roman"/>
+                <w:i/>
+                <w:color w:val="000000"/>
+                <w:sz w:val="24"/>
+                <w:szCs w:val="24"/>
+                <w:lang w:val="en-IE"/>
+              </w:rPr>
+              <w:br/>
+            </w:r>
+            <w:r>
+              <w:rPr>
+                <w:rFonts w:ascii="GOST type B" w:eastAsia="Times New Roman" w:hAnsi="GOST type B" w:cs="Times New Roman"/>
+                <w:i/>
+                <w:color w:val="000000"/>
+                <w:sz w:val="24"/>
+                <w:szCs w:val="24"/>
+                <w:lang w:val="en-IE"/>
+              </w:rPr>
+              <w:br/>
+            </w:r>
+            <w:proofErr w:type="spellStart"/>
+            <w:r>
+              <w:rPr>
+                <w:rFonts w:ascii="GOST type B" w:eastAsia="Times New Roman" w:hAnsi="GOST type B" w:cs="Times New Roman"/>
+                <w:i/>
+                <w:color w:val="000000"/>
+                <w:sz w:val="24"/>
+                <w:szCs w:val="24"/>
+                <w:lang w:val="en-IE"/>
+              </w:rPr>
+              <w:t>GetDetails</w:t>
+            </w:r>
+            <w:proofErr w:type="spellEnd"/>
+            <w:r>
+              <w:rPr>
+                <w:rFonts w:ascii="GOST type B" w:eastAsia="Times New Roman" w:hAnsi="GOST type B" w:cs="Times New Roman"/>
+                <w:i/>
+                <w:color w:val="000000"/>
+                <w:sz w:val="24"/>
+                <w:szCs w:val="24"/>
+                <w:lang w:val="en-IE"/>
+              </w:rPr>
+              <w:br/>
+            </w:r>
+            <w:r>
+              <w:rPr>
+                <w:rFonts w:ascii="GOST type B" w:eastAsia="Times New Roman" w:hAnsi="GOST type B" w:cs="Times New Roman"/>
+                <w:i/>
+                <w:color w:val="000000"/>
+                <w:sz w:val="24"/>
+                <w:szCs w:val="24"/>
+                <w:lang w:val="en-IE"/>
+              </w:rPr>
+              <w:br/>
+            </w:r>
+          </w:p>
+          <w:p>
+            <w:pPr>
+              <w:pBdr>
+                <w:top w:val="nil"/>
+                <w:left w:val="nil"/>
+                <w:bottom w:val="nil"/>
+                <w:right w:val="nil"/>
+                <w:between w:val="nil"/>
+              </w:pBdr>
+              <w:jc w:val="both"/>
+              <w:rPr>
+                <w:rFonts w:ascii="GOST type B" w:eastAsia="Times New Roman" w:hAnsi="GOST type B" w:cs="Times New Roman"/>
+                <w:i/>
+                <w:color w:val="000000"/>
+                <w:sz w:val="24"/>
+                <w:szCs w:val="24"/>
+                <w:lang w:val="en-IE"/>
+              </w:rPr>
+            </w:pPr>
+            <w:r>
+              <w:rPr>
+                <w:rFonts w:ascii="GOST type B" w:eastAsia="Times New Roman" w:hAnsi="GOST type B" w:cs="Times New Roman"/>
+                <w:i/>
+                <w:color w:val="000000"/>
+                <w:sz w:val="24"/>
+                <w:szCs w:val="24"/>
+                <w:lang w:val="en-IE"/>
+              </w:rPr>
+              <w:br/>
+            </w:r>
+            <w:r>
+              <w:rPr>
+                <w:rFonts w:ascii="GOST type B" w:eastAsia="Times New Roman" w:hAnsi="GOST type B" w:cs="Times New Roman"/>
+                <w:i/>
+                <w:color w:val="000000"/>
+                <w:sz w:val="24"/>
+                <w:szCs w:val="24"/>
+                <w:lang w:val="en-IE"/>
+              </w:rPr>
+              <w:br/>
+            </w:r>
+            <w:proofErr w:type="spellStart"/>
+            <w:r>
+              <w:rPr>
+                <w:rFonts w:ascii="GOST type B" w:eastAsia="Times New Roman" w:hAnsi="GOST type B" w:cs="Times New Roman"/>
+                <w:i/>
+                <w:color w:val="000000"/>
+                <w:sz w:val="24"/>
+                <w:szCs w:val="24"/>
+                <w:lang w:val="en-IE"/>
+              </w:rPr>
+              <w:t>GetRequestdl</w:t>
+            </w:r>
+            <w:proofErr w:type="spellEnd"/>
+            <w:r>
+              <w:rPr>
+                <w:rFonts w:ascii="GOST type B" w:eastAsia="Times New Roman" w:hAnsi="GOST type B" w:cs="Times New Roman"/>
+                <w:i/>
+                <w:color w:val="000000"/>
+                <w:sz w:val="24"/>
+                <w:szCs w:val="24"/>
+                <w:lang w:val="en-IE"/>
+              </w:rPr>
+              <w:br/>
+            </w:r>
+            <w:r>
+              <w:rPr>
+                <w:rFonts w:ascii="GOST type B" w:eastAsia="Times New Roman" w:hAnsi="GOST type B" w:cs="Times New Roman"/>
+                <w:i/>
+                <w:color w:val="000000"/>
+                <w:sz w:val="24"/>
+                <w:szCs w:val="24"/>
+                <w:lang w:val="en-IE"/>
+              </w:rPr>
+              <w:br/>
+            </w:r>
+          </w:p>
+          <w:p>
+            <w:pPr>
+              <w:pBdr>
+                <w:top w:val="nil"/>
+                <w:left w:val="nil"/>
+                <w:bottom w:val="nil"/>
+                <w:right w:val="nil"/>
+                <w:between w:val="nil"/>
+              </w:pBdr>
+              <w:jc w:val="both"/>
+              <w:rPr>
+                <w:rFonts w:ascii="GOST type B" w:eastAsia="Times New Roman" w:hAnsi="GOST type B" w:cs="Times New Roman"/>
+                <w:i/>
+                <w:color w:val="000000"/>
+                <w:sz w:val="24"/>
+                <w:szCs w:val="24"/>
+                <w:lang w:val="en-IE"/>
+              </w:rPr>
+            </w:pPr>
+            <w:r>
+              <w:rPr>
+                <w:rFonts w:ascii="GOST type B" w:eastAsia="Times New Roman" w:hAnsi="GOST type B" w:cs="Times New Roman"/>
+                <w:i/>
+                <w:color w:val="000000"/>
+                <w:sz w:val="24"/>
+                <w:szCs w:val="24"/>
+                <w:lang w:val="en-IE"/>
+              </w:rPr>
+              <w:br/>
+            </w:r>
+            <w:r>
+              <w:rPr>
+                <w:rFonts w:ascii="GOST type B" w:eastAsia="Times New Roman" w:hAnsi="GOST type B" w:cs="Times New Roman"/>
+                <w:i/>
+                <w:color w:val="000000"/>
+                <w:sz w:val="24"/>
+                <w:szCs w:val="24"/>
+                <w:lang w:val="en-IE"/>
+              </w:rPr>
+              <w:br/>
+            </w:r>
+            <w:proofErr w:type="spellStart"/>
+            <w:r>
+              <w:rPr>
+                <w:rFonts w:ascii="GOST type B" w:eastAsia="Times New Roman" w:hAnsi="GOST type B" w:cs="Times New Roman"/>
+                <w:i/>
+                <w:color w:val="000000"/>
+                <w:sz w:val="24"/>
+                <w:szCs w:val="24"/>
+                <w:lang w:val="en-IE"/>
+              </w:rPr>
+              <w:t>GetStatus</w:t>
+            </w:r>
+            <w:proofErr w:type="spellEnd"/>
+          </w:p>
+        </w:tc>
+        <w:tc>
+          <w:tcPr>
+            <w:tcW w:w="5387" w:type="dxa"/>
+            <w:tcBorders>
+              <w:top w:val="single" w:sz="4" w:space="0" w:color="000000"/>
+              <w:left w:val="single" w:sz="4" w:space="0" w:color="000000"/>
+              <w:bottom w:val="single" w:sz="4" w:space="0" w:color="000000"/>
+              <w:right w:val="single" w:sz="4" w:space="0" w:color="000000"/>
+            </w:tcBorders>
+          </w:tcPr>
+          <w:p>
+            <w:pPr>
+              <w:pBdr>
+                <w:top w:val="nil"/>
+                <w:left w:val="nil"/>
+                <w:bottom w:val="nil"/>
+                <w:right w:val="nil"/>
+                <w:between w:val="nil"/>
+              </w:pBdr>
+              <w:jc w:val="both"/>
+              <w:rPr>
+                <w:rFonts w:ascii="GOST type B" w:eastAsia="Times New Roman" w:hAnsi="GOST type B" w:cs="Times New Roman"/>
+                <w:i/>
+                <w:color w:val="000000"/>
+                <w:sz w:val="24"/>
+                <w:szCs w:val="24"/>
+              </w:rPr>
+            </w:pPr>
+            <w:r>
+              <w:rPr>
+                <w:rFonts w:ascii="GOST type B" w:eastAsia="Times New Roman" w:hAnsi="GOST type B" w:cs="Times New Roman"/>
+                <w:i/>
+                <w:color w:val="000000"/>
+                <w:sz w:val="24"/>
+                <w:szCs w:val="24"/>
+              </w:rPr>
+              <w:t xml:space="preserve">Тип данных: </w:t>
+            </w:r>
+            <w:r>
+              <w:rPr>
+                <w:rFonts w:ascii="GOST type B" w:eastAsia="Times New Roman" w:hAnsi="GOST type B" w:cs="Times New Roman"/>
+                <w:i/>
+                <w:color w:val="000000"/>
+                <w:sz w:val="24"/>
+                <w:szCs w:val="24"/>
+                <w:lang w:val="en-IE"/>
+              </w:rPr>
+              <w:t>bool</w:t>
+            </w:r>
+          </w:p>
+          <w:p>
+            <w:pPr>
+              <w:pBdr>
+                <w:top w:val="nil"/>
+                <w:left w:val="nil"/>
+                <w:bottom w:val="nil"/>
+                <w:right w:val="nil"/>
+                <w:between w:val="nil"/>
+              </w:pBdr>
+              <w:jc w:val="both"/>
+              <w:rPr>
+                <w:rFonts w:ascii="GOST type B" w:eastAsia="Times New Roman" w:hAnsi="GOST type B" w:cs="Times New Roman"/>
+                <w:i/>
+                <w:color w:val="000000"/>
+                <w:sz w:val="24"/>
+                <w:szCs w:val="24"/>
+                <w:lang w:val="en-IE"/>
+              </w:rPr>
+            </w:pPr>
+            <w:r>
+              <w:rPr>
+                <w:rFonts w:ascii="GOST type B" w:eastAsia="Times New Roman" w:hAnsi="GOST type B" w:cs="Times New Roman"/>
+                <w:i/>
+                <w:color w:val="000000"/>
+                <w:sz w:val="24"/>
+                <w:szCs w:val="24"/>
+              </w:rPr>
+              <w:t>Описание</w:t>
+            </w:r>
+            <w:proofErr w:type="gramStart"/>
+            <w:r>
+              <w:rPr>
+                <w:rFonts w:ascii="GOST type B" w:eastAsia="Times New Roman" w:hAnsi="GOST type B" w:cs="Times New Roman"/>
+                <w:i/>
+                <w:color w:val="000000"/>
+                <w:sz w:val="24"/>
+                <w:szCs w:val="24"/>
+              </w:rPr>
+              <w:t xml:space="preserve">: </w:t>
+            </w:r>
+            <w:r>
+              <w:rPr>
+                <w:rFonts w:ascii="GOST type B" w:eastAsia="Times New Roman" w:hAnsi="GOST type B" w:cs="Times New Roman"/>
+                <w:i/>
+                <w:color w:val="000000"/>
+                <w:sz w:val="24"/>
+                <w:szCs w:val="24"/>
+              </w:rPr>
+              <w:t>Создает</w:t>
+            </w:r>
+            <w:proofErr w:type="gramEnd"/>
+            <w:r>
+              <w:rPr>
+                <w:rFonts w:ascii="GOST type B" w:eastAsia="Times New Roman" w:hAnsi="GOST type B" w:cs="Times New Roman"/>
+                <w:i/>
+                <w:color w:val="000000"/>
+                <w:sz w:val="24"/>
+                <w:szCs w:val="24"/>
+              </w:rPr>
+              <w:t xml:space="preserve"> новую заявку</w:t>
+            </w:r>
+            <w:r>
+              <w:rPr>
+                <w:rFonts w:ascii="GOST type B" w:eastAsia="Times New Roman" w:hAnsi="GOST type B" w:cs="Times New Roman"/>
+                <w:i/>
+                <w:color w:val="000000"/>
+                <w:sz w:val="24"/>
+                <w:szCs w:val="24"/>
+              </w:rPr>
+              <w:br/>
+            </w:r>
+            <w:r>
+              <w:rPr>
+                <w:rFonts w:ascii="GOST type B" w:eastAsia="Times New Roman" w:hAnsi="GOST type B" w:cs="Times New Roman"/>
+                <w:i/>
+                <w:color w:val="000000"/>
+                <w:sz w:val="24"/>
+                <w:szCs w:val="24"/>
+              </w:rPr>
+              <w:t>Доступ</w:t>
+            </w:r>
+            <w:r>
+              <w:rPr>
+                <w:rFonts w:ascii="GOST type B" w:eastAsia="Times New Roman" w:hAnsi="GOST type B" w:cs="Times New Roman"/>
+                <w:i/>
+                <w:color w:val="000000"/>
+                <w:sz w:val="24"/>
+                <w:szCs w:val="24"/>
+              </w:rPr>
+              <w:t xml:space="preserve">: </w:t>
+            </w:r>
+            <w:r>
+              <w:rPr>
+                <w:rFonts w:ascii="GOST type B" w:eastAsia="Times New Roman" w:hAnsi="GOST type B" w:cs="Times New Roman"/>
+                <w:i/>
+                <w:color w:val="000000"/>
+                <w:sz w:val="24"/>
+                <w:szCs w:val="24"/>
+                <w:lang w:val="en-IE"/>
+              </w:rPr>
+              <w:t>public</w:t>
+            </w:r>
+          </w:p>
+          <w:p>
+            <w:pPr>
+              <w:pBdr>
+                <w:top w:val="nil"/>
+                <w:left w:val="nil"/>
+                <w:bottom w:val="nil"/>
+                <w:right w:val="nil"/>
+                <w:between w:val="nil"/>
+              </w:pBdr>
+              <w:jc w:val="both"/>
+              <w:rPr>
+                <w:rFonts w:ascii="GOST type B" w:eastAsia="Times New Roman" w:hAnsi="GOST type B" w:cs="Times New Roman"/>
+                <w:i/>
+                <w:color w:val="000000"/>
+                <w:sz w:val="24"/>
+                <w:szCs w:val="24"/>
+              </w:rPr>
+            </w:pPr>
+            <w:r>
+              <w:rPr>
+                <w:rFonts w:ascii="GOST type B" w:eastAsia="Times New Roman" w:hAnsi="GOST type B" w:cs="Times New Roman"/>
+                <w:i/>
+                <w:color w:val="000000"/>
+                <w:sz w:val="24"/>
+                <w:szCs w:val="24"/>
+              </w:rPr>
+              <w:br/>
+            </w:r>
+            <w:r>
+              <w:rPr>
+                <w:rFonts w:ascii="GOST type B" w:eastAsia="Times New Roman" w:hAnsi="GOST type B" w:cs="Times New Roman"/>
+                <w:i/>
+                <w:color w:val="000000"/>
+                <w:sz w:val="24"/>
+                <w:szCs w:val="24"/>
+              </w:rPr>
+              <w:br/>
+            </w:r>
+            <w:r>
+              <w:rPr>
+                <w:rFonts w:ascii="GOST type B" w:eastAsia="Times New Roman" w:hAnsi="GOST type B" w:cs="Times New Roman"/>
+                <w:i/>
+                <w:color w:val="000000"/>
+                <w:sz w:val="24"/>
+                <w:szCs w:val="24"/>
+              </w:rPr>
+              <w:t xml:space="preserve">Тип данных: </w:t>
+            </w:r>
+            <w:r>
+              <w:rPr>
+                <w:rFonts w:ascii="GOST type B" w:eastAsia="Times New Roman" w:hAnsi="GOST type B" w:cs="Times New Roman"/>
+                <w:i/>
+                <w:color w:val="000000"/>
+                <w:sz w:val="24"/>
+                <w:szCs w:val="24"/>
+                <w:lang w:val="en-IE"/>
+              </w:rPr>
+              <w:t>void</w:t>
+            </w:r>
+          </w:p>
+          <w:p>
+            <w:pPr>
+              <w:pBdr>
+                <w:top w:val="nil"/>
+                <w:left w:val="nil"/>
+                <w:bottom w:val="nil"/>
+                <w:right w:val="nil"/>
+                <w:between w:val="nil"/>
+              </w:pBdr>
+              <w:jc w:val="both"/>
+              <w:rPr>
+                <w:rFonts w:ascii="GOST type B" w:eastAsia="Times New Roman" w:hAnsi="GOST type B" w:cs="Times New Roman"/>
+                <w:i/>
+                <w:color w:val="000000"/>
+                <w:sz w:val="24"/>
+                <w:szCs w:val="24"/>
+                <w:lang w:val="en-IE"/>
+              </w:rPr>
+            </w:pPr>
+            <w:proofErr w:type="spellStart"/>
+            <w:proofErr w:type="gramStart"/>
+            <w:r>
+              <w:rPr>
+                <w:rFonts w:ascii="GOST type B" w:eastAsia="Times New Roman" w:hAnsi="GOST type B" w:cs="Times New Roman"/>
+                <w:i/>
+                <w:color w:val="000000"/>
+                <w:sz w:val="24"/>
+                <w:szCs w:val="24"/>
+              </w:rPr>
+              <w:t>Описание:</w:t>
+            </w:r>
+            <w:r>
+              <w:rPr>
+                <w:rFonts w:ascii="GOST type B" w:eastAsia="Times New Roman" w:hAnsi="GOST type B" w:cs="Times New Roman"/>
+                <w:i/>
+                <w:color w:val="000000"/>
+                <w:sz w:val="24"/>
+                <w:szCs w:val="24"/>
+              </w:rPr>
+              <w:t>Обновляет</w:t>
+            </w:r>
+            <w:proofErr w:type="spellEnd"/>
+            <w:proofErr w:type="gramEnd"/>
+            <w:r>
+              <w:rPr>
+                <w:rFonts w:ascii="GOST type B" w:eastAsia="Times New Roman" w:hAnsi="GOST type B" w:cs="Times New Roman"/>
+                <w:i/>
+                <w:color w:val="000000"/>
+                <w:sz w:val="24"/>
+                <w:szCs w:val="24"/>
+              </w:rPr>
+              <w:t xml:space="preserve"> статус заявки</w:t>
+            </w:r>
+            <w:r>
+              <w:rPr>
+                <w:rFonts w:ascii="GOST type B" w:eastAsia="Times New Roman" w:hAnsi="GOST type B" w:cs="Times New Roman"/>
+                <w:i/>
+                <w:color w:val="000000"/>
+                <w:sz w:val="24"/>
+                <w:szCs w:val="24"/>
+              </w:rPr>
+              <w:br/>
+            </w:r>
+            <w:r>
+              <w:rPr>
+                <w:rFonts w:ascii="GOST type B" w:eastAsia="Times New Roman" w:hAnsi="GOST type B" w:cs="Times New Roman"/>
+                <w:i/>
+                <w:color w:val="000000"/>
+                <w:sz w:val="24"/>
+                <w:szCs w:val="24"/>
+              </w:rPr>
+              <w:t>Доступ</w:t>
+            </w:r>
+            <w:r>
+              <w:rPr>
+                <w:rFonts w:ascii="GOST type B" w:eastAsia="Times New Roman" w:hAnsi="GOST type B" w:cs="Times New Roman"/>
+                <w:i/>
+                <w:color w:val="000000"/>
+                <w:sz w:val="24"/>
+                <w:szCs w:val="24"/>
+              </w:rPr>
+              <w:t xml:space="preserve">: </w:t>
+            </w:r>
+            <w:r>
+              <w:rPr>
+                <w:rFonts w:ascii="GOST type B" w:eastAsia="Times New Roman" w:hAnsi="GOST type B" w:cs="Times New Roman"/>
+                <w:i/>
+                <w:color w:val="000000"/>
+                <w:sz w:val="24"/>
+                <w:szCs w:val="24"/>
+                <w:lang w:val="en-IE"/>
+              </w:rPr>
+              <w:t>public</w:t>
+            </w:r>
+          </w:p>
+          <w:p>
+            <w:pPr>
+              <w:pBdr>
+                <w:top w:val="nil"/>
+                <w:left w:val="nil"/>
+                <w:bottom w:val="nil"/>
+                <w:right w:val="nil"/>
+                <w:between w:val="nil"/>
+              </w:pBdr>
+              <w:jc w:val="both"/>
+              <w:rPr>
+                <w:rFonts w:ascii="GOST type B" w:eastAsia="Times New Roman" w:hAnsi="GOST type B" w:cs="Times New Roman"/>
+                <w:i/>
+                <w:color w:val="000000"/>
+                <w:sz w:val="24"/>
+                <w:szCs w:val="24"/>
+                <w:lang w:val="en-IE"/>
+              </w:rPr>
+            </w:pPr>
+          </w:p>
+          <w:p>
+            <w:pPr>
+              <w:pBdr>
+                <w:top w:val="nil"/>
+                <w:left w:val="nil"/>
+                <w:bottom w:val="nil"/>
+                <w:right w:val="nil"/>
+                <w:between w:val="nil"/>
+              </w:pBdr>
+              <w:jc w:val="both"/>
+              <w:rPr>
+                <w:rFonts w:ascii="GOST type B" w:eastAsia="Times New Roman" w:hAnsi="GOST type B" w:cs="Times New Roman"/>
+                <w:i/>
+                <w:color w:val="000000"/>
+                <w:sz w:val="24"/>
+                <w:szCs w:val="24"/>
+              </w:rPr>
+            </w:pPr>
+            <w:r>
+              <w:rPr>
+                <w:rFonts w:ascii="GOST type B" w:eastAsia="Times New Roman" w:hAnsi="GOST type B" w:cs="Times New Roman"/>
+                <w:i/>
+                <w:color w:val="000000"/>
+                <w:sz w:val="24"/>
+                <w:szCs w:val="24"/>
+              </w:rPr>
+              <w:br/>
+            </w:r>
+            <w:r>
+              <w:rPr>
+                <w:rFonts w:ascii="GOST type B" w:eastAsia="Times New Roman" w:hAnsi="GOST type B" w:cs="Times New Roman"/>
+                <w:i/>
+                <w:color w:val="000000"/>
+                <w:sz w:val="24"/>
+                <w:szCs w:val="24"/>
+              </w:rPr>
+              <w:t xml:space="preserve">Тип данных: </w:t>
+            </w:r>
+            <w:r>
+              <w:rPr>
+                <w:rFonts w:ascii="GOST type B" w:eastAsia="Times New Roman" w:hAnsi="GOST type B" w:cs="Times New Roman"/>
+                <w:i/>
+                <w:color w:val="000000"/>
+                <w:sz w:val="24"/>
+                <w:szCs w:val="24"/>
+                <w:lang w:val="en-IE"/>
+              </w:rPr>
+              <w:t>string</w:t>
+            </w:r>
+          </w:p>
+          <w:p>
+            <w:pPr>
+              <w:pBdr>
+                <w:top w:val="nil"/>
+                <w:left w:val="nil"/>
+                <w:bottom w:val="nil"/>
+                <w:right w:val="nil"/>
+                <w:between w:val="nil"/>
+              </w:pBdr>
+              <w:jc w:val="both"/>
+              <w:rPr>
+                <w:rFonts w:ascii="GOST type B" w:eastAsia="Times New Roman" w:hAnsi="GOST type B" w:cs="Times New Roman"/>
+                <w:i/>
+                <w:color w:val="000000"/>
+                <w:sz w:val="24"/>
+                <w:szCs w:val="24"/>
+                <w:lang w:val="en-IE"/>
+              </w:rPr>
+            </w:pPr>
+            <w:r>
+              <w:rPr>
+                <w:rFonts w:ascii="GOST type B" w:eastAsia="Times New Roman" w:hAnsi="GOST type B" w:cs="Times New Roman"/>
+                <w:i/>
+                <w:color w:val="000000"/>
+                <w:sz w:val="24"/>
+                <w:szCs w:val="24"/>
+              </w:rPr>
+              <w:t>Описание</w:t>
+            </w:r>
+            <w:proofErr w:type="gramStart"/>
+            <w:r>
+              <w:rPr>
+                <w:rFonts w:ascii="GOST type B" w:eastAsia="Times New Roman" w:hAnsi="GOST type B" w:cs="Times New Roman"/>
+                <w:i/>
+                <w:color w:val="000000"/>
+                <w:sz w:val="24"/>
+                <w:szCs w:val="24"/>
+              </w:rPr>
+              <w:t xml:space="preserve">: </w:t>
+            </w:r>
+            <w:r>
+              <w:rPr>
+                <w:rFonts w:ascii="GOST type B" w:eastAsia="Times New Roman" w:hAnsi="GOST type B" w:cs="Times New Roman"/>
+                <w:i/>
+                <w:color w:val="000000"/>
+                <w:sz w:val="24"/>
+                <w:szCs w:val="24"/>
+              </w:rPr>
+              <w:t>Возвращает</w:t>
+            </w:r>
+            <w:proofErr w:type="gramEnd"/>
+            <w:r>
+              <w:rPr>
+                <w:rFonts w:ascii="GOST type B" w:eastAsia="Times New Roman" w:hAnsi="GOST type B" w:cs="Times New Roman"/>
+                <w:i/>
+                <w:color w:val="000000"/>
+                <w:sz w:val="24"/>
+                <w:szCs w:val="24"/>
+              </w:rPr>
+              <w:t xml:space="preserve"> детали заявки</w:t>
+            </w:r>
+            <w:r>
+              <w:rPr>
+                <w:rFonts w:ascii="GOST type B" w:eastAsia="Times New Roman" w:hAnsi="GOST type B" w:cs="Times New Roman"/>
+                <w:i/>
+                <w:color w:val="000000"/>
+                <w:sz w:val="24"/>
+                <w:szCs w:val="24"/>
+              </w:rPr>
+              <w:br/>
+            </w:r>
+            <w:r>
+              <w:rPr>
+                <w:rFonts w:ascii="GOST type B" w:eastAsia="Times New Roman" w:hAnsi="GOST type B" w:cs="Times New Roman"/>
+                <w:i/>
+                <w:color w:val="000000"/>
+                <w:sz w:val="24"/>
+                <w:szCs w:val="24"/>
+              </w:rPr>
+              <w:t>Доступ</w:t>
+            </w:r>
+            <w:r>
+              <w:rPr>
+                <w:rFonts w:ascii="GOST type B" w:eastAsia="Times New Roman" w:hAnsi="GOST type B" w:cs="Times New Roman"/>
+                <w:i/>
+                <w:color w:val="000000"/>
+                <w:sz w:val="24"/>
+                <w:szCs w:val="24"/>
+              </w:rPr>
+              <w:t xml:space="preserve">: </w:t>
+            </w:r>
+            <w:r>
+              <w:rPr>
+                <w:rFonts w:ascii="GOST type B" w:eastAsia="Times New Roman" w:hAnsi="GOST type B" w:cs="Times New Roman"/>
+                <w:i/>
+                <w:color w:val="000000"/>
+                <w:sz w:val="24"/>
+                <w:szCs w:val="24"/>
+                <w:lang w:val="en-IE"/>
+              </w:rPr>
+              <w:t>public</w:t>
+            </w:r>
+          </w:p>
+          <w:p>
+            <w:pPr>
+              <w:pBdr>
+                <w:top w:val="nil"/>
+                <w:left w:val="nil"/>
+                <w:bottom w:val="nil"/>
+                <w:right w:val="nil"/>
+                <w:between w:val="nil"/>
+              </w:pBdr>
+              <w:jc w:val="both"/>
+              <w:rPr>
+                <w:rFonts w:ascii="GOST type B" w:eastAsia="Times New Roman" w:hAnsi="GOST type B" w:cs="Times New Roman"/>
+                <w:i/>
+                <w:color w:val="000000"/>
+                <w:sz w:val="24"/>
+                <w:szCs w:val="24"/>
+                <w:lang w:val="en-IE"/>
+              </w:rPr>
+            </w:pPr>
+            <w:r>
+              <w:rPr>
+                <w:rFonts w:ascii="GOST type B" w:eastAsia="Times New Roman" w:hAnsi="GOST type B" w:cs="Times New Roman"/>
+                <w:i/>
+                <w:color w:val="000000"/>
+                <w:sz w:val="24"/>
+                <w:szCs w:val="24"/>
+              </w:rPr>
+              <w:br/>
+            </w:r>
+            <w:r>
+              <w:rPr>
+                <w:rFonts w:ascii="GOST type B" w:eastAsia="Times New Roman" w:hAnsi="GOST type B" w:cs="Times New Roman"/>
+                <w:i/>
+                <w:color w:val="000000"/>
+                <w:sz w:val="24"/>
+                <w:szCs w:val="24"/>
+              </w:rPr>
+              <w:br/>
+            </w:r>
+            <w:r>
+              <w:rPr>
+                <w:rFonts w:ascii="GOST type B" w:eastAsia="Times New Roman" w:hAnsi="GOST type B" w:cs="Times New Roman"/>
+                <w:i/>
+                <w:color w:val="000000"/>
+                <w:sz w:val="24"/>
+                <w:szCs w:val="24"/>
+              </w:rPr>
+              <w:t xml:space="preserve">Тип данных: </w:t>
+            </w:r>
+            <w:r>
+              <w:rPr>
+                <w:rFonts w:ascii="GOST type B" w:eastAsia="Times New Roman" w:hAnsi="GOST type B" w:cs="Times New Roman"/>
+                <w:i/>
+                <w:color w:val="000000"/>
+                <w:sz w:val="24"/>
+                <w:szCs w:val="24"/>
+                <w:lang w:val="en-IE"/>
+              </w:rPr>
+              <w:t>int</w:t>
+            </w:r>
+          </w:p>
+          <w:p>
+            <w:pPr>
+              <w:pBdr>
+                <w:top w:val="nil"/>
+                <w:left w:val="nil"/>
+                <w:bottom w:val="nil"/>
+                <w:right w:val="nil"/>
+                <w:between w:val="nil"/>
+              </w:pBdr>
+              <w:jc w:val="both"/>
+              <w:rPr>
+                <w:rFonts w:ascii="GOST type B" w:eastAsia="Times New Roman" w:hAnsi="GOST type B" w:cs="Times New Roman"/>
+                <w:i/>
+                <w:color w:val="000000"/>
+                <w:sz w:val="24"/>
+                <w:szCs w:val="24"/>
+                <w:lang w:val="en-IE"/>
+              </w:rPr>
+            </w:pPr>
+            <w:proofErr w:type="spellStart"/>
+            <w:proofErr w:type="gramStart"/>
+            <w:r>
+              <w:rPr>
+                <w:rFonts w:ascii="GOST type B" w:eastAsia="Times New Roman" w:hAnsi="GOST type B" w:cs="Times New Roman"/>
+                <w:i/>
+                <w:color w:val="000000"/>
+                <w:sz w:val="24"/>
+                <w:szCs w:val="24"/>
+              </w:rPr>
+              <w:t>Описание:</w:t>
+            </w:r>
+            <w:r>
+              <w:rPr>
+                <w:rFonts w:ascii="GOST type B" w:eastAsia="Times New Roman" w:hAnsi="GOST type B" w:cs="Times New Roman"/>
+                <w:i/>
+                <w:color w:val="000000"/>
+                <w:sz w:val="24"/>
+                <w:szCs w:val="24"/>
+              </w:rPr>
+              <w:t>Возвращает</w:t>
+            </w:r>
+            <w:proofErr w:type="spellEnd"/>
+            <w:proofErr w:type="gramEnd"/>
+            <w:r>
+              <w:rPr>
+                <w:rFonts w:ascii="GOST type B" w:eastAsia="Times New Roman" w:hAnsi="GOST type B" w:cs="Times New Roman"/>
+                <w:i/>
+                <w:color w:val="000000"/>
+                <w:sz w:val="24"/>
+                <w:szCs w:val="24"/>
+              </w:rPr>
+              <w:t xml:space="preserve"> ID заявки</w:t>
+            </w:r>
+            <w:r>
+              <w:rPr>
+                <w:rFonts w:ascii="GOST type B" w:eastAsia="Times New Roman" w:hAnsi="GOST type B" w:cs="Times New Roman"/>
+                <w:i/>
+                <w:color w:val="000000"/>
+                <w:sz w:val="24"/>
+                <w:szCs w:val="24"/>
+              </w:rPr>
+              <w:br/>
+            </w:r>
+            <w:r>
+              <w:rPr>
+                <w:rFonts w:ascii="GOST type B" w:eastAsia="Times New Roman" w:hAnsi="GOST type B" w:cs="Times New Roman"/>
+                <w:i/>
+                <w:color w:val="000000"/>
+                <w:sz w:val="24"/>
+                <w:szCs w:val="24"/>
+              </w:rPr>
+              <w:t>Доступ</w:t>
+            </w:r>
+            <w:r>
+              <w:rPr>
+                <w:rFonts w:ascii="GOST type B" w:eastAsia="Times New Roman" w:hAnsi="GOST type B" w:cs="Times New Roman"/>
+                <w:i/>
+                <w:color w:val="000000"/>
+                <w:sz w:val="24"/>
+                <w:szCs w:val="24"/>
+              </w:rPr>
+              <w:t xml:space="preserve">: </w:t>
+            </w:r>
+            <w:r>
+              <w:rPr>
+                <w:rFonts w:ascii="GOST type B" w:eastAsia="Times New Roman" w:hAnsi="GOST type B" w:cs="Times New Roman"/>
+                <w:i/>
+                <w:color w:val="000000"/>
+                <w:sz w:val="24"/>
+                <w:szCs w:val="24"/>
+                <w:lang w:val="en-IE"/>
+              </w:rPr>
+              <w:t>public</w:t>
+            </w:r>
+          </w:p>
+          <w:p>
+            <w:pPr>
+              <w:pBdr>
+                <w:top w:val="nil"/>
+                <w:left w:val="nil"/>
+                <w:bottom w:val="nil"/>
+                <w:right w:val="nil"/>
+                <w:between w:val="nil"/>
+              </w:pBdr>
+              <w:jc w:val="both"/>
+              <w:rPr>
+                <w:rFonts w:ascii="GOST type B" w:eastAsia="Times New Roman" w:hAnsi="GOST type B" w:cs="Times New Roman"/>
+                <w:i/>
+                <w:color w:val="000000"/>
+                <w:sz w:val="24"/>
+                <w:szCs w:val="24"/>
+              </w:rPr>
+            </w:pPr>
+            <w:r>
+              <w:rPr>
+                <w:rFonts w:ascii="GOST type B" w:eastAsia="Times New Roman" w:hAnsi="GOST type B" w:cs="Times New Roman"/>
+                <w:i/>
+                <w:color w:val="000000"/>
+                <w:sz w:val="24"/>
+                <w:szCs w:val="24"/>
+              </w:rPr>
+              <w:br/>
+            </w:r>
+            <w:r>
+              <w:rPr>
+                <w:rFonts w:ascii="GOST type B" w:eastAsia="Times New Roman" w:hAnsi="GOST type B" w:cs="Times New Roman"/>
+                <w:i/>
+                <w:color w:val="000000"/>
+                <w:sz w:val="24"/>
+                <w:szCs w:val="24"/>
+              </w:rPr>
+              <w:br/>
+            </w:r>
+            <w:r>
+              <w:rPr>
+                <w:rFonts w:ascii="GOST type B" w:eastAsia="Times New Roman" w:hAnsi="GOST type B" w:cs="Times New Roman"/>
+                <w:i/>
+                <w:color w:val="000000"/>
+                <w:sz w:val="24"/>
+                <w:szCs w:val="24"/>
+              </w:rPr>
+              <w:t xml:space="preserve">Тип данных: </w:t>
+            </w:r>
+            <w:r>
+              <w:rPr>
+                <w:rFonts w:ascii="GOST type B" w:eastAsia="Times New Roman" w:hAnsi="GOST type B" w:cs="Times New Roman"/>
+                <w:i/>
+                <w:color w:val="000000"/>
+                <w:sz w:val="24"/>
+                <w:szCs w:val="24"/>
+                <w:lang w:val="en-IE"/>
+              </w:rPr>
+              <w:t>string</w:t>
+            </w:r>
+          </w:p>
+          <w:p>
+            <w:pPr>
+              <w:pBdr>
+                <w:top w:val="nil"/>
+                <w:left w:val="nil"/>
+                <w:bottom w:val="nil"/>
+                <w:right w:val="nil"/>
+                <w:between w:val="nil"/>
+              </w:pBdr>
+              <w:jc w:val="both"/>
+              <w:rPr>
+                <w:rFonts w:ascii="GOST type B" w:eastAsia="Times New Roman" w:hAnsi="GOST type B" w:cs="Times New Roman"/>
+                <w:i/>
+                <w:color w:val="000000"/>
+                <w:sz w:val="24"/>
+                <w:szCs w:val="24"/>
+                <w:lang w:val="en-IE"/>
+              </w:rPr>
+            </w:pPr>
+            <w:proofErr w:type="spellStart"/>
+            <w:proofErr w:type="gramStart"/>
+            <w:r>
+              <w:rPr>
+                <w:rFonts w:ascii="GOST type B" w:eastAsia="Times New Roman" w:hAnsi="GOST type B" w:cs="Times New Roman"/>
+                <w:i/>
+                <w:color w:val="000000"/>
+                <w:sz w:val="24"/>
+                <w:szCs w:val="24"/>
+              </w:rPr>
+              <w:t>Описание:</w:t>
+            </w:r>
+            <w:r>
+              <w:rPr>
+                <w:rFonts w:ascii="GOST type B" w:eastAsia="Times New Roman" w:hAnsi="GOST type B" w:cs="Times New Roman"/>
+                <w:i/>
+                <w:color w:val="000000"/>
+                <w:sz w:val="24"/>
+                <w:szCs w:val="24"/>
+              </w:rPr>
+              <w:t>Возвращает</w:t>
+            </w:r>
+            <w:proofErr w:type="spellEnd"/>
+            <w:proofErr w:type="gramEnd"/>
+            <w:r>
+              <w:rPr>
+                <w:rFonts w:ascii="GOST type B" w:eastAsia="Times New Roman" w:hAnsi="GOST type B" w:cs="Times New Roman"/>
+                <w:i/>
+                <w:color w:val="000000"/>
+                <w:sz w:val="24"/>
+                <w:szCs w:val="24"/>
+              </w:rPr>
+              <w:t xml:space="preserve"> текущий статус заявки</w:t>
+            </w:r>
+          </w:p>
+          <w:p>
+            <w:pPr>
+              <w:pBdr>
+                <w:top w:val="nil"/>
+                <w:left w:val="nil"/>
+                <w:bottom w:val="nil"/>
+                <w:right w:val="nil"/>
+                <w:between w:val="nil"/>
+              </w:pBdr>
+              <w:jc w:val="both"/>
+              <w:rPr>
+                <w:rFonts w:ascii="GOST type B" w:eastAsia="Times New Roman" w:hAnsi="GOST type B" w:cs="Times New Roman"/>
+                <w:i/>
+                <w:color w:val="000000"/>
+                <w:sz w:val="24"/>
+                <w:szCs w:val="24"/>
+                <w:lang w:val="en-IE"/>
+              </w:rPr>
+            </w:pPr>
+            <w:r>
+              <w:rPr>
+                <w:rFonts w:ascii="GOST type B" w:eastAsia="Times New Roman" w:hAnsi="GOST type B" w:cs="Times New Roman"/>
+                <w:i/>
+                <w:color w:val="000000"/>
+                <w:sz w:val="24"/>
+                <w:szCs w:val="24"/>
+              </w:rPr>
+              <w:t>Доступ</w:t>
+            </w:r>
+            <w:r>
+              <w:rPr>
+                <w:rFonts w:ascii="GOST type B" w:eastAsia="Times New Roman" w:hAnsi="GOST type B" w:cs="Times New Roman"/>
+                <w:i/>
+                <w:color w:val="000000"/>
+                <w:sz w:val="24"/>
+                <w:szCs w:val="24"/>
+                <w:lang w:val="en-IE"/>
+              </w:rPr>
+              <w:t>: public</w:t>
+            </w:r>
+          </w:p>
+        </w:tc>
+      </w:tr>
+      <w:tr>
+        <w:tc>
+          <w:tcPr>
+            <w:tcW w:w="1707" w:type="dxa"/>
+            <w:tcBorders>
+              <w:top w:val="single" w:sz="4" w:space="0" w:color="000000"/>
+              <w:left w:val="single" w:sz="4" w:space="0" w:color="000000"/>
+              <w:bottom w:val="single" w:sz="4" w:space="0" w:color="000000"/>
+              <w:right w:val="single" w:sz="4" w:space="0" w:color="000000"/>
+            </w:tcBorders>
+          </w:tcPr>
+          <w:p>
+            <w:pPr>
+              <w:pBdr>
+                <w:top w:val="nil"/>
+                <w:left w:val="nil"/>
+                <w:bottom w:val="nil"/>
+                <w:right w:val="nil"/>
+                <w:between w:val="nil"/>
+              </w:pBdr>
+              <w:jc w:val="both"/>
+              <w:rPr>
+                <w:rFonts w:ascii="GOST type B" w:eastAsia="Times New Roman" w:hAnsi="GOST type B" w:cs="Times New Roman"/>
+                <w:i/>
+                <w:color w:val="000000"/>
+                <w:sz w:val="24"/>
+                <w:szCs w:val="24"/>
+                <w:lang w:val="en-IE"/>
+              </w:rPr>
+            </w:pPr>
+            <w:proofErr w:type="spellStart"/>
+            <w:r>
+              <w:rPr>
+                <w:rFonts w:ascii="GOST type B" w:eastAsia="Times New Roman" w:hAnsi="GOST type B" w:cs="Times New Roman"/>
+                <w:i/>
+                <w:color w:val="000000"/>
+                <w:sz w:val="24"/>
+                <w:szCs w:val="24"/>
+                <w:lang w:val="en-IE"/>
+              </w:rPr>
+              <w:t>StorageManager</w:t>
+            </w:r>
+            <w:proofErr w:type="spellEnd"/>
+          </w:p>
+        </w:tc>
+        <w:tc>
+          <w:tcPr>
+            <w:tcW w:w="2262" w:type="dxa"/>
+            <w:tcBorders>
+              <w:top w:val="single" w:sz="4" w:space="0" w:color="000000"/>
+              <w:left w:val="single" w:sz="4" w:space="0" w:color="000000"/>
+              <w:bottom w:val="single" w:sz="4" w:space="0" w:color="000000"/>
+              <w:right w:val="single" w:sz="4" w:space="0" w:color="000000"/>
+            </w:tcBorders>
+          </w:tcPr>
+          <w:p>
+            <w:pPr>
+              <w:pBdr>
+                <w:top w:val="nil"/>
+                <w:left w:val="nil"/>
+                <w:bottom w:val="nil"/>
+                <w:right w:val="nil"/>
+                <w:between w:val="nil"/>
+              </w:pBdr>
+              <w:jc w:val="both"/>
+              <w:rPr>
+                <w:rFonts w:ascii="GOST type B" w:eastAsia="Times New Roman" w:hAnsi="GOST type B" w:cs="Times New Roman"/>
+                <w:i/>
+                <w:color w:val="000000"/>
+                <w:sz w:val="24"/>
+                <w:szCs w:val="24"/>
+                <w:lang w:val="en-IE"/>
+              </w:rPr>
+            </w:pPr>
+            <w:proofErr w:type="spellStart"/>
+            <w:r>
+              <w:rPr>
+                <w:rFonts w:ascii="GOST type B" w:eastAsia="Times New Roman" w:hAnsi="GOST type B" w:cs="Times New Roman"/>
+                <w:i/>
+                <w:color w:val="000000"/>
+                <w:sz w:val="24"/>
+                <w:szCs w:val="24"/>
+                <w:lang w:val="en-IE"/>
+              </w:rPr>
+              <w:t>SaveToFile</w:t>
+            </w:r>
+            <w:proofErr w:type="spellEnd"/>
+            <w:r>
+              <w:rPr>
+                <w:rFonts w:ascii="GOST type B" w:eastAsia="Times New Roman" w:hAnsi="GOST type B" w:cs="Times New Roman"/>
+                <w:i/>
+                <w:color w:val="000000"/>
+                <w:sz w:val="24"/>
+                <w:szCs w:val="24"/>
+                <w:lang w:val="en-IE"/>
+              </w:rPr>
+              <w:br/>
+            </w:r>
+            <w:r>
+              <w:rPr>
+                <w:rFonts w:ascii="GOST type B" w:eastAsia="Times New Roman" w:hAnsi="GOST type B" w:cs="Times New Roman"/>
+                <w:i/>
+                <w:color w:val="000000"/>
+                <w:sz w:val="24"/>
+                <w:szCs w:val="24"/>
+                <w:lang w:val="en-IE"/>
+              </w:rPr>
+              <w:br/>
+            </w:r>
+            <w:r>
+              <w:rPr>
+                <w:rFonts w:ascii="GOST type B" w:eastAsia="Times New Roman" w:hAnsi="GOST type B" w:cs="Times New Roman"/>
+                <w:i/>
+                <w:color w:val="000000"/>
+                <w:sz w:val="24"/>
+                <w:szCs w:val="24"/>
+                <w:lang w:val="en-IE"/>
+              </w:rPr>
+              <w:br/>
+            </w:r>
+            <w:r>
+              <w:rPr>
+                <w:rFonts w:ascii="GOST type B" w:eastAsia="Times New Roman" w:hAnsi="GOST type B" w:cs="Times New Roman"/>
+                <w:i/>
+                <w:color w:val="000000"/>
+                <w:sz w:val="24"/>
+                <w:szCs w:val="24"/>
+                <w:lang w:val="en-IE"/>
+              </w:rPr>
+              <w:br/>
+            </w:r>
+            <w:r>
+              <w:rPr>
+                <w:rFonts w:ascii="GOST type B" w:eastAsia="Times New Roman" w:hAnsi="GOST type B" w:cs="Times New Roman"/>
+                <w:i/>
+                <w:color w:val="000000"/>
+                <w:sz w:val="24"/>
+                <w:szCs w:val="24"/>
+                <w:lang w:val="en-IE"/>
+              </w:rPr>
+              <w:br/>
+            </w:r>
+            <w:proofErr w:type="spellStart"/>
+            <w:r>
+              <w:rPr>
+                <w:rFonts w:ascii="GOST type B" w:eastAsia="Times New Roman" w:hAnsi="GOST type B" w:cs="Times New Roman"/>
+                <w:i/>
+                <w:color w:val="000000"/>
+                <w:sz w:val="24"/>
+                <w:szCs w:val="24"/>
+                <w:lang w:val="en-IE"/>
+              </w:rPr>
+              <w:t>LoadFromFile</w:t>
+            </w:r>
+            <w:proofErr w:type="spellEnd"/>
+          </w:p>
+        </w:tc>
+        <w:tc>
+          <w:tcPr>
+            <w:tcW w:w="5387" w:type="dxa"/>
+            <w:tcBorders>
+              <w:top w:val="single" w:sz="4" w:space="0" w:color="000000"/>
+              <w:left w:val="single" w:sz="4" w:space="0" w:color="000000"/>
+              <w:bottom w:val="single" w:sz="4" w:space="0" w:color="000000"/>
+              <w:right w:val="single" w:sz="4" w:space="0" w:color="000000"/>
+            </w:tcBorders>
+          </w:tcPr>
+          <w:p>
+            <w:pPr>
+              <w:pBdr>
+                <w:top w:val="nil"/>
+                <w:left w:val="nil"/>
+                <w:bottom w:val="nil"/>
+                <w:right w:val="nil"/>
+                <w:between w:val="nil"/>
+              </w:pBdr>
+              <w:jc w:val="both"/>
+              <w:rPr>
+                <w:rFonts w:ascii="GOST type B" w:eastAsia="Times New Roman" w:hAnsi="GOST type B" w:cs="Times New Roman"/>
+                <w:i/>
+                <w:color w:val="000000"/>
+                <w:sz w:val="24"/>
+                <w:szCs w:val="24"/>
+              </w:rPr>
+            </w:pPr>
+            <w:r>
+              <w:rPr>
+                <w:rFonts w:ascii="GOST type B" w:eastAsia="Times New Roman" w:hAnsi="GOST type B" w:cs="Times New Roman"/>
+                <w:i/>
+                <w:color w:val="000000"/>
+                <w:sz w:val="24"/>
+                <w:szCs w:val="24"/>
+              </w:rPr>
+              <w:t xml:space="preserve">Тип данных: </w:t>
+            </w:r>
+            <w:r>
+              <w:rPr>
+                <w:rFonts w:ascii="GOST type B" w:eastAsia="Times New Roman" w:hAnsi="GOST type B" w:cs="Times New Roman"/>
+                <w:i/>
+                <w:color w:val="000000"/>
+                <w:sz w:val="24"/>
+                <w:szCs w:val="24"/>
+                <w:lang w:val="en-IE"/>
+              </w:rPr>
+              <w:t>bool</w:t>
+            </w:r>
+          </w:p>
+          <w:p>
+            <w:pPr>
+              <w:pBdr>
+                <w:top w:val="nil"/>
+                <w:left w:val="nil"/>
+                <w:bottom w:val="nil"/>
+                <w:right w:val="nil"/>
+                <w:between w:val="nil"/>
+              </w:pBdr>
+              <w:jc w:val="both"/>
+              <w:rPr>
+                <w:rFonts w:ascii="GOST type B" w:eastAsia="Times New Roman" w:hAnsi="GOST type B" w:cs="Times New Roman"/>
+                <w:i/>
+                <w:color w:val="000000"/>
+                <w:sz w:val="24"/>
+                <w:szCs w:val="24"/>
+                <w:lang w:val="en-IE"/>
+              </w:rPr>
+            </w:pPr>
+            <w:r>
+              <w:rPr>
+                <w:rFonts w:ascii="GOST type B" w:eastAsia="Times New Roman" w:hAnsi="GOST type B" w:cs="Times New Roman"/>
+                <w:i/>
+                <w:color w:val="000000"/>
+                <w:sz w:val="24"/>
+                <w:szCs w:val="24"/>
+              </w:rPr>
+              <w:t>Описание</w:t>
+            </w:r>
+            <w:proofErr w:type="gramStart"/>
+            <w:r>
+              <w:rPr>
+                <w:rFonts w:ascii="GOST type B" w:eastAsia="Times New Roman" w:hAnsi="GOST type B" w:cs="Times New Roman"/>
+                <w:i/>
+                <w:color w:val="000000"/>
+                <w:sz w:val="24"/>
+                <w:szCs w:val="24"/>
+              </w:rPr>
+              <w:t>:</w:t>
+            </w:r>
+            <w:r>
+              <w:rPr>
+                <w:rFonts w:ascii="GOST type B" w:eastAsia="Times New Roman" w:hAnsi="GOST type B" w:cs="Times New Roman"/>
+                <w:i/>
+                <w:color w:val="000000"/>
+                <w:sz w:val="24"/>
+                <w:szCs w:val="24"/>
+              </w:rPr>
+              <w:t xml:space="preserve"> </w:t>
+            </w:r>
+            <w:r>
+              <w:rPr>
+                <w:rFonts w:ascii="GOST type B" w:eastAsia="Times New Roman" w:hAnsi="GOST type B" w:cs="Times New Roman"/>
+                <w:i/>
+                <w:color w:val="000000"/>
+                <w:sz w:val="24"/>
+                <w:szCs w:val="24"/>
+              </w:rPr>
+              <w:t>Сохраняет</w:t>
+            </w:r>
+            <w:proofErr w:type="gramEnd"/>
+            <w:r>
+              <w:rPr>
+                <w:rFonts w:ascii="GOST type B" w:eastAsia="Times New Roman" w:hAnsi="GOST type B" w:cs="Times New Roman"/>
+                <w:i/>
+                <w:color w:val="000000"/>
+                <w:sz w:val="24"/>
+                <w:szCs w:val="24"/>
+              </w:rPr>
+              <w:t xml:space="preserve"> данные в файл</w:t>
+            </w:r>
+            <w:r>
+              <w:rPr>
+                <w:rFonts w:ascii="GOST type B" w:eastAsia="Times New Roman" w:hAnsi="GOST type B" w:cs="Times New Roman"/>
+                <w:i/>
+                <w:color w:val="000000"/>
+                <w:sz w:val="24"/>
+                <w:szCs w:val="24"/>
+              </w:rPr>
+              <w:br/>
+            </w:r>
+            <w:r>
+              <w:rPr>
+                <w:rFonts w:ascii="GOST type B" w:eastAsia="Times New Roman" w:hAnsi="GOST type B" w:cs="Times New Roman"/>
+                <w:i/>
+                <w:color w:val="000000"/>
+                <w:sz w:val="24"/>
+                <w:szCs w:val="24"/>
+              </w:rPr>
+              <w:t>Доступ</w:t>
+            </w:r>
+            <w:r>
+              <w:rPr>
+                <w:rFonts w:ascii="GOST type B" w:eastAsia="Times New Roman" w:hAnsi="GOST type B" w:cs="Times New Roman"/>
+                <w:i/>
+                <w:color w:val="000000"/>
+                <w:sz w:val="24"/>
+                <w:szCs w:val="24"/>
+              </w:rPr>
+              <w:t xml:space="preserve">: </w:t>
+            </w:r>
+            <w:r>
+              <w:rPr>
+                <w:rFonts w:ascii="GOST type B" w:eastAsia="Times New Roman" w:hAnsi="GOST type B" w:cs="Times New Roman"/>
+                <w:i/>
+                <w:color w:val="000000"/>
+                <w:sz w:val="24"/>
+                <w:szCs w:val="24"/>
+                <w:lang w:val="en-IE"/>
+              </w:rPr>
+              <w:t>public</w:t>
+            </w:r>
+          </w:p>
+          <w:p>
+            <w:pPr>
+              <w:pBdr>
+                <w:top w:val="nil"/>
+                <w:left w:val="nil"/>
+                <w:bottom w:val="nil"/>
+                <w:right w:val="nil"/>
+                <w:between w:val="nil"/>
+              </w:pBdr>
+              <w:jc w:val="both"/>
+              <w:rPr>
+                <w:rFonts w:ascii="GOST type B" w:eastAsia="Times New Roman" w:hAnsi="GOST type B" w:cs="Times New Roman"/>
+                <w:i/>
+                <w:color w:val="000000"/>
+                <w:sz w:val="24"/>
+                <w:szCs w:val="24"/>
+                <w:lang w:val="en-IE"/>
+              </w:rPr>
+            </w:pPr>
+            <w:r>
+              <w:rPr>
+                <w:rFonts w:ascii="GOST type B" w:eastAsia="Times New Roman" w:hAnsi="GOST type B" w:cs="Times New Roman"/>
+                <w:i/>
+                <w:color w:val="000000"/>
+                <w:sz w:val="24"/>
+                <w:szCs w:val="24"/>
+              </w:rPr>
+              <w:br/>
+            </w:r>
+            <w:r>
+              <w:rPr>
+                <w:rFonts w:ascii="GOST type B" w:eastAsia="Times New Roman" w:hAnsi="GOST type B" w:cs="Times New Roman"/>
+                <w:i/>
+                <w:color w:val="000000"/>
+                <w:sz w:val="24"/>
+                <w:szCs w:val="24"/>
+              </w:rPr>
+              <w:br/>
+            </w:r>
+            <w:r>
+              <w:rPr>
+                <w:rFonts w:ascii="GOST type B" w:eastAsia="Times New Roman" w:hAnsi="GOST type B" w:cs="Times New Roman"/>
+                <w:i/>
+                <w:color w:val="000000"/>
+                <w:sz w:val="24"/>
+                <w:szCs w:val="24"/>
+              </w:rPr>
+              <w:t xml:space="preserve">Тип данных: </w:t>
+            </w:r>
+            <w:r>
+              <w:rPr>
+                <w:rFonts w:ascii="GOST type B" w:eastAsia="Times New Roman" w:hAnsi="GOST type B" w:cs="Times New Roman"/>
+                <w:i/>
+                <w:color w:val="000000"/>
+                <w:sz w:val="24"/>
+                <w:szCs w:val="24"/>
+                <w:lang w:val="en-IE"/>
+              </w:rPr>
+              <w:t>void</w:t>
+            </w:r>
+          </w:p>
+          <w:p>
+            <w:pPr>
+              <w:pBdr>
+                <w:top w:val="nil"/>
+                <w:left w:val="nil"/>
+                <w:bottom w:val="nil"/>
+                <w:right w:val="nil"/>
+                <w:between w:val="nil"/>
+              </w:pBdr>
+              <w:jc w:val="both"/>
+              <w:rPr>
+                <w:rFonts w:ascii="GOST type B" w:eastAsia="Times New Roman" w:hAnsi="GOST type B" w:cs="Times New Roman"/>
+                <w:i/>
+                <w:color w:val="000000"/>
+                <w:sz w:val="24"/>
+                <w:szCs w:val="24"/>
+              </w:rPr>
+            </w:pPr>
+            <w:proofErr w:type="spellStart"/>
+            <w:proofErr w:type="gramStart"/>
+            <w:r>
+              <w:rPr>
+                <w:rFonts w:ascii="GOST type B" w:eastAsia="Times New Roman" w:hAnsi="GOST type B" w:cs="Times New Roman"/>
+                <w:i/>
+                <w:color w:val="000000"/>
+                <w:sz w:val="24"/>
+                <w:szCs w:val="24"/>
+              </w:rPr>
+              <w:t>Описание:</w:t>
+            </w:r>
+            <w:r>
+              <w:rPr>
+                <w:rFonts w:ascii="GOST type B" w:eastAsia="Times New Roman" w:hAnsi="GOST type B" w:cs="Times New Roman"/>
+                <w:i/>
+                <w:color w:val="000000"/>
+                <w:sz w:val="24"/>
+                <w:szCs w:val="24"/>
+              </w:rPr>
+              <w:t>Загружает</w:t>
+            </w:r>
+            <w:proofErr w:type="spellEnd"/>
+            <w:proofErr w:type="gramEnd"/>
+            <w:r>
+              <w:rPr>
+                <w:rFonts w:ascii="GOST type B" w:eastAsia="Times New Roman" w:hAnsi="GOST type B" w:cs="Times New Roman"/>
+                <w:i/>
+                <w:color w:val="000000"/>
+                <w:sz w:val="24"/>
+                <w:szCs w:val="24"/>
+              </w:rPr>
+              <w:t xml:space="preserve"> данные из файла</w:t>
+            </w:r>
+          </w:p>
+        </w:tc>
+      </w:tr>
+      <w:tr>
+        <w:tc>
+          <w:tcPr>
+            <w:tcW w:w="1707" w:type="dxa"/>
+            <w:tcBorders>
+              <w:top w:val="single" w:sz="4" w:space="0" w:color="000000"/>
+              <w:left w:val="single" w:sz="4" w:space="0" w:color="000000"/>
+              <w:bottom w:val="single" w:sz="4" w:space="0" w:color="000000"/>
+              <w:right w:val="single" w:sz="4" w:space="0" w:color="000000"/>
+            </w:tcBorders>
+          </w:tcPr>
+          <w:p>
+            <w:pPr>
+              <w:pBdr>
+                <w:top w:val="nil"/>
+                <w:left w:val="nil"/>
+                <w:bottom w:val="nil"/>
+                <w:right w:val="nil"/>
+                <w:between w:val="nil"/>
+              </w:pBdr>
+              <w:jc w:val="both"/>
+              <w:rPr>
+                <w:rFonts w:ascii="GOST type B" w:eastAsia="Times New Roman" w:hAnsi="GOST type B" w:cs="Times New Roman"/>
+                <w:i/>
+                <w:color w:val="000000"/>
+                <w:sz w:val="24"/>
+                <w:szCs w:val="24"/>
+                <w:lang w:val="en-IE"/>
+              </w:rPr>
+            </w:pPr>
+            <w:proofErr w:type="spellStart"/>
+            <w:r>
+              <w:rPr>
+                <w:rFonts w:ascii="GOST type B" w:eastAsia="Times New Roman" w:hAnsi="GOST type B" w:cs="Times New Roman"/>
+                <w:i/>
+                <w:color w:val="000000"/>
+                <w:sz w:val="24"/>
+                <w:szCs w:val="24"/>
+                <w:lang w:val="en-IE"/>
+              </w:rPr>
+              <w:t>StatisticsMana</w:t>
+            </w:r>
+            <w:r>
+              <w:rPr>
+                <w:rFonts w:ascii="GOST type B" w:eastAsia="Times New Roman" w:hAnsi="GOST type B" w:cs="Times New Roman"/>
+                <w:i/>
+                <w:color w:val="000000"/>
+                <w:sz w:val="24"/>
+                <w:szCs w:val="24"/>
+                <w:lang w:val="en-IE"/>
+              </w:rPr>
+              <w:lastRenderedPageBreak/>
+              <w:t>ger</w:t>
+            </w:r>
+            <w:proofErr w:type="spellEnd"/>
+          </w:p>
+        </w:tc>
+        <w:tc>
+          <w:tcPr>
+            <w:tcW w:w="2262" w:type="dxa"/>
+            <w:tcBorders>
+              <w:top w:val="single" w:sz="4" w:space="0" w:color="000000"/>
+              <w:left w:val="single" w:sz="4" w:space="0" w:color="000000"/>
+              <w:bottom w:val="single" w:sz="4" w:space="0" w:color="000000"/>
+              <w:right w:val="single" w:sz="4" w:space="0" w:color="000000"/>
+            </w:tcBorders>
+          </w:tcPr>
+          <w:p>
+            <w:pPr>
+              <w:pBdr>
+                <w:top w:val="nil"/>
+                <w:left w:val="nil"/>
+                <w:bottom w:val="nil"/>
+                <w:right w:val="nil"/>
+                <w:between w:val="nil"/>
+              </w:pBdr>
+              <w:jc w:val="both"/>
+              <w:rPr>
+                <w:rFonts w:ascii="GOST type B" w:eastAsia="Times New Roman" w:hAnsi="GOST type B" w:cs="Times New Roman"/>
+                <w:i/>
+                <w:color w:val="000000"/>
+                <w:sz w:val="24"/>
+                <w:szCs w:val="24"/>
+                <w:lang w:val="en-IE"/>
+              </w:rPr>
+            </w:pPr>
+            <w:proofErr w:type="spellStart"/>
+            <w:r>
+              <w:rPr>
+                <w:rFonts w:ascii="GOST type B" w:eastAsia="Times New Roman" w:hAnsi="GOST type B" w:cs="Times New Roman"/>
+                <w:i/>
+                <w:color w:val="000000"/>
+                <w:sz w:val="24"/>
+                <w:szCs w:val="24"/>
+                <w:lang w:val="en-IE"/>
+              </w:rPr>
+              <w:lastRenderedPageBreak/>
+              <w:t>GetRequestStatistics</w:t>
+            </w:r>
+            <w:proofErr w:type="spellEnd"/>
+          </w:p>
+        </w:tc>
+        <w:tc>
+          <w:tcPr>
+            <w:tcW w:w="5387" w:type="dxa"/>
+            <w:tcBorders>
+              <w:top w:val="single" w:sz="4" w:space="0" w:color="000000"/>
+              <w:left w:val="single" w:sz="4" w:space="0" w:color="000000"/>
+              <w:bottom w:val="single" w:sz="4" w:space="0" w:color="000000"/>
+              <w:right w:val="single" w:sz="4" w:space="0" w:color="000000"/>
+            </w:tcBorders>
+          </w:tcPr>
+          <w:p>
+            <w:pPr>
+              <w:pBdr>
+                <w:top w:val="nil"/>
+                <w:left w:val="nil"/>
+                <w:bottom w:val="nil"/>
+                <w:right w:val="nil"/>
+                <w:between w:val="nil"/>
+              </w:pBdr>
+              <w:jc w:val="both"/>
+              <w:rPr>
+                <w:rFonts w:ascii="GOST type B" w:eastAsia="Times New Roman" w:hAnsi="GOST type B" w:cs="Times New Roman"/>
+                <w:i/>
+                <w:color w:val="000000"/>
+                <w:sz w:val="24"/>
+                <w:szCs w:val="24"/>
+              </w:rPr>
+            </w:pPr>
+            <w:r>
+              <w:rPr>
+                <w:rFonts w:ascii="GOST type B" w:eastAsia="Times New Roman" w:hAnsi="GOST type B" w:cs="Times New Roman"/>
+                <w:i/>
+                <w:color w:val="000000"/>
+                <w:sz w:val="24"/>
+                <w:szCs w:val="24"/>
+              </w:rPr>
+              <w:t xml:space="preserve">Тип данных: </w:t>
+            </w:r>
+            <w:r>
+              <w:rPr>
+                <w:rFonts w:ascii="GOST type B" w:eastAsia="Times New Roman" w:hAnsi="GOST type B" w:cs="Times New Roman"/>
+                <w:i/>
+                <w:color w:val="000000"/>
+                <w:sz w:val="24"/>
+                <w:szCs w:val="24"/>
+                <w:lang w:val="en-IE"/>
+              </w:rPr>
+              <w:t>void</w:t>
+            </w:r>
+          </w:p>
+          <w:p>
+            <w:pPr>
+              <w:pBdr>
+                <w:top w:val="nil"/>
+                <w:left w:val="nil"/>
+                <w:bottom w:val="nil"/>
+                <w:right w:val="nil"/>
+                <w:between w:val="nil"/>
+              </w:pBdr>
+              <w:jc w:val="both"/>
+              <w:rPr>
+                <w:rFonts w:ascii="GOST type B" w:eastAsia="Times New Roman" w:hAnsi="GOST type B" w:cs="Times New Roman"/>
+                <w:i/>
+                <w:color w:val="000000"/>
+                <w:sz w:val="24"/>
+                <w:szCs w:val="24"/>
+                <w:lang w:val="en-IE"/>
+              </w:rPr>
+            </w:pPr>
+            <w:r>
+              <w:rPr>
+                <w:rFonts w:ascii="GOST type B" w:eastAsia="Times New Roman" w:hAnsi="GOST type B" w:cs="Times New Roman"/>
+                <w:i/>
+                <w:color w:val="000000"/>
+                <w:sz w:val="24"/>
+                <w:szCs w:val="24"/>
+              </w:rPr>
+              <w:lastRenderedPageBreak/>
+              <w:t>Описание</w:t>
+            </w:r>
+            <w:proofErr w:type="gramStart"/>
+            <w:r>
+              <w:rPr>
+                <w:rFonts w:ascii="GOST type B" w:eastAsia="Times New Roman" w:hAnsi="GOST type B" w:cs="Times New Roman"/>
+                <w:i/>
+                <w:color w:val="000000"/>
+                <w:sz w:val="24"/>
+                <w:szCs w:val="24"/>
+              </w:rPr>
+              <w:t xml:space="preserve">: </w:t>
+            </w:r>
+            <w:r>
+              <w:rPr>
+                <w:rFonts w:ascii="GOST type B" w:eastAsia="Times New Roman" w:hAnsi="GOST type B" w:cs="Times New Roman"/>
+                <w:i/>
+                <w:color w:val="000000"/>
+                <w:sz w:val="24"/>
+                <w:szCs w:val="24"/>
+              </w:rPr>
+              <w:t>Анализирует</w:t>
+            </w:r>
+            <w:proofErr w:type="gramEnd"/>
+            <w:r>
+              <w:rPr>
+                <w:rFonts w:ascii="GOST type B" w:eastAsia="Times New Roman" w:hAnsi="GOST type B" w:cs="Times New Roman"/>
+                <w:i/>
+                <w:color w:val="000000"/>
+                <w:sz w:val="24"/>
+                <w:szCs w:val="24"/>
+              </w:rPr>
+              <w:t xml:space="preserve"> список заявок и выводит количество по каждому статусу</w:t>
+            </w:r>
+          </w:p>
+          <w:p>
+            <w:pPr>
+              <w:pBdr>
+                <w:top w:val="nil"/>
+                <w:left w:val="nil"/>
+                <w:bottom w:val="nil"/>
+                <w:right w:val="nil"/>
+                <w:between w:val="nil"/>
+              </w:pBdr>
+              <w:jc w:val="both"/>
+              <w:rPr>
+                <w:rFonts w:ascii="GOST type B" w:eastAsia="Times New Roman" w:hAnsi="GOST type B" w:cs="Times New Roman"/>
+                <w:i/>
+                <w:color w:val="000000"/>
+                <w:sz w:val="24"/>
+                <w:szCs w:val="24"/>
+                <w:lang w:val="en-IE"/>
+              </w:rPr>
+            </w:pPr>
+            <w:r>
+              <w:rPr>
+                <w:rFonts w:ascii="GOST type B" w:eastAsia="Times New Roman" w:hAnsi="GOST type B" w:cs="Times New Roman"/>
+                <w:i/>
+                <w:color w:val="000000"/>
+                <w:sz w:val="24"/>
+                <w:szCs w:val="24"/>
+              </w:rPr>
+              <w:t>Доступ</w:t>
+            </w:r>
+            <w:r>
+              <w:rPr>
+                <w:rFonts w:ascii="GOST type B" w:eastAsia="Times New Roman" w:hAnsi="GOST type B" w:cs="Times New Roman"/>
+                <w:i/>
+                <w:color w:val="000000"/>
+                <w:sz w:val="24"/>
+                <w:szCs w:val="24"/>
+                <w:lang w:val="en-IE"/>
+              </w:rPr>
+              <w:t>: public</w:t>
             </w:r>
           </w:p>
         </w:tc>
@@ -2692,29 +5989,32 @@
       <w:r>
         <w:rPr>
           <w:noProof/>
-          <w:lang w:eastAsia="ru-RU"/>
         </w:rPr>
         <w:drawing>
-          <wp:inline distT="0" distB="0" distL="0" distR="0" wp14:anchorId="14DD2309" wp14:editId="0295D62F">
-            <wp:extent cx="4186555" cy="2740660"/>
-            <wp:effectExtent l="0" t="0" r="4445" b="2540"/>
-            <wp:docPr id="1" name="Рисунок 1"/>
-            <wp:cNvGraphicFramePr/>
+          <wp:inline distT="0" distB="0" distL="0" distR="0" wp14:anchorId="3141D255" wp14:editId="452EDFAB">
+            <wp:extent cx="5495238" cy="4590476"/>
+            <wp:effectExtent l="0" t="0" r="0" b="635"/>
+            <wp:docPr id="1663829868" name="Рисунок 1"/>
+            <wp:cNvGraphicFramePr>
+              <a:graphicFrameLocks xmlns:a="http://schemas.openxmlformats.org/drawingml/2006/main" noChangeAspect="1"/>
+            </wp:cNvGraphicFramePr>
             <a:graphic xmlns:a="http://schemas.openxmlformats.org/drawingml/2006/main">
               <a:graphicData uri="http://schemas.openxmlformats.org/drawingml/2006/picture">
                 <pic:pic xmlns:pic="http://schemas.openxmlformats.org/drawingml/2006/picture">
                   <pic:nvPicPr>
-                    <pic:cNvPr id="1" name="Рисунок 1"/>
+                    <pic:cNvPr id="1663829868" name=""/>
                     <pic:cNvPicPr/>
                   </pic:nvPicPr>
                   <pic:blipFill>
                     <a:blip r:embed="rId5"/>
-                    <a:stretch/>
+                    <a:stretch>
+                      <a:fillRect/>
+                    </a:stretch>
                   </pic:blipFill>
-                  <pic:spPr bwMode="auto">
+                  <pic:spPr>
                     <a:xfrm>
                       <a:off x="0" y="0"/>
-                      <a:ext cx="4186555" cy="2740660"/>
+                      <a:ext cx="5495238" cy="4590476"/>
                     </a:xfrm>
                     <a:prstGeom prst="rect">
                       <a:avLst/>
@@ -2726,6 +6026,13 @@
           </wp:inline>
         </w:drawing>
       </w:r>
+      <w:r>
+        <w:rPr>
+          <w:noProof/>
+          <w:lang w:eastAsia="ru-RU"/>
+        </w:rPr>
+        <w:t xml:space="preserve"> </w:t>
+      </w:r>
     </w:p>
     <w:p>
       <w:pPr>
@@ -2777,6 +6084,7 @@
           <w:i/>
           <w:sz w:val="28"/>
           <w:szCs w:val="28"/>
+          <w:lang w:val="en-IE"/>
         </w:rPr>
       </w:pPr>
       <w:r>
@@ -2845,6 +6153,20 @@
         </w:rPr>
         <w:t>рис.4</w:t>
       </w:r>
+    </w:p>
+    <w:p>
+      <w:pPr>
+        <w:spacing w:after="0" w:line="240" w:lineRule="auto"/>
+        <w:ind w:firstLine="709"/>
+        <w:jc w:val="both"/>
+        <w:rPr>
+          <w:rFonts w:ascii="GOST type B" w:hAnsi="GOST type B"/>
+          <w:i/>
+          <w:sz w:val="28"/>
+          <w:szCs w:val="28"/>
+          <w:lang w:val="en-IE"/>
+        </w:rPr>
+      </w:pPr>
     </w:p>
     <w:p>
       <w:pPr>
@@ -2867,7 +6189,6 @@
           <w:szCs w:val="28"/>
           <w:highlight w:val="yellow"/>
         </w:rPr>
-        <w:lastRenderedPageBreak/>
         <w:t xml:space="preserve">Рисунок 2 </w:t>
       </w:r>
       <w:r>
@@ -3156,13 +6477,13 @@
     </w:p>
     <w:tbl>
       <w:tblPr>
-        <w:tblW w:w="9923" w:type="dxa"/>
-        <w:tblInd w:w="-5" w:type="dxa"/>
+        <w:tblW w:w="10661" w:type="dxa"/>
+        <w:tblInd w:w="-743" w:type="dxa"/>
         <w:tblLayout w:type="fixed"/>
         <w:tblLook w:val="04A0" w:firstRow="1" w:lastRow="0" w:firstColumn="1" w:lastColumn="0" w:noHBand="0" w:noVBand="1"/>
       </w:tblPr>
       <w:tblGrid>
-        <w:gridCol w:w="1560"/>
+        <w:gridCol w:w="2298"/>
         <w:gridCol w:w="1726"/>
         <w:gridCol w:w="1392"/>
         <w:gridCol w:w="1558"/>
@@ -3170,6 +6491,165 @@
         <w:gridCol w:w="2127"/>
       </w:tblGrid>
       <w:tr>
+        <w:tc>
+          <w:tcPr>
+            <w:tcW w:w="2298" w:type="dxa"/>
+            <w:tcBorders>
+              <w:top w:val="single" w:sz="4" w:space="0" w:color="000000"/>
+              <w:left w:val="single" w:sz="4" w:space="0" w:color="000000"/>
+              <w:bottom w:val="single" w:sz="4" w:space="0" w:color="000000"/>
+              <w:right w:val="nil"/>
+            </w:tcBorders>
+            <w:hideMark/>
+          </w:tcPr>
+          <w:p>
+            <w:pPr>
+              <w:widowControl w:val="0"/>
+              <w:rPr>
+                <w:rFonts w:ascii="GOST type B" w:eastAsia="Liberation Serif" w:hAnsi="GOST type B" w:cs="Liberation Serif"/>
+                <w:i/>
+                <w:color w:val="000000"/>
+                <w:sz w:val="24"/>
+                <w:szCs w:val="24"/>
+              </w:rPr>
+            </w:pPr>
+            <w:r>
+              <w:rPr>
+                <w:rFonts w:ascii="GOST type B" w:eastAsia="Liberation Serif" w:hAnsi="GOST type B" w:cs="Liberation Serif"/>
+                <w:i/>
+                <w:color w:val="000000"/>
+                <w:sz w:val="24"/>
+                <w:szCs w:val="24"/>
+              </w:rPr>
+              <w:lastRenderedPageBreak/>
+              <w:t>Номер теста</w:t>
+            </w:r>
+          </w:p>
+        </w:tc>
+        <w:tc>
+          <w:tcPr>
+            <w:tcW w:w="1726" w:type="dxa"/>
+            <w:tcBorders>
+              <w:top w:val="single" w:sz="4" w:space="0" w:color="000000"/>
+              <w:left w:val="single" w:sz="4" w:space="0" w:color="000000"/>
+              <w:bottom w:val="single" w:sz="4" w:space="0" w:color="000000"/>
+              <w:right w:val="nil"/>
+            </w:tcBorders>
+            <w:hideMark/>
+          </w:tcPr>
+          <w:p>
+            <w:pPr>
+              <w:widowControl w:val="0"/>
+              <w:rPr>
+                <w:rFonts w:ascii="GOST type B" w:eastAsia="Liberation Serif" w:hAnsi="GOST type B" w:cs="Liberation Serif"/>
+                <w:i/>
+                <w:color w:val="000000"/>
+                <w:sz w:val="24"/>
+                <w:szCs w:val="24"/>
+              </w:rPr>
+            </w:pPr>
+            <w:r>
+              <w:rPr>
+                <w:rFonts w:ascii="GOST type B" w:eastAsia="Liberation Serif" w:hAnsi="GOST type B" w:cs="Liberation Serif"/>
+                <w:i/>
+                <w:color w:val="000000"/>
+                <w:sz w:val="24"/>
+                <w:szCs w:val="24"/>
+              </w:rPr>
+              <w:t>Наименование метода</w:t>
+            </w:r>
+          </w:p>
+        </w:tc>
+        <w:tc>
+          <w:tcPr>
+            <w:tcW w:w="1392" w:type="dxa"/>
+            <w:tcBorders>
+              <w:top w:val="single" w:sz="4" w:space="0" w:color="000000"/>
+              <w:left w:val="single" w:sz="4" w:space="0" w:color="000000"/>
+              <w:bottom w:val="single" w:sz="4" w:space="0" w:color="000000"/>
+              <w:right w:val="nil"/>
+            </w:tcBorders>
+            <w:hideMark/>
+          </w:tcPr>
+          <w:p>
+            <w:pPr>
+              <w:widowControl w:val="0"/>
+              <w:rPr>
+                <w:rFonts w:ascii="GOST type B" w:eastAsia="Liberation Serif" w:hAnsi="GOST type B" w:cs="Liberation Serif"/>
+                <w:i/>
+                <w:color w:val="000000"/>
+                <w:sz w:val="24"/>
+                <w:szCs w:val="24"/>
+              </w:rPr>
+            </w:pPr>
+            <w:r>
+              <w:rPr>
+                <w:rFonts w:ascii="GOST type B" w:eastAsia="Liberation Serif" w:hAnsi="GOST type B" w:cs="Liberation Serif"/>
+                <w:i/>
+                <w:color w:val="000000"/>
+                <w:sz w:val="24"/>
+                <w:szCs w:val="24"/>
+              </w:rPr>
+              <w:t>Исходные данные</w:t>
+            </w:r>
+          </w:p>
+        </w:tc>
+        <w:tc>
+          <w:tcPr>
+            <w:tcW w:w="1558" w:type="dxa"/>
+            <w:tcBorders>
+              <w:top w:val="single" w:sz="4" w:space="0" w:color="000000"/>
+              <w:left w:val="single" w:sz="4" w:space="0" w:color="000000"/>
+              <w:bottom w:val="single" w:sz="4" w:space="0" w:color="000000"/>
+              <w:right w:val="nil"/>
+            </w:tcBorders>
+            <w:hideMark/>
+          </w:tcPr>
+          <w:p>
+            <w:pPr>
+              <w:widowControl w:val="0"/>
+              <w:rPr>
+                <w:rFonts w:ascii="GOST type B" w:eastAsia="Liberation Serif" w:hAnsi="GOST type B" w:cs="Liberation Serif"/>
+                <w:i/>
+                <w:color w:val="000000"/>
+                <w:sz w:val="24"/>
+                <w:szCs w:val="24"/>
+              </w:rPr>
+            </w:pPr>
+            <w:r>
+              <w:rPr>
+                <w:rFonts w:ascii="GOST type B" w:eastAsia="Liberation Serif" w:hAnsi="GOST type B" w:cs="Liberation Serif"/>
+                <w:i/>
+                <w:color w:val="000000"/>
+                <w:sz w:val="24"/>
+                <w:szCs w:val="24"/>
+              </w:rPr>
+              <w:t>Ожидаемый результат (</w:t>
+            </w:r>
+            <w:proofErr w:type="spellStart"/>
+            <w:r>
+              <w:rPr>
+                <w:rFonts w:ascii="GOST type B" w:eastAsia="Liberation Serif" w:hAnsi="GOST type B" w:cs="Liberation Serif"/>
+                <w:i/>
+                <w:color w:val="000000"/>
+                <w:sz w:val="24"/>
+                <w:szCs w:val="24"/>
+              </w:rPr>
+              <w:t>expected</w:t>
+            </w:r>
+            <w:proofErr w:type="spellEnd"/>
+            <w:r>
+              <w:rPr>
+                <w:rFonts w:ascii="GOST type B" w:eastAsia="Liberation Serif" w:hAnsi="GOST type B" w:cs="Liberation Serif"/>
+                <w:i/>
+                <w:color w:val="000000"/>
+                <w:sz w:val="24"/>
+                <w:szCs w:val="24"/>
+              </w:rPr>
+              <w:t>)</w:t>
+            </w:r>
+          </w:p>
+        </w:tc>
         <w:tc>
           <w:tcPr>
             <w:tcW w:w="1560" w:type="dxa"/>
@@ -3200,164 +6680,6 @@
                 <w:sz w:val="24"/>
                 <w:szCs w:val="24"/>
               </w:rPr>
-              <w:t>Номер теста</w:t>
-            </w:r>
-          </w:p>
-        </w:tc>
-        <w:tc>
-          <w:tcPr>
-            <w:tcW w:w="1726" w:type="dxa"/>
-            <w:tcBorders>
-              <w:top w:val="single" w:sz="4" w:space="0" w:color="000000"/>
-              <w:left w:val="single" w:sz="4" w:space="0" w:color="000000"/>
-              <w:bottom w:val="single" w:sz="4" w:space="0" w:color="000000"/>
-              <w:right w:val="nil"/>
-            </w:tcBorders>
-            <w:hideMark/>
-          </w:tcPr>
-          <w:p>
-            <w:pPr>
-              <w:widowControl w:val="0"/>
-              <w:rPr>
-                <w:rFonts w:ascii="GOST type B" w:eastAsia="Liberation Serif" w:hAnsi="GOST type B" w:cs="Liberation Serif"/>
-                <w:i/>
-                <w:color w:val="000000"/>
-                <w:sz w:val="24"/>
-                <w:szCs w:val="24"/>
-              </w:rPr>
-            </w:pPr>
-            <w:r>
-              <w:rPr>
-                <w:rFonts w:ascii="GOST type B" w:eastAsia="Liberation Serif" w:hAnsi="GOST type B" w:cs="Liberation Serif"/>
-                <w:i/>
-                <w:color w:val="000000"/>
-                <w:sz w:val="24"/>
-                <w:szCs w:val="24"/>
-              </w:rPr>
-              <w:t>Наименование метода</w:t>
-            </w:r>
-          </w:p>
-        </w:tc>
-        <w:tc>
-          <w:tcPr>
-            <w:tcW w:w="1392" w:type="dxa"/>
-            <w:tcBorders>
-              <w:top w:val="single" w:sz="4" w:space="0" w:color="000000"/>
-              <w:left w:val="single" w:sz="4" w:space="0" w:color="000000"/>
-              <w:bottom w:val="single" w:sz="4" w:space="0" w:color="000000"/>
-              <w:right w:val="nil"/>
-            </w:tcBorders>
-            <w:hideMark/>
-          </w:tcPr>
-          <w:p>
-            <w:pPr>
-              <w:widowControl w:val="0"/>
-              <w:rPr>
-                <w:rFonts w:ascii="GOST type B" w:eastAsia="Liberation Serif" w:hAnsi="GOST type B" w:cs="Liberation Serif"/>
-                <w:i/>
-                <w:color w:val="000000"/>
-                <w:sz w:val="24"/>
-                <w:szCs w:val="24"/>
-              </w:rPr>
-            </w:pPr>
-            <w:r>
-              <w:rPr>
-                <w:rFonts w:ascii="GOST type B" w:eastAsia="Liberation Serif" w:hAnsi="GOST type B" w:cs="Liberation Serif"/>
-                <w:i/>
-                <w:color w:val="000000"/>
-                <w:sz w:val="24"/>
-                <w:szCs w:val="24"/>
-              </w:rPr>
-              <w:t>Исходные данные</w:t>
-            </w:r>
-          </w:p>
-        </w:tc>
-        <w:tc>
-          <w:tcPr>
-            <w:tcW w:w="1558" w:type="dxa"/>
-            <w:tcBorders>
-              <w:top w:val="single" w:sz="4" w:space="0" w:color="000000"/>
-              <w:left w:val="single" w:sz="4" w:space="0" w:color="000000"/>
-              <w:bottom w:val="single" w:sz="4" w:space="0" w:color="000000"/>
-              <w:right w:val="nil"/>
-            </w:tcBorders>
-            <w:hideMark/>
-          </w:tcPr>
-          <w:p>
-            <w:pPr>
-              <w:widowControl w:val="0"/>
-              <w:rPr>
-                <w:rFonts w:ascii="GOST type B" w:eastAsia="Liberation Serif" w:hAnsi="GOST type B" w:cs="Liberation Serif"/>
-                <w:i/>
-                <w:color w:val="000000"/>
-                <w:sz w:val="24"/>
-                <w:szCs w:val="24"/>
-              </w:rPr>
-            </w:pPr>
-            <w:r>
-              <w:rPr>
-                <w:rFonts w:ascii="GOST type B" w:eastAsia="Liberation Serif" w:hAnsi="GOST type B" w:cs="Liberation Serif"/>
-                <w:i/>
-                <w:color w:val="000000"/>
-                <w:sz w:val="24"/>
-                <w:szCs w:val="24"/>
-              </w:rPr>
-              <w:t>Ожидаемый результат (</w:t>
-            </w:r>
-            <w:proofErr w:type="spellStart"/>
-            <w:r>
-              <w:rPr>
-                <w:rFonts w:ascii="GOST type B" w:eastAsia="Liberation Serif" w:hAnsi="GOST type B" w:cs="Liberation Serif"/>
-                <w:i/>
-                <w:color w:val="000000"/>
-                <w:sz w:val="24"/>
-                <w:szCs w:val="24"/>
-              </w:rPr>
-              <w:t>expected</w:t>
-            </w:r>
-            <w:proofErr w:type="spellEnd"/>
-            <w:r>
-              <w:rPr>
-                <w:rFonts w:ascii="GOST type B" w:eastAsia="Liberation Serif" w:hAnsi="GOST type B" w:cs="Liberation Serif"/>
-                <w:i/>
-                <w:color w:val="000000"/>
-                <w:sz w:val="24"/>
-                <w:szCs w:val="24"/>
-              </w:rPr>
-              <w:t>)</w:t>
-            </w:r>
-          </w:p>
-        </w:tc>
-        <w:tc>
-          <w:tcPr>
-            <w:tcW w:w="1560" w:type="dxa"/>
-            <w:tcBorders>
-              <w:top w:val="single" w:sz="4" w:space="0" w:color="000000"/>
-              <w:left w:val="single" w:sz="4" w:space="0" w:color="000000"/>
-              <w:bottom w:val="single" w:sz="4" w:space="0" w:color="000000"/>
-              <w:right w:val="nil"/>
-            </w:tcBorders>
-            <w:hideMark/>
-          </w:tcPr>
-          <w:p>
-            <w:pPr>
-              <w:widowControl w:val="0"/>
-              <w:rPr>
-                <w:rFonts w:ascii="GOST type B" w:eastAsia="Liberation Serif" w:hAnsi="GOST type B" w:cs="Liberation Serif"/>
-                <w:i/>
-                <w:color w:val="000000"/>
-                <w:sz w:val="24"/>
-                <w:szCs w:val="24"/>
-              </w:rPr>
-            </w:pPr>
-            <w:r>
-              <w:rPr>
-                <w:rFonts w:ascii="GOST type B" w:eastAsia="Liberation Serif" w:hAnsi="GOST type B" w:cs="Liberation Serif"/>
-                <w:i/>
-                <w:color w:val="000000"/>
-                <w:sz w:val="24"/>
-                <w:szCs w:val="24"/>
-              </w:rPr>
               <w:t>Фактический результат (</w:t>
             </w:r>
             <w:proofErr w:type="spellStart"/>
@@ -3464,6 +6786,206 @@
         </w:tc>
       </w:tr>
       <w:tr>
+        <w:trPr>
+          <w:trHeight w:val="1749"/>
+        </w:trPr>
+        <w:tc>
+          <w:tcPr>
+            <w:tcW w:w="2298" w:type="dxa"/>
+            <w:tcBorders>
+              <w:top w:val="nil"/>
+              <w:left w:val="single" w:sz="4" w:space="0" w:color="000000"/>
+              <w:bottom w:val="single" w:sz="4" w:space="0" w:color="000000"/>
+              <w:right w:val="nil"/>
+            </w:tcBorders>
+            <w:hideMark/>
+          </w:tcPr>
+          <w:p>
+            <w:pPr>
+              <w:widowControl w:val="0"/>
+              <w:rPr>
+                <w:rFonts w:ascii="GOST type B" w:eastAsia="Liberation Serif" w:hAnsi="GOST type B" w:cs="Liberation Serif"/>
+                <w:i/>
+                <w:color w:val="000000"/>
+                <w:sz w:val="24"/>
+                <w:szCs w:val="24"/>
+                <w:lang w:val="en-IE"/>
+              </w:rPr>
+            </w:pPr>
+            <w:r>
+              <w:rPr>
+                <w:rFonts w:ascii="GOST type B" w:eastAsia="Liberation Serif" w:hAnsi="GOST type B" w:cs="Liberation Serif"/>
+                <w:i/>
+                <w:color w:val="000000"/>
+                <w:sz w:val="24"/>
+                <w:szCs w:val="24"/>
+                <w:lang w:val="en-IE"/>
+              </w:rPr>
+              <w:t>1.</w:t>
+            </w:r>
+            <w:r>
+              <w:rPr>
+                <w:rFonts w:ascii="GOST type B" w:eastAsia="Liberation Serif" w:hAnsi="GOST type B" w:cs="Liberation Serif"/>
+                <w:i/>
+                <w:color w:val="000000"/>
+                <w:sz w:val="24"/>
+                <w:szCs w:val="24"/>
+                <w:lang w:val="en-IE"/>
+              </w:rPr>
+              <w:t>User</w:t>
+            </w:r>
+          </w:p>
+        </w:tc>
+        <w:tc>
+          <w:tcPr>
+            <w:tcW w:w="1726" w:type="dxa"/>
+            <w:tcBorders>
+              <w:top w:val="nil"/>
+              <w:left w:val="single" w:sz="4" w:space="0" w:color="000000"/>
+              <w:bottom w:val="single" w:sz="4" w:space="0" w:color="000000"/>
+              <w:right w:val="nil"/>
+            </w:tcBorders>
+            <w:hideMark/>
+          </w:tcPr>
+          <w:p>
+            <w:pPr>
+              <w:widowControl w:val="0"/>
+              <w:rPr>
+                <w:rFonts w:ascii="GOST type B" w:eastAsia="Liberation Serif" w:hAnsi="GOST type B" w:cs="Liberation Serif"/>
+                <w:i/>
+                <w:color w:val="000000"/>
+                <w:sz w:val="24"/>
+                <w:szCs w:val="24"/>
+              </w:rPr>
+            </w:pPr>
+            <w:proofErr w:type="spellStart"/>
+            <w:proofErr w:type="gramStart"/>
+            <w:r>
+              <w:rPr>
+                <w:rFonts w:ascii="GOST type B" w:eastAsia="Liberation Serif" w:hAnsi="GOST type B" w:cs="Liberation Serif"/>
+                <w:i/>
+                <w:color w:val="000000"/>
+                <w:sz w:val="24"/>
+                <w:szCs w:val="24"/>
+              </w:rPr>
+              <w:t>SetUserName</w:t>
+            </w:r>
+            <w:proofErr w:type="spellEnd"/>
+            <w:r>
+              <w:rPr>
+                <w:rFonts w:ascii="GOST type B" w:eastAsia="Liberation Serif" w:hAnsi="GOST type B" w:cs="Liberation Serif"/>
+                <w:i/>
+                <w:color w:val="000000"/>
+                <w:sz w:val="24"/>
+                <w:szCs w:val="24"/>
+              </w:rPr>
+              <w:t>(</w:t>
+            </w:r>
+            <w:proofErr w:type="gramEnd"/>
+            <w:r>
+              <w:rPr>
+                <w:rFonts w:ascii="GOST type B" w:eastAsia="Liberation Serif" w:hAnsi="GOST type B" w:cs="Liberation Serif"/>
+                <w:i/>
+                <w:color w:val="000000"/>
+                <w:sz w:val="24"/>
+                <w:szCs w:val="24"/>
+              </w:rPr>
+              <w:t>)</w:t>
+            </w:r>
+          </w:p>
+        </w:tc>
+        <w:tc>
+          <w:tcPr>
+            <w:tcW w:w="1392" w:type="dxa"/>
+            <w:tcBorders>
+              <w:top w:val="nil"/>
+              <w:left w:val="single" w:sz="4" w:space="0" w:color="000000"/>
+              <w:bottom w:val="single" w:sz="4" w:space="0" w:color="000000"/>
+              <w:right w:val="nil"/>
+            </w:tcBorders>
+            <w:hideMark/>
+          </w:tcPr>
+          <w:p>
+            <w:pPr>
+              <w:widowControl w:val="0"/>
+              <w:rPr>
+                <w:rFonts w:ascii="GOST type B" w:eastAsia="Liberation Serif" w:hAnsi="GOST type B" w:cs="Liberation Serif"/>
+                <w:i/>
+                <w:color w:val="000000"/>
+                <w:sz w:val="24"/>
+                <w:szCs w:val="24"/>
+                <w:lang w:val="en-US"/>
+              </w:rPr>
+            </w:pPr>
+            <w:r>
+              <w:rPr>
+                <w:rFonts w:ascii="GOST type B" w:eastAsia="Liberation Serif" w:hAnsi="GOST type B" w:cs="Liberation Serif"/>
+                <w:i/>
+                <w:color w:val="000000"/>
+                <w:sz w:val="24"/>
+                <w:szCs w:val="24"/>
+              </w:rPr>
+              <w:t>"</w:t>
+            </w:r>
+            <w:proofErr w:type="spellStart"/>
+            <w:r>
+              <w:rPr>
+                <w:rFonts w:ascii="GOST type B" w:eastAsia="Liberation Serif" w:hAnsi="GOST type B" w:cs="Liberation Serif"/>
+                <w:i/>
+                <w:color w:val="000000"/>
+                <w:sz w:val="24"/>
+                <w:szCs w:val="24"/>
+              </w:rPr>
+              <w:t>Admin</w:t>
+            </w:r>
+            <w:proofErr w:type="spellEnd"/>
+            <w:r>
+              <w:rPr>
+                <w:rFonts w:ascii="GOST type B" w:eastAsia="Liberation Serif" w:hAnsi="GOST type B" w:cs="Liberation Serif"/>
+                <w:i/>
+                <w:color w:val="000000"/>
+                <w:sz w:val="24"/>
+                <w:szCs w:val="24"/>
+              </w:rPr>
+              <w:t>"</w:t>
+            </w:r>
+          </w:p>
+        </w:tc>
+        <w:tc>
+          <w:tcPr>
+            <w:tcW w:w="1558" w:type="dxa"/>
+            <w:tcBorders>
+              <w:top w:val="nil"/>
+              <w:left w:val="single" w:sz="4" w:space="0" w:color="000000"/>
+              <w:bottom w:val="single" w:sz="4" w:space="0" w:color="000000"/>
+              <w:right w:val="nil"/>
+            </w:tcBorders>
+            <w:hideMark/>
+          </w:tcPr>
+          <w:p>
+            <w:pPr>
+              <w:widowControl w:val="0"/>
+              <w:rPr>
+                <w:rFonts w:ascii="GOST type B" w:eastAsia="Liberation Serif" w:hAnsi="GOST type B" w:cs="Liberation Serif"/>
+                <w:i/>
+                <w:color w:val="000000"/>
+                <w:sz w:val="24"/>
+                <w:szCs w:val="24"/>
+                <w:lang w:val="en-US"/>
+              </w:rPr>
+            </w:pPr>
+            <w:r>
+              <w:rPr>
+                <w:rFonts w:ascii="GOST type B" w:eastAsia="Liberation Serif" w:hAnsi="GOST type B" w:cs="Liberation Serif"/>
+                <w:i/>
+                <w:color w:val="000000"/>
+                <w:sz w:val="24"/>
+                <w:szCs w:val="24"/>
+              </w:rPr>
+              <w:t>Имя успешно установлено</w:t>
+            </w:r>
+          </w:p>
+        </w:tc>
         <w:tc>
           <w:tcPr>
             <w:tcW w:w="1560" w:type="dxa"/>
@@ -3484,19 +7006,32 @@
                 <w:color w:val="000000"/>
                 <w:sz w:val="24"/>
                 <w:szCs w:val="24"/>
-              </w:rPr>
-            </w:pPr>
-            <w:r>
-              <w:rPr>
-                <w:rFonts w:ascii="GOST type B" w:eastAsia="Liberation Serif" w:hAnsi="GOST type B" w:cs="Liberation Serif"/>
-                <w:i/>
-                <w:color w:val="000000"/>
-                <w:sz w:val="24"/>
-                <w:szCs w:val="24"/>
-              </w:rPr>
-              <w:t>Для примера</w:t>
-            </w:r>
-          </w:p>
+                <w:lang w:val="en-US"/>
+              </w:rPr>
+            </w:pPr>
+            <w:r>
+              <w:rPr>
+                <w:rFonts w:ascii="GOST type B" w:eastAsia="Liberation Serif" w:hAnsi="GOST type B" w:cs="Liberation Serif"/>
+                <w:i/>
+                <w:color w:val="000000"/>
+                <w:sz w:val="24"/>
+                <w:szCs w:val="24"/>
+              </w:rPr>
+              <w:t>Совпадает</w:t>
+            </w:r>
+          </w:p>
+        </w:tc>
+        <w:tc>
+          <w:tcPr>
+            <w:tcW w:w="2127" w:type="dxa"/>
+            <w:tcBorders>
+              <w:top w:val="nil"/>
+              <w:left w:val="single" w:sz="4" w:space="0" w:color="000000"/>
+              <w:bottom w:val="single" w:sz="4" w:space="0" w:color="000000"/>
+              <w:right w:val="single" w:sz="4" w:space="0" w:color="000000"/>
+            </w:tcBorders>
+            <w:hideMark/>
+          </w:tcPr>
           <w:p>
             <w:pPr>
               <w:widowControl w:val="0"/>
@@ -3508,15 +7043,58 @@
                 <w:szCs w:val="24"/>
               </w:rPr>
             </w:pPr>
-            <w:r>
-              <w:rPr>
-                <w:rFonts w:ascii="GOST type B" w:eastAsia="Liberation Serif" w:hAnsi="GOST type B" w:cs="Liberation Serif"/>
-                <w:i/>
-                <w:color w:val="000000"/>
-                <w:sz w:val="24"/>
-                <w:szCs w:val="24"/>
-              </w:rPr>
-              <w:t>1.</w:t>
+            <w:proofErr w:type="spellStart"/>
+            <w:r>
+              <w:rPr>
+                <w:rFonts w:ascii="GOST type B" w:eastAsia="Liberation Serif" w:hAnsi="GOST type B" w:cs="Liberation Serif"/>
+                <w:i/>
+                <w:color w:val="000000"/>
+                <w:sz w:val="24"/>
+                <w:szCs w:val="24"/>
+              </w:rPr>
+              <w:t>Success</w:t>
+            </w:r>
+            <w:proofErr w:type="spellEnd"/>
+          </w:p>
+        </w:tc>
+      </w:tr>
+      <w:tr>
+        <w:trPr>
+          <w:trHeight w:val="1495"/>
+        </w:trPr>
+        <w:tc>
+          <w:tcPr>
+            <w:tcW w:w="2298" w:type="dxa"/>
+            <w:tcBorders>
+              <w:top w:val="nil"/>
+              <w:left w:val="single" w:sz="4" w:space="0" w:color="000000"/>
+              <w:bottom w:val="single" w:sz="4" w:space="0" w:color="000000"/>
+              <w:right w:val="nil"/>
+            </w:tcBorders>
+            <w:hideMark/>
+          </w:tcPr>
+          <w:p>
+            <w:pPr>
+              <w:widowControl w:val="0"/>
+              <w:rPr>
+                <w:rFonts w:ascii="GOST type B" w:eastAsia="Liberation Serif" w:hAnsi="GOST type B" w:cs="Liberation Serif"/>
+                <w:i/>
+                <w:color w:val="000000"/>
+                <w:sz w:val="24"/>
+                <w:szCs w:val="24"/>
+                <w:lang w:val="en-IE"/>
+              </w:rPr>
+            </w:pPr>
+            <w:r>
+              <w:rPr>
+                <w:rFonts w:ascii="GOST type B" w:eastAsia="Liberation Serif" w:hAnsi="GOST type B" w:cs="Liberation Serif"/>
+                <w:i/>
+                <w:color w:val="000000"/>
+                <w:sz w:val="24"/>
+                <w:szCs w:val="24"/>
+                <w:lang w:val="en-IE"/>
+              </w:rPr>
+              <w:t>2.User</w:t>
             </w:r>
           </w:p>
         </w:tc>
@@ -3542,16 +7120,39 @@
                 <w:szCs w:val="24"/>
               </w:rPr>
             </w:pPr>
-            <w:r>
-              <w:rPr>
-                <w:rFonts w:ascii="GOST type B" w:hAnsi="GOST type B" w:cs="Times New Roman"/>
-                <w:i/>
-                <w:color w:val="000000" w:themeColor="text1"/>
-                <w:sz w:val="24"/>
-                <w:szCs w:val="24"/>
-                <w:lang w:val="en-US"/>
-              </w:rPr>
-              <w:t>Deli()</w:t>
+            <w:proofErr w:type="spellStart"/>
+            <w:proofErr w:type="gramStart"/>
+            <w:r>
+              <w:rPr>
+                <w:rFonts w:ascii="GOST type B" w:eastAsia="Liberation Serif" w:hAnsi="GOST type B" w:cs="Liberation Serif"/>
+                <w:i/>
+                <w:color w:val="000000"/>
+                <w:sz w:val="24"/>
+                <w:szCs w:val="24"/>
+              </w:rPr>
+              <w:t>GetUserName</w:t>
+            </w:r>
+            <w:proofErr w:type="spellEnd"/>
+            <w:r>
+              <w:rPr>
+                <w:rFonts w:ascii="GOST type B" w:eastAsia="Liberation Serif" w:hAnsi="GOST type B" w:cs="Liberation Serif"/>
+                <w:i/>
+                <w:color w:val="000000"/>
+                <w:sz w:val="24"/>
+                <w:szCs w:val="24"/>
+              </w:rPr>
+              <w:t>(</w:t>
+            </w:r>
+            <w:proofErr w:type="gramEnd"/>
+            <w:r>
+              <w:rPr>
+                <w:rFonts w:ascii="GOST type B" w:eastAsia="Liberation Serif" w:hAnsi="GOST type B" w:cs="Liberation Serif"/>
+                <w:i/>
+                <w:color w:val="000000"/>
+                <w:sz w:val="24"/>
+                <w:szCs w:val="24"/>
+              </w:rPr>
+              <w:t>)</w:t>
             </w:r>
           </w:p>
         </w:tc>
@@ -3575,19 +7176,19 @@
                 <w:color w:val="000000"/>
                 <w:sz w:val="24"/>
                 <w:szCs w:val="24"/>
-                <w:lang w:val="en-US"/>
-              </w:rPr>
-            </w:pPr>
-            <w:r>
-              <w:rPr>
-                <w:rFonts w:ascii="GOST type B" w:eastAsia="Liberation Serif" w:hAnsi="GOST type B" w:cs="Liberation Serif"/>
-                <w:i/>
-                <w:color w:val="000000"/>
-                <w:sz w:val="24"/>
-                <w:szCs w:val="24"/>
-                <w:lang w:val="en-US"/>
-              </w:rPr>
-              <w:t>a=5; b=10</w:t>
+                <w:lang w:val="en-IE"/>
+              </w:rPr>
+            </w:pPr>
+            <w:r>
+              <w:rPr>
+                <w:rFonts w:ascii="GOST type B" w:eastAsia="Liberation Serif" w:hAnsi="GOST type B" w:cs="Liberation Serif"/>
+                <w:i/>
+                <w:color w:val="000000"/>
+                <w:sz w:val="24"/>
+                <w:szCs w:val="24"/>
+                <w:lang w:val="en-IE"/>
+              </w:rPr>
+              <w:t>-</w:t>
             </w:r>
           </w:p>
         </w:tc>
@@ -3611,19 +7212,39 @@
                 <w:color w:val="000000"/>
                 <w:sz w:val="24"/>
                 <w:szCs w:val="24"/>
-                <w:lang w:val="en-US"/>
-              </w:rPr>
-            </w:pPr>
-            <w:r>
-              <w:rPr>
-                <w:rFonts w:ascii="GOST type B" w:eastAsia="Liberation Serif" w:hAnsi="GOST type B" w:cs="Liberation Serif"/>
-                <w:i/>
-                <w:color w:val="000000"/>
-                <w:sz w:val="24"/>
-                <w:szCs w:val="24"/>
-                <w:lang w:val="en-US"/>
-              </w:rPr>
-              <w:t>2</w:t>
+              </w:rPr>
+            </w:pPr>
+            <w:r>
+              <w:rPr>
+                <w:rFonts w:ascii="GOST type B" w:eastAsia="Liberation Serif" w:hAnsi="GOST type B" w:cs="Liberation Serif"/>
+                <w:i/>
+                <w:color w:val="000000"/>
+                <w:sz w:val="24"/>
+                <w:szCs w:val="24"/>
+              </w:rPr>
+              <w:t>Возвращает "</w:t>
+            </w:r>
+            <w:proofErr w:type="spellStart"/>
+            <w:r>
+              <w:rPr>
+                <w:rFonts w:ascii="GOST type B" w:eastAsia="Liberation Serif" w:hAnsi="GOST type B" w:cs="Liberation Serif"/>
+                <w:i/>
+                <w:color w:val="000000"/>
+                <w:sz w:val="24"/>
+                <w:szCs w:val="24"/>
+              </w:rPr>
+              <w:t>Admin</w:t>
+            </w:r>
+            <w:proofErr w:type="spellEnd"/>
+            <w:r>
+              <w:rPr>
+                <w:rFonts w:ascii="GOST type B" w:eastAsia="Liberation Serif" w:hAnsi="GOST type B" w:cs="Liberation Serif"/>
+                <w:i/>
+                <w:color w:val="000000"/>
+                <w:sz w:val="24"/>
+                <w:szCs w:val="24"/>
+              </w:rPr>
+              <w:t>"</w:t>
             </w:r>
           </w:p>
         </w:tc>
@@ -3647,19 +7268,17 @@
                 <w:color w:val="000000"/>
                 <w:sz w:val="24"/>
                 <w:szCs w:val="24"/>
-                <w:lang w:val="en-US"/>
-              </w:rPr>
-            </w:pPr>
-            <w:r>
-              <w:rPr>
-                <w:rFonts w:ascii="GOST type B" w:eastAsia="Liberation Serif" w:hAnsi="GOST type B" w:cs="Liberation Serif"/>
-                <w:i/>
-                <w:color w:val="000000"/>
-                <w:sz w:val="24"/>
-                <w:szCs w:val="24"/>
-                <w:lang w:val="en-US"/>
-              </w:rPr>
-              <w:t>2</w:t>
+              </w:rPr>
+            </w:pPr>
+            <w:r>
+              <w:rPr>
+                <w:rFonts w:ascii="GOST type B" w:eastAsia="Liberation Serif" w:hAnsi="GOST type B" w:cs="Liberation Serif"/>
+                <w:i/>
+                <w:color w:val="000000"/>
+                <w:sz w:val="24"/>
+                <w:szCs w:val="24"/>
+              </w:rPr>
+              <w:t>Совпадает</w:t>
             </w:r>
           </w:p>
         </w:tc>
@@ -3685,20 +7304,187 @@
                 <w:szCs w:val="24"/>
               </w:rPr>
             </w:pPr>
-            <w:r>
-              <w:rPr>
-                <w:rFonts w:ascii="GOST type B" w:eastAsia="Liberation Serif" w:hAnsi="GOST type B" w:cs="Liberation Serif"/>
-                <w:i/>
-                <w:color w:val="000000"/>
-                <w:sz w:val="24"/>
-                <w:szCs w:val="24"/>
-              </w:rPr>
-              <w:t>Заполняется после выполнения тестирования</w:t>
-            </w:r>
+            <w:proofErr w:type="spellStart"/>
+            <w:r>
+              <w:rPr>
+                <w:rFonts w:ascii="GOST type B" w:eastAsia="Liberation Serif" w:hAnsi="GOST type B" w:cs="Liberation Serif"/>
+                <w:i/>
+                <w:color w:val="000000"/>
+                <w:sz w:val="24"/>
+                <w:szCs w:val="24"/>
+              </w:rPr>
+              <w:t>Success</w:t>
+            </w:r>
+            <w:proofErr w:type="spellEnd"/>
           </w:p>
         </w:tc>
       </w:tr>
       <w:tr>
+        <w:trPr>
+          <w:trHeight w:val="1539"/>
+        </w:trPr>
+        <w:tc>
+          <w:tcPr>
+            <w:tcW w:w="2298" w:type="dxa"/>
+            <w:tcBorders>
+              <w:top w:val="nil"/>
+              <w:left w:val="single" w:sz="4" w:space="0" w:color="000000"/>
+              <w:bottom w:val="single" w:sz="4" w:space="0" w:color="000000"/>
+              <w:right w:val="nil"/>
+            </w:tcBorders>
+            <w:hideMark/>
+          </w:tcPr>
+          <w:p>
+            <w:pPr>
+              <w:widowControl w:val="0"/>
+              <w:rPr>
+                <w:rFonts w:ascii="GOST type B" w:eastAsia="Liberation Serif" w:hAnsi="GOST type B" w:cs="Liberation Serif"/>
+                <w:i/>
+                <w:color w:val="000000"/>
+                <w:sz w:val="24"/>
+                <w:szCs w:val="24"/>
+                <w:lang w:val="en-IE"/>
+              </w:rPr>
+            </w:pPr>
+            <w:r>
+              <w:rPr>
+                <w:rFonts w:ascii="GOST type B" w:eastAsia="Liberation Serif" w:hAnsi="GOST type B" w:cs="Liberation Serif"/>
+                <w:i/>
+                <w:color w:val="000000"/>
+                <w:sz w:val="24"/>
+                <w:szCs w:val="24"/>
+                <w:lang w:val="en-IE"/>
+              </w:rPr>
+              <w:t>1.Request</w:t>
+            </w:r>
+          </w:p>
+        </w:tc>
+        <w:tc>
+          <w:tcPr>
+            <w:tcW w:w="1726" w:type="dxa"/>
+            <w:tcBorders>
+              <w:top w:val="nil"/>
+              <w:left w:val="single" w:sz="4" w:space="0" w:color="000000"/>
+              <w:bottom w:val="single" w:sz="4" w:space="0" w:color="000000"/>
+              <w:right w:val="nil"/>
+            </w:tcBorders>
+            <w:hideMark/>
+          </w:tcPr>
+          <w:p>
+            <w:pPr>
+              <w:widowControl w:val="0"/>
+              <w:rPr>
+                <w:rFonts w:ascii="GOST type B" w:eastAsia="Liberation Serif" w:hAnsi="GOST type B" w:cs="Liberation Serif"/>
+                <w:i/>
+                <w:color w:val="000000"/>
+                <w:sz w:val="24"/>
+                <w:szCs w:val="24"/>
+              </w:rPr>
+            </w:pPr>
+            <w:proofErr w:type="spellStart"/>
+            <w:proofErr w:type="gramStart"/>
+            <w:r>
+              <w:rPr>
+                <w:rFonts w:ascii="GOST type B" w:eastAsia="Liberation Serif" w:hAnsi="GOST type B" w:cs="Liberation Serif"/>
+                <w:i/>
+                <w:color w:val="000000"/>
+                <w:sz w:val="24"/>
+                <w:szCs w:val="24"/>
+              </w:rPr>
+              <w:t>CreateRequest</w:t>
+            </w:r>
+            <w:proofErr w:type="spellEnd"/>
+            <w:r>
+              <w:rPr>
+                <w:rFonts w:ascii="GOST type B" w:eastAsia="Liberation Serif" w:hAnsi="GOST type B" w:cs="Liberation Serif"/>
+                <w:i/>
+                <w:color w:val="000000"/>
+                <w:sz w:val="24"/>
+                <w:szCs w:val="24"/>
+              </w:rPr>
+              <w:t>(</w:t>
+            </w:r>
+            <w:proofErr w:type="gramEnd"/>
+            <w:r>
+              <w:rPr>
+                <w:rFonts w:ascii="GOST type B" w:eastAsia="Liberation Serif" w:hAnsi="GOST type B" w:cs="Liberation Serif"/>
+                <w:i/>
+                <w:color w:val="000000"/>
+                <w:sz w:val="24"/>
+                <w:szCs w:val="24"/>
+              </w:rPr>
+              <w:t>)</w:t>
+            </w:r>
+          </w:p>
+        </w:tc>
+        <w:tc>
+          <w:tcPr>
+            <w:tcW w:w="1392" w:type="dxa"/>
+            <w:tcBorders>
+              <w:top w:val="nil"/>
+              <w:left w:val="single" w:sz="4" w:space="0" w:color="000000"/>
+              <w:bottom w:val="single" w:sz="4" w:space="0" w:color="000000"/>
+              <w:right w:val="nil"/>
+            </w:tcBorders>
+            <w:hideMark/>
+          </w:tcPr>
+          <w:p>
+            <w:pPr>
+              <w:widowControl w:val="0"/>
+              <w:rPr>
+                <w:rFonts w:ascii="GOST type B" w:eastAsia="Liberation Serif" w:hAnsi="GOST type B" w:cs="Liberation Serif"/>
+                <w:i/>
+                <w:color w:val="000000"/>
+                <w:sz w:val="24"/>
+                <w:szCs w:val="24"/>
+              </w:rPr>
+            </w:pPr>
+            <w:r>
+              <w:rPr>
+                <w:rFonts w:ascii="GOST type B" w:eastAsia="Liberation Serif" w:hAnsi="GOST type B" w:cs="Liberation Serif"/>
+                <w:i/>
+                <w:color w:val="000000"/>
+                <w:sz w:val="24"/>
+                <w:szCs w:val="24"/>
+              </w:rPr>
+              <w:t>ID=1, Name="MC101"</w:t>
+            </w:r>
+          </w:p>
+        </w:tc>
+        <w:tc>
+          <w:tcPr>
+            <w:tcW w:w="1558" w:type="dxa"/>
+            <w:tcBorders>
+              <w:top w:val="nil"/>
+              <w:left w:val="single" w:sz="4" w:space="0" w:color="000000"/>
+              <w:bottom w:val="single" w:sz="4" w:space="0" w:color="000000"/>
+              <w:right w:val="nil"/>
+            </w:tcBorders>
+            <w:hideMark/>
+          </w:tcPr>
+          <w:p>
+            <w:pPr>
+              <w:widowControl w:val="0"/>
+              <w:rPr>
+                <w:rFonts w:ascii="GOST type B" w:eastAsia="Liberation Serif" w:hAnsi="GOST type B" w:cs="Liberation Serif"/>
+                <w:i/>
+                <w:color w:val="000000"/>
+                <w:sz w:val="24"/>
+                <w:szCs w:val="24"/>
+              </w:rPr>
+            </w:pPr>
+            <w:r>
+              <w:rPr>
+                <w:rFonts w:ascii="GOST type B" w:eastAsia="Liberation Serif" w:hAnsi="GOST type B" w:cs="Liberation Serif"/>
+                <w:i/>
+                <w:color w:val="000000"/>
+                <w:sz w:val="24"/>
+                <w:szCs w:val="24"/>
+              </w:rPr>
+              <w:t>Заявка успешно создана</w:t>
+            </w:r>
+          </w:p>
+        </w:tc>
         <w:tc>
           <w:tcPr>
             <w:tcW w:w="1560" w:type="dxa"/>
@@ -3729,7 +7515,92 @@
                 <w:sz w:val="24"/>
                 <w:szCs w:val="24"/>
               </w:rPr>
-              <w:t>2.</w:t>
+              <w:t>Совпадает</w:t>
+            </w:r>
+          </w:p>
+        </w:tc>
+        <w:tc>
+          <w:tcPr>
+            <w:tcW w:w="2127" w:type="dxa"/>
+            <w:tcBorders>
+              <w:top w:val="nil"/>
+              <w:left w:val="single" w:sz="4" w:space="0" w:color="000000"/>
+              <w:bottom w:val="single" w:sz="4" w:space="0" w:color="000000"/>
+              <w:right w:val="single" w:sz="4" w:space="0" w:color="000000"/>
+            </w:tcBorders>
+            <w:hideMark/>
+          </w:tcPr>
+          <w:p>
+            <w:pPr>
+              <w:widowControl w:val="0"/>
+              <w:rPr>
+                <w:rFonts w:ascii="GOST type B" w:eastAsia="Liberation Serif" w:hAnsi="GOST type B" w:cs="Liberation Serif"/>
+                <w:i/>
+                <w:color w:val="000000"/>
+                <w:sz w:val="24"/>
+                <w:szCs w:val="24"/>
+              </w:rPr>
+            </w:pPr>
+            <w:proofErr w:type="spellStart"/>
+            <w:r>
+              <w:rPr>
+                <w:rFonts w:ascii="GOST type B" w:eastAsia="Liberation Serif" w:hAnsi="GOST type B" w:cs="Liberation Serif"/>
+                <w:i/>
+                <w:color w:val="000000"/>
+                <w:sz w:val="24"/>
+                <w:szCs w:val="24"/>
+              </w:rPr>
+              <w:t>Success</w:t>
+            </w:r>
+            <w:proofErr w:type="spellEnd"/>
+          </w:p>
+        </w:tc>
+      </w:tr>
+      <w:tr>
+        <w:tc>
+          <w:tcPr>
+            <w:tcW w:w="2298" w:type="dxa"/>
+            <w:tcBorders>
+              <w:top w:val="nil"/>
+              <w:left w:val="single" w:sz="4" w:space="0" w:color="000000"/>
+              <w:bottom w:val="single" w:sz="4" w:space="0" w:color="000000"/>
+              <w:right w:val="nil"/>
+            </w:tcBorders>
+            <w:hideMark/>
+          </w:tcPr>
+          <w:p>
+            <w:pPr>
+              <w:widowControl w:val="0"/>
+              <w:rPr>
+                <w:rFonts w:ascii="GOST type B" w:eastAsia="Liberation Serif" w:hAnsi="GOST type B" w:cs="Liberation Serif"/>
+                <w:i/>
+                <w:color w:val="000000"/>
+                <w:sz w:val="24"/>
+                <w:szCs w:val="24"/>
+                <w:lang w:val="en-IE"/>
+              </w:rPr>
+            </w:pPr>
+            <w:r>
+              <w:rPr>
+                <w:rFonts w:ascii="GOST type B" w:eastAsia="Liberation Serif" w:hAnsi="GOST type B" w:cs="Liberation Serif"/>
+                <w:i/>
+                <w:color w:val="000000"/>
+                <w:sz w:val="24"/>
+                <w:szCs w:val="24"/>
+                <w:lang w:val="en-IE"/>
+              </w:rPr>
+              <w:t>2</w:t>
+            </w:r>
+            <w:r>
+              <w:rPr>
+                <w:rFonts w:ascii="GOST type B" w:eastAsia="Liberation Serif" w:hAnsi="GOST type B" w:cs="Liberation Serif"/>
+                <w:i/>
+                <w:color w:val="000000"/>
+                <w:sz w:val="24"/>
+                <w:szCs w:val="24"/>
+                <w:lang w:val="en-IE"/>
+              </w:rPr>
+              <w:t>.Request</w:t>
             </w:r>
           </w:p>
         </w:tc>
@@ -3755,16 +7626,39 @@
                 <w:szCs w:val="24"/>
               </w:rPr>
             </w:pPr>
-            <w:r>
-              <w:rPr>
-                <w:rFonts w:ascii="GOST type B" w:hAnsi="GOST type B" w:cs="Times New Roman"/>
-                <w:i/>
-                <w:color w:val="000000" w:themeColor="text1"/>
-                <w:sz w:val="24"/>
-                <w:szCs w:val="24"/>
-                <w:lang w:val="en-US"/>
-              </w:rPr>
-              <w:t>Deli()</w:t>
+            <w:proofErr w:type="spellStart"/>
+            <w:proofErr w:type="gramStart"/>
+            <w:r>
+              <w:rPr>
+                <w:rFonts w:ascii="GOST type B" w:eastAsia="Liberation Serif" w:hAnsi="GOST type B" w:cs="Liberation Serif"/>
+                <w:i/>
+                <w:color w:val="000000"/>
+                <w:sz w:val="24"/>
+                <w:szCs w:val="24"/>
+              </w:rPr>
+              <w:t>UpdateStatus</w:t>
+            </w:r>
+            <w:proofErr w:type="spellEnd"/>
+            <w:r>
+              <w:rPr>
+                <w:rFonts w:ascii="GOST type B" w:eastAsia="Liberation Serif" w:hAnsi="GOST type B" w:cs="Liberation Serif"/>
+                <w:i/>
+                <w:color w:val="000000"/>
+                <w:sz w:val="24"/>
+                <w:szCs w:val="24"/>
+              </w:rPr>
+              <w:t>(</w:t>
+            </w:r>
+            <w:proofErr w:type="gramEnd"/>
+            <w:r>
+              <w:rPr>
+                <w:rFonts w:ascii="GOST type B" w:eastAsia="Liberation Serif" w:hAnsi="GOST type B" w:cs="Liberation Serif"/>
+                <w:i/>
+                <w:color w:val="000000"/>
+                <w:sz w:val="24"/>
+                <w:szCs w:val="24"/>
+              </w:rPr>
+              <w:t>)</w:t>
             </w:r>
           </w:p>
         </w:tc>
@@ -3790,37 +7684,49 @@
                 <w:szCs w:val="24"/>
               </w:rPr>
             </w:pPr>
-            <w:r>
-              <w:rPr>
-                <w:rFonts w:ascii="GOST type B" w:eastAsia="Liberation Serif" w:hAnsi="GOST type B" w:cs="Liberation Serif"/>
-                <w:i/>
-                <w:color w:val="000000"/>
-                <w:sz w:val="24"/>
-                <w:szCs w:val="24"/>
-                <w:lang w:val="en-US"/>
-              </w:rPr>
-              <w:t>a=</w:t>
-            </w:r>
-            <w:r>
-              <w:rPr>
-                <w:rFonts w:ascii="GOST type B" w:eastAsia="Liberation Serif" w:hAnsi="GOST type B" w:cs="Liberation Serif"/>
-                <w:i/>
-                <w:color w:val="000000"/>
-                <w:sz w:val="24"/>
-                <w:szCs w:val="24"/>
-              </w:rPr>
-              <w:t>0</w:t>
-            </w:r>
-            <w:r>
-              <w:rPr>
-                <w:rFonts w:ascii="GOST type B" w:eastAsia="Liberation Serif" w:hAnsi="GOST type B" w:cs="Liberation Serif"/>
-                <w:i/>
-                <w:color w:val="000000"/>
-                <w:sz w:val="24"/>
-                <w:szCs w:val="24"/>
-                <w:lang w:val="en-US"/>
-              </w:rPr>
-              <w:t>; b=10</w:t>
+            <w:proofErr w:type="spellStart"/>
+            <w:r>
+              <w:rPr>
+                <w:rFonts w:ascii="GOST type B" w:eastAsia="Liberation Serif" w:hAnsi="GOST type B" w:cs="Liberation Serif"/>
+                <w:i/>
+                <w:color w:val="000000"/>
+                <w:sz w:val="24"/>
+                <w:szCs w:val="24"/>
+              </w:rPr>
+              <w:t>NewStatus</w:t>
+            </w:r>
+            <w:proofErr w:type="spellEnd"/>
+            <w:r>
+              <w:rPr>
+                <w:rFonts w:ascii="GOST type B" w:eastAsia="Liberation Serif" w:hAnsi="GOST type B" w:cs="Liberation Serif"/>
+                <w:i/>
+                <w:color w:val="000000"/>
+                <w:sz w:val="24"/>
+                <w:szCs w:val="24"/>
+              </w:rPr>
+              <w:t>="</w:t>
+            </w:r>
+            <w:proofErr w:type="spellStart"/>
+            <w:r>
+              <w:rPr>
+                <w:rFonts w:ascii="GOST type B" w:eastAsia="Liberation Serif" w:hAnsi="GOST type B" w:cs="Liberation Serif"/>
+                <w:i/>
+                <w:color w:val="000000"/>
+                <w:sz w:val="24"/>
+                <w:szCs w:val="24"/>
+              </w:rPr>
+              <w:t>Completed</w:t>
+            </w:r>
+            <w:proofErr w:type="spellEnd"/>
+            <w:r>
+              <w:rPr>
+                <w:rFonts w:ascii="GOST type B" w:eastAsia="Liberation Serif" w:hAnsi="GOST type B" w:cs="Liberation Serif"/>
+                <w:i/>
+                <w:color w:val="000000"/>
+                <w:sz w:val="24"/>
+                <w:szCs w:val="24"/>
+              </w:rPr>
+              <w:t>"</w:t>
             </w:r>
           </w:p>
         </w:tc>
@@ -3854,7 +7760,7 @@
                 <w:sz w:val="24"/>
                 <w:szCs w:val="24"/>
               </w:rPr>
-              <w:t xml:space="preserve">Ошибка! Деление на ноль!!! </w:t>
+              <w:t>Статус заявки обновлен</w:t>
             </w:r>
           </w:p>
         </w:tc>
@@ -3888,7 +7794,7 @@
                 <w:sz w:val="24"/>
                 <w:szCs w:val="24"/>
               </w:rPr>
-              <w:t xml:space="preserve">Ошибка! Деление на ноль!!! </w:t>
+              <w:t>Совпадает</w:t>
             </w:r>
           </w:p>
         </w:tc>
@@ -3914,16 +7820,1514 @@
                 <w:szCs w:val="24"/>
               </w:rPr>
             </w:pPr>
-            <w:r>
-              <w:rPr>
-                <w:rFonts w:ascii="GOST type B" w:eastAsia="Liberation Serif" w:hAnsi="GOST type B" w:cs="Liberation Serif"/>
-                <w:i/>
-                <w:color w:val="000000"/>
-                <w:sz w:val="24"/>
-                <w:szCs w:val="24"/>
-              </w:rPr>
-              <w:t>Заполняется после выполнения тестирования</w:t>
-            </w:r>
+            <w:proofErr w:type="spellStart"/>
+            <w:r>
+              <w:rPr>
+                <w:rFonts w:ascii="GOST type B" w:eastAsia="Liberation Serif" w:hAnsi="GOST type B" w:cs="Liberation Serif"/>
+                <w:i/>
+                <w:color w:val="000000"/>
+                <w:sz w:val="24"/>
+                <w:szCs w:val="24"/>
+              </w:rPr>
+              <w:t>Success</w:t>
+            </w:r>
+            <w:proofErr w:type="spellEnd"/>
+          </w:p>
+        </w:tc>
+      </w:tr>
+      <w:tr>
+        <w:tc>
+          <w:tcPr>
+            <w:tcW w:w="2298" w:type="dxa"/>
+            <w:tcBorders>
+              <w:top w:val="nil"/>
+              <w:left w:val="single" w:sz="4" w:space="0" w:color="000000"/>
+              <w:bottom w:val="single" w:sz="4" w:space="0" w:color="000000"/>
+              <w:right w:val="nil"/>
+            </w:tcBorders>
+            <w:hideMark/>
+          </w:tcPr>
+          <w:p>
+            <w:pPr>
+              <w:widowControl w:val="0"/>
+              <w:rPr>
+                <w:rFonts w:ascii="GOST type B" w:eastAsia="Liberation Serif" w:hAnsi="GOST type B" w:cs="Liberation Serif"/>
+                <w:i/>
+                <w:color w:val="000000"/>
+                <w:sz w:val="24"/>
+                <w:szCs w:val="24"/>
+                <w:lang w:val="en-IE"/>
+              </w:rPr>
+            </w:pPr>
+            <w:r>
+              <w:rPr>
+                <w:rFonts w:ascii="GOST type B" w:eastAsia="Liberation Serif" w:hAnsi="GOST type B" w:cs="Liberation Serif"/>
+                <w:i/>
+                <w:color w:val="000000"/>
+                <w:sz w:val="24"/>
+                <w:szCs w:val="24"/>
+                <w:lang w:val="en-IE"/>
+              </w:rPr>
+              <w:t>3</w:t>
+            </w:r>
+            <w:r>
+              <w:rPr>
+                <w:rFonts w:ascii="GOST type B" w:eastAsia="Liberation Serif" w:hAnsi="GOST type B" w:cs="Liberation Serif"/>
+                <w:i/>
+                <w:color w:val="000000"/>
+                <w:sz w:val="24"/>
+                <w:szCs w:val="24"/>
+                <w:lang w:val="en-IE"/>
+              </w:rPr>
+              <w:t>.Request</w:t>
+            </w:r>
+          </w:p>
+        </w:tc>
+        <w:tc>
+          <w:tcPr>
+            <w:tcW w:w="1726" w:type="dxa"/>
+            <w:tcBorders>
+              <w:top w:val="nil"/>
+              <w:left w:val="single" w:sz="4" w:space="0" w:color="000000"/>
+              <w:bottom w:val="single" w:sz="4" w:space="0" w:color="000000"/>
+              <w:right w:val="nil"/>
+            </w:tcBorders>
+            <w:hideMark/>
+          </w:tcPr>
+          <w:p>
+            <w:pPr>
+              <w:widowControl w:val="0"/>
+              <w:rPr>
+                <w:rFonts w:ascii="GOST type B" w:eastAsia="Liberation Serif" w:hAnsi="GOST type B" w:cs="Liberation Serif"/>
+                <w:i/>
+                <w:color w:val="000000"/>
+                <w:sz w:val="24"/>
+                <w:szCs w:val="24"/>
+              </w:rPr>
+            </w:pPr>
+            <w:proofErr w:type="spellStart"/>
+            <w:proofErr w:type="gramStart"/>
+            <w:r>
+              <w:rPr>
+                <w:rFonts w:ascii="GOST type B" w:eastAsia="Liberation Serif" w:hAnsi="GOST type B" w:cs="Liberation Serif"/>
+                <w:i/>
+                <w:color w:val="000000"/>
+                <w:sz w:val="24"/>
+                <w:szCs w:val="24"/>
+              </w:rPr>
+              <w:t>GetDetails</w:t>
+            </w:r>
+            <w:proofErr w:type="spellEnd"/>
+            <w:r>
+              <w:rPr>
+                <w:rFonts w:ascii="GOST type B" w:eastAsia="Liberation Serif" w:hAnsi="GOST type B" w:cs="Liberation Serif"/>
+                <w:i/>
+                <w:color w:val="000000"/>
+                <w:sz w:val="24"/>
+                <w:szCs w:val="24"/>
+              </w:rPr>
+              <w:t>(</w:t>
+            </w:r>
+            <w:proofErr w:type="gramEnd"/>
+            <w:r>
+              <w:rPr>
+                <w:rFonts w:ascii="GOST type B" w:eastAsia="Liberation Serif" w:hAnsi="GOST type B" w:cs="Liberation Serif"/>
+                <w:i/>
+                <w:color w:val="000000"/>
+                <w:sz w:val="24"/>
+                <w:szCs w:val="24"/>
+              </w:rPr>
+              <w:t>)</w:t>
+            </w:r>
+          </w:p>
+        </w:tc>
+        <w:tc>
+          <w:tcPr>
+            <w:tcW w:w="1392" w:type="dxa"/>
+            <w:tcBorders>
+              <w:top w:val="nil"/>
+              <w:left w:val="single" w:sz="4" w:space="0" w:color="000000"/>
+              <w:bottom w:val="single" w:sz="4" w:space="0" w:color="000000"/>
+              <w:right w:val="nil"/>
+            </w:tcBorders>
+            <w:hideMark/>
+          </w:tcPr>
+          <w:p>
+            <w:pPr>
+              <w:widowControl w:val="0"/>
+              <w:rPr>
+                <w:rFonts w:ascii="GOST type B" w:eastAsia="Liberation Serif" w:hAnsi="GOST type B" w:cs="Liberation Serif"/>
+                <w:i/>
+                <w:color w:val="000000"/>
+                <w:sz w:val="24"/>
+                <w:szCs w:val="24"/>
+              </w:rPr>
+            </w:pPr>
+            <w:r>
+              <w:rPr>
+                <w:rFonts w:ascii="GOST type B" w:eastAsia="Liberation Serif" w:hAnsi="GOST type B" w:cs="Liberation Serif"/>
+                <w:i/>
+                <w:color w:val="000000"/>
+                <w:sz w:val="24"/>
+                <w:szCs w:val="24"/>
+              </w:rPr>
+              <w:t>Заявка с ID=1</w:t>
+            </w:r>
+          </w:p>
+        </w:tc>
+        <w:tc>
+          <w:tcPr>
+            <w:tcW w:w="1558" w:type="dxa"/>
+            <w:tcBorders>
+              <w:top w:val="nil"/>
+              <w:left w:val="single" w:sz="4" w:space="0" w:color="000000"/>
+              <w:bottom w:val="single" w:sz="4" w:space="0" w:color="000000"/>
+              <w:right w:val="nil"/>
+            </w:tcBorders>
+            <w:hideMark/>
+          </w:tcPr>
+          <w:p>
+            <w:pPr>
+              <w:widowControl w:val="0"/>
+              <w:rPr>
+                <w:rFonts w:ascii="GOST type B" w:eastAsia="Liberation Serif" w:hAnsi="GOST type B" w:cs="Liberation Serif"/>
+                <w:i/>
+                <w:color w:val="000000"/>
+                <w:sz w:val="24"/>
+                <w:szCs w:val="24"/>
+              </w:rPr>
+            </w:pPr>
+            <w:r>
+              <w:rPr>
+                <w:rFonts w:ascii="GOST type B" w:eastAsia="Liberation Serif" w:hAnsi="GOST type B" w:cs="Liberation Serif"/>
+                <w:i/>
+                <w:color w:val="000000"/>
+                <w:sz w:val="24"/>
+                <w:szCs w:val="24"/>
+              </w:rPr>
+              <w:t>Возвращает детальную информацию</w:t>
+            </w:r>
+          </w:p>
+        </w:tc>
+        <w:tc>
+          <w:tcPr>
+            <w:tcW w:w="1560" w:type="dxa"/>
+            <w:tcBorders>
+              <w:top w:val="nil"/>
+              <w:left w:val="single" w:sz="4" w:space="0" w:color="000000"/>
+              <w:bottom w:val="single" w:sz="4" w:space="0" w:color="000000"/>
+              <w:right w:val="nil"/>
+            </w:tcBorders>
+            <w:hideMark/>
+          </w:tcPr>
+          <w:p>
+            <w:pPr>
+              <w:widowControl w:val="0"/>
+              <w:rPr>
+                <w:rFonts w:ascii="GOST type B" w:eastAsia="Liberation Serif" w:hAnsi="GOST type B" w:cs="Liberation Serif"/>
+                <w:i/>
+                <w:color w:val="000000"/>
+                <w:sz w:val="24"/>
+                <w:szCs w:val="24"/>
+              </w:rPr>
+            </w:pPr>
+            <w:r>
+              <w:rPr>
+                <w:rFonts w:ascii="GOST type B" w:eastAsia="Liberation Serif" w:hAnsi="GOST type B" w:cs="Liberation Serif"/>
+                <w:i/>
+                <w:color w:val="000000"/>
+                <w:sz w:val="24"/>
+                <w:szCs w:val="24"/>
+              </w:rPr>
+              <w:t>Совпадает</w:t>
+            </w:r>
+          </w:p>
+        </w:tc>
+        <w:tc>
+          <w:tcPr>
+            <w:tcW w:w="2127" w:type="dxa"/>
+            <w:tcBorders>
+              <w:top w:val="nil"/>
+              <w:left w:val="single" w:sz="4" w:space="0" w:color="000000"/>
+              <w:bottom w:val="single" w:sz="4" w:space="0" w:color="000000"/>
+              <w:right w:val="single" w:sz="4" w:space="0" w:color="000000"/>
+            </w:tcBorders>
+            <w:hideMark/>
+          </w:tcPr>
+          <w:p>
+            <w:pPr>
+              <w:widowControl w:val="0"/>
+              <w:rPr>
+                <w:rFonts w:ascii="GOST type B" w:eastAsia="Liberation Serif" w:hAnsi="GOST type B" w:cs="Liberation Serif"/>
+                <w:i/>
+                <w:color w:val="000000"/>
+                <w:sz w:val="24"/>
+                <w:szCs w:val="24"/>
+              </w:rPr>
+            </w:pPr>
+            <w:proofErr w:type="spellStart"/>
+            <w:r>
+              <w:rPr>
+                <w:rFonts w:ascii="GOST type B" w:eastAsia="Liberation Serif" w:hAnsi="GOST type B" w:cs="Liberation Serif"/>
+                <w:i/>
+                <w:color w:val="000000"/>
+                <w:sz w:val="24"/>
+                <w:szCs w:val="24"/>
+              </w:rPr>
+              <w:t>Success</w:t>
+            </w:r>
+            <w:proofErr w:type="spellEnd"/>
+          </w:p>
+        </w:tc>
+      </w:tr>
+      <w:tr>
+        <w:tc>
+          <w:tcPr>
+            <w:tcW w:w="2298" w:type="dxa"/>
+            <w:tcBorders>
+              <w:top w:val="nil"/>
+              <w:left w:val="single" w:sz="4" w:space="0" w:color="000000"/>
+              <w:bottom w:val="single" w:sz="4" w:space="0" w:color="000000"/>
+              <w:right w:val="nil"/>
+            </w:tcBorders>
+            <w:hideMark/>
+          </w:tcPr>
+          <w:p>
+            <w:pPr>
+              <w:widowControl w:val="0"/>
+              <w:rPr>
+                <w:rFonts w:ascii="GOST type B" w:eastAsia="Liberation Serif" w:hAnsi="GOST type B" w:cs="Liberation Serif"/>
+                <w:i/>
+                <w:color w:val="000000"/>
+                <w:sz w:val="24"/>
+                <w:szCs w:val="24"/>
+                <w:lang w:val="en-IE"/>
+              </w:rPr>
+            </w:pPr>
+            <w:r>
+              <w:rPr>
+                <w:rFonts w:ascii="GOST type B" w:eastAsia="Liberation Serif" w:hAnsi="GOST type B" w:cs="Liberation Serif"/>
+                <w:i/>
+                <w:color w:val="000000"/>
+                <w:sz w:val="24"/>
+                <w:szCs w:val="24"/>
+                <w:lang w:val="en-IE"/>
+              </w:rPr>
+              <w:t>4.</w:t>
+            </w:r>
+            <w:r>
+              <w:rPr>
+                <w:rFonts w:ascii="GOST type B" w:eastAsia="Liberation Serif" w:hAnsi="GOST type B" w:cs="Liberation Serif"/>
+                <w:i/>
+                <w:color w:val="000000"/>
+                <w:sz w:val="24"/>
+                <w:szCs w:val="24"/>
+                <w:lang w:val="en-IE"/>
+              </w:rPr>
+              <w:t>Request</w:t>
+            </w:r>
+          </w:p>
+        </w:tc>
+        <w:tc>
+          <w:tcPr>
+            <w:tcW w:w="1726" w:type="dxa"/>
+            <w:tcBorders>
+              <w:top w:val="nil"/>
+              <w:left w:val="single" w:sz="4" w:space="0" w:color="000000"/>
+              <w:bottom w:val="single" w:sz="4" w:space="0" w:color="000000"/>
+              <w:right w:val="nil"/>
+            </w:tcBorders>
+            <w:hideMark/>
+          </w:tcPr>
+          <w:p>
+            <w:pPr>
+              <w:widowControl w:val="0"/>
+              <w:rPr>
+                <w:rFonts w:ascii="GOST type B" w:eastAsia="Liberation Serif" w:hAnsi="GOST type B" w:cs="Liberation Serif"/>
+                <w:i/>
+                <w:color w:val="000000"/>
+                <w:sz w:val="24"/>
+                <w:szCs w:val="24"/>
+              </w:rPr>
+            </w:pPr>
+            <w:proofErr w:type="spellStart"/>
+            <w:proofErr w:type="gramStart"/>
+            <w:r>
+              <w:rPr>
+                <w:rFonts w:ascii="GOST type B" w:eastAsia="Liberation Serif" w:hAnsi="GOST type B" w:cs="Liberation Serif"/>
+                <w:i/>
+                <w:color w:val="000000"/>
+                <w:sz w:val="24"/>
+                <w:szCs w:val="24"/>
+              </w:rPr>
+              <w:t>GetRequestId</w:t>
+            </w:r>
+            <w:proofErr w:type="spellEnd"/>
+            <w:r>
+              <w:rPr>
+                <w:rFonts w:ascii="GOST type B" w:eastAsia="Liberation Serif" w:hAnsi="GOST type B" w:cs="Liberation Serif"/>
+                <w:i/>
+                <w:color w:val="000000"/>
+                <w:sz w:val="24"/>
+                <w:szCs w:val="24"/>
+              </w:rPr>
+              <w:t>(</w:t>
+            </w:r>
+            <w:proofErr w:type="gramEnd"/>
+            <w:r>
+              <w:rPr>
+                <w:rFonts w:ascii="GOST type B" w:eastAsia="Liberation Serif" w:hAnsi="GOST type B" w:cs="Liberation Serif"/>
+                <w:i/>
+                <w:color w:val="000000"/>
+                <w:sz w:val="24"/>
+                <w:szCs w:val="24"/>
+              </w:rPr>
+              <w:t>)</w:t>
+            </w:r>
+          </w:p>
+        </w:tc>
+        <w:tc>
+          <w:tcPr>
+            <w:tcW w:w="1392" w:type="dxa"/>
+            <w:tcBorders>
+              <w:top w:val="nil"/>
+              <w:left w:val="single" w:sz="4" w:space="0" w:color="000000"/>
+              <w:bottom w:val="single" w:sz="4" w:space="0" w:color="000000"/>
+              <w:right w:val="nil"/>
+            </w:tcBorders>
+            <w:hideMark/>
+          </w:tcPr>
+          <w:p>
+            <w:pPr>
+              <w:widowControl w:val="0"/>
+              <w:rPr>
+                <w:rFonts w:ascii="GOST type B" w:eastAsia="Liberation Serif" w:hAnsi="GOST type B" w:cs="Liberation Serif"/>
+                <w:i/>
+                <w:color w:val="000000"/>
+                <w:sz w:val="24"/>
+                <w:szCs w:val="24"/>
+              </w:rPr>
+            </w:pPr>
+            <w:r>
+              <w:rPr>
+                <w:rFonts w:ascii="GOST type B" w:eastAsia="Liberation Serif" w:hAnsi="GOST type B" w:cs="Liberation Serif"/>
+                <w:i/>
+                <w:color w:val="000000"/>
+                <w:sz w:val="24"/>
+                <w:szCs w:val="24"/>
+              </w:rPr>
+              <w:t>Заявка с ID=1</w:t>
+            </w:r>
+          </w:p>
+        </w:tc>
+        <w:tc>
+          <w:tcPr>
+            <w:tcW w:w="1558" w:type="dxa"/>
+            <w:tcBorders>
+              <w:top w:val="nil"/>
+              <w:left w:val="single" w:sz="4" w:space="0" w:color="000000"/>
+              <w:bottom w:val="single" w:sz="4" w:space="0" w:color="000000"/>
+              <w:right w:val="nil"/>
+            </w:tcBorders>
+            <w:hideMark/>
+          </w:tcPr>
+          <w:p>
+            <w:pPr>
+              <w:widowControl w:val="0"/>
+              <w:rPr>
+                <w:rFonts w:ascii="GOST type B" w:eastAsia="Liberation Serif" w:hAnsi="GOST type B" w:cs="Liberation Serif"/>
+                <w:i/>
+                <w:color w:val="000000"/>
+                <w:sz w:val="24"/>
+                <w:szCs w:val="24"/>
+              </w:rPr>
+            </w:pPr>
+            <w:r>
+              <w:rPr>
+                <w:rFonts w:ascii="GOST type B" w:eastAsia="Liberation Serif" w:hAnsi="GOST type B" w:cs="Liberation Serif"/>
+                <w:i/>
+                <w:color w:val="000000"/>
+                <w:sz w:val="24"/>
+                <w:szCs w:val="24"/>
+              </w:rPr>
+              <w:t>Возвращает идентификатор заявки</w:t>
+            </w:r>
+          </w:p>
+        </w:tc>
+        <w:tc>
+          <w:tcPr>
+            <w:tcW w:w="1560" w:type="dxa"/>
+            <w:tcBorders>
+              <w:top w:val="nil"/>
+              <w:left w:val="single" w:sz="4" w:space="0" w:color="000000"/>
+              <w:bottom w:val="single" w:sz="4" w:space="0" w:color="000000"/>
+              <w:right w:val="nil"/>
+            </w:tcBorders>
+            <w:hideMark/>
+          </w:tcPr>
+          <w:p>
+            <w:pPr>
+              <w:widowControl w:val="0"/>
+              <w:rPr>
+                <w:rFonts w:ascii="GOST type B" w:eastAsia="Liberation Serif" w:hAnsi="GOST type B" w:cs="Liberation Serif"/>
+                <w:i/>
+                <w:color w:val="000000"/>
+                <w:sz w:val="24"/>
+                <w:szCs w:val="24"/>
+              </w:rPr>
+            </w:pPr>
+            <w:r>
+              <w:rPr>
+                <w:rFonts w:ascii="GOST type B" w:eastAsia="Liberation Serif" w:hAnsi="GOST type B" w:cs="Liberation Serif"/>
+                <w:i/>
+                <w:color w:val="000000"/>
+                <w:sz w:val="24"/>
+                <w:szCs w:val="24"/>
+              </w:rPr>
+              <w:t>Совпадает</w:t>
+            </w:r>
+          </w:p>
+        </w:tc>
+        <w:tc>
+          <w:tcPr>
+            <w:tcW w:w="2127" w:type="dxa"/>
+            <w:tcBorders>
+              <w:top w:val="nil"/>
+              <w:left w:val="single" w:sz="4" w:space="0" w:color="000000"/>
+              <w:bottom w:val="single" w:sz="4" w:space="0" w:color="000000"/>
+              <w:right w:val="single" w:sz="4" w:space="0" w:color="000000"/>
+            </w:tcBorders>
+            <w:hideMark/>
+          </w:tcPr>
+          <w:p>
+            <w:pPr>
+              <w:widowControl w:val="0"/>
+              <w:rPr>
+                <w:rFonts w:ascii="GOST type B" w:eastAsia="Liberation Serif" w:hAnsi="GOST type B" w:cs="Liberation Serif"/>
+                <w:i/>
+                <w:color w:val="000000"/>
+                <w:sz w:val="24"/>
+                <w:szCs w:val="24"/>
+              </w:rPr>
+            </w:pPr>
+            <w:proofErr w:type="spellStart"/>
+            <w:r>
+              <w:rPr>
+                <w:rFonts w:ascii="GOST type B" w:eastAsia="Liberation Serif" w:hAnsi="GOST type B" w:cs="Liberation Serif"/>
+                <w:i/>
+                <w:color w:val="000000"/>
+                <w:sz w:val="24"/>
+                <w:szCs w:val="24"/>
+              </w:rPr>
+              <w:t>Success</w:t>
+            </w:r>
+            <w:proofErr w:type="spellEnd"/>
+          </w:p>
+        </w:tc>
+      </w:tr>
+      <w:tr>
+        <w:tc>
+          <w:tcPr>
+            <w:tcW w:w="2298" w:type="dxa"/>
+            <w:tcBorders>
+              <w:top w:val="nil"/>
+              <w:left w:val="single" w:sz="4" w:space="0" w:color="000000"/>
+              <w:bottom w:val="single" w:sz="4" w:space="0" w:color="000000"/>
+              <w:right w:val="nil"/>
+            </w:tcBorders>
+            <w:hideMark/>
+          </w:tcPr>
+          <w:p>
+            <w:pPr>
+              <w:widowControl w:val="0"/>
+              <w:rPr>
+                <w:rFonts w:ascii="GOST type B" w:eastAsia="Liberation Serif" w:hAnsi="GOST type B" w:cs="Liberation Serif"/>
+                <w:i/>
+                <w:color w:val="000000"/>
+                <w:sz w:val="24"/>
+                <w:szCs w:val="24"/>
+                <w:lang w:val="en-IE"/>
+              </w:rPr>
+            </w:pPr>
+            <w:r>
+              <w:rPr>
+                <w:rFonts w:ascii="GOST type B" w:eastAsia="Liberation Serif" w:hAnsi="GOST type B" w:cs="Liberation Serif"/>
+                <w:i/>
+                <w:color w:val="000000"/>
+                <w:sz w:val="24"/>
+                <w:szCs w:val="24"/>
+                <w:lang w:val="en-IE"/>
+              </w:rPr>
+              <w:t>5</w:t>
+            </w:r>
+            <w:r>
+              <w:rPr>
+                <w:rFonts w:ascii="GOST type B" w:eastAsia="Liberation Serif" w:hAnsi="GOST type B" w:cs="Liberation Serif"/>
+                <w:i/>
+                <w:color w:val="000000"/>
+                <w:sz w:val="24"/>
+                <w:szCs w:val="24"/>
+                <w:lang w:val="en-IE"/>
+              </w:rPr>
+              <w:t>.Request</w:t>
+            </w:r>
+          </w:p>
+        </w:tc>
+        <w:tc>
+          <w:tcPr>
+            <w:tcW w:w="1726" w:type="dxa"/>
+            <w:tcBorders>
+              <w:top w:val="nil"/>
+              <w:left w:val="single" w:sz="4" w:space="0" w:color="000000"/>
+              <w:bottom w:val="single" w:sz="4" w:space="0" w:color="000000"/>
+              <w:right w:val="nil"/>
+            </w:tcBorders>
+            <w:hideMark/>
+          </w:tcPr>
+          <w:p>
+            <w:pPr>
+              <w:widowControl w:val="0"/>
+              <w:rPr>
+                <w:rFonts w:ascii="GOST type B" w:eastAsia="Liberation Serif" w:hAnsi="GOST type B" w:cs="Liberation Serif"/>
+                <w:i/>
+                <w:color w:val="000000"/>
+                <w:sz w:val="24"/>
+                <w:szCs w:val="24"/>
+              </w:rPr>
+            </w:pPr>
+            <w:proofErr w:type="spellStart"/>
+            <w:proofErr w:type="gramStart"/>
+            <w:r>
+              <w:rPr>
+                <w:rFonts w:ascii="GOST type B" w:eastAsia="Liberation Serif" w:hAnsi="GOST type B" w:cs="Liberation Serif"/>
+                <w:i/>
+                <w:color w:val="000000"/>
+                <w:sz w:val="24"/>
+                <w:szCs w:val="24"/>
+              </w:rPr>
+              <w:t>GetStatus</w:t>
+            </w:r>
+            <w:proofErr w:type="spellEnd"/>
+            <w:r>
+              <w:rPr>
+                <w:rFonts w:ascii="GOST type B" w:eastAsia="Liberation Serif" w:hAnsi="GOST type B" w:cs="Liberation Serif"/>
+                <w:i/>
+                <w:color w:val="000000"/>
+                <w:sz w:val="24"/>
+                <w:szCs w:val="24"/>
+              </w:rPr>
+              <w:t>(</w:t>
+            </w:r>
+            <w:proofErr w:type="gramEnd"/>
+            <w:r>
+              <w:rPr>
+                <w:rFonts w:ascii="GOST type B" w:eastAsia="Liberation Serif" w:hAnsi="GOST type B" w:cs="Liberation Serif"/>
+                <w:i/>
+                <w:color w:val="000000"/>
+                <w:sz w:val="24"/>
+                <w:szCs w:val="24"/>
+              </w:rPr>
+              <w:t>)</w:t>
+            </w:r>
+          </w:p>
+        </w:tc>
+        <w:tc>
+          <w:tcPr>
+            <w:tcW w:w="1392" w:type="dxa"/>
+            <w:tcBorders>
+              <w:top w:val="nil"/>
+              <w:left w:val="single" w:sz="4" w:space="0" w:color="000000"/>
+              <w:bottom w:val="single" w:sz="4" w:space="0" w:color="000000"/>
+              <w:right w:val="nil"/>
+            </w:tcBorders>
+            <w:hideMark/>
+          </w:tcPr>
+          <w:p>
+            <w:pPr>
+              <w:widowControl w:val="0"/>
+              <w:rPr>
+                <w:rFonts w:ascii="GOST type B" w:eastAsia="Liberation Serif" w:hAnsi="GOST type B" w:cs="Liberation Serif"/>
+                <w:i/>
+                <w:color w:val="000000"/>
+                <w:sz w:val="24"/>
+                <w:szCs w:val="24"/>
+              </w:rPr>
+            </w:pPr>
+            <w:r>
+              <w:rPr>
+                <w:rFonts w:ascii="GOST type B" w:eastAsia="Liberation Serif" w:hAnsi="GOST type B" w:cs="Liberation Serif"/>
+                <w:i/>
+                <w:color w:val="000000"/>
+                <w:sz w:val="24"/>
+                <w:szCs w:val="24"/>
+              </w:rPr>
+              <w:t>Заявка с ID=1</w:t>
+            </w:r>
+          </w:p>
+        </w:tc>
+        <w:tc>
+          <w:tcPr>
+            <w:tcW w:w="1558" w:type="dxa"/>
+            <w:tcBorders>
+              <w:top w:val="nil"/>
+              <w:left w:val="single" w:sz="4" w:space="0" w:color="000000"/>
+              <w:bottom w:val="single" w:sz="4" w:space="0" w:color="000000"/>
+              <w:right w:val="nil"/>
+            </w:tcBorders>
+            <w:hideMark/>
+          </w:tcPr>
+          <w:p>
+            <w:pPr>
+              <w:widowControl w:val="0"/>
+              <w:rPr>
+                <w:rFonts w:ascii="GOST type B" w:eastAsia="Liberation Serif" w:hAnsi="GOST type B" w:cs="Liberation Serif"/>
+                <w:i/>
+                <w:color w:val="000000"/>
+                <w:sz w:val="24"/>
+                <w:szCs w:val="24"/>
+              </w:rPr>
+            </w:pPr>
+            <w:r>
+              <w:rPr>
+                <w:rFonts w:ascii="GOST type B" w:eastAsia="Liberation Serif" w:hAnsi="GOST type B" w:cs="Liberation Serif"/>
+                <w:i/>
+                <w:color w:val="000000"/>
+                <w:sz w:val="24"/>
+                <w:szCs w:val="24"/>
+              </w:rPr>
+              <w:t>Возвращает текущий статус заявки</w:t>
+            </w:r>
+          </w:p>
+        </w:tc>
+        <w:tc>
+          <w:tcPr>
+            <w:tcW w:w="1560" w:type="dxa"/>
+            <w:tcBorders>
+              <w:top w:val="nil"/>
+              <w:left w:val="single" w:sz="4" w:space="0" w:color="000000"/>
+              <w:bottom w:val="single" w:sz="4" w:space="0" w:color="000000"/>
+              <w:right w:val="nil"/>
+            </w:tcBorders>
+            <w:hideMark/>
+          </w:tcPr>
+          <w:p>
+            <w:pPr>
+              <w:widowControl w:val="0"/>
+              <w:rPr>
+                <w:rFonts w:ascii="GOST type B" w:eastAsia="Liberation Serif" w:hAnsi="GOST type B" w:cs="Liberation Serif"/>
+                <w:i/>
+                <w:color w:val="000000"/>
+                <w:sz w:val="24"/>
+                <w:szCs w:val="24"/>
+              </w:rPr>
+            </w:pPr>
+            <w:r>
+              <w:rPr>
+                <w:rFonts w:ascii="GOST type B" w:eastAsia="Liberation Serif" w:hAnsi="GOST type B" w:cs="Liberation Serif"/>
+                <w:i/>
+                <w:color w:val="000000"/>
+                <w:sz w:val="24"/>
+                <w:szCs w:val="24"/>
+              </w:rPr>
+              <w:t>Совпадает</w:t>
+            </w:r>
+          </w:p>
+        </w:tc>
+        <w:tc>
+          <w:tcPr>
+            <w:tcW w:w="2127" w:type="dxa"/>
+            <w:tcBorders>
+              <w:top w:val="nil"/>
+              <w:left w:val="single" w:sz="4" w:space="0" w:color="000000"/>
+              <w:bottom w:val="single" w:sz="4" w:space="0" w:color="000000"/>
+              <w:right w:val="single" w:sz="4" w:space="0" w:color="000000"/>
+            </w:tcBorders>
+            <w:hideMark/>
+          </w:tcPr>
+          <w:p>
+            <w:pPr>
+              <w:widowControl w:val="0"/>
+              <w:rPr>
+                <w:rFonts w:ascii="GOST type B" w:eastAsia="Liberation Serif" w:hAnsi="GOST type B" w:cs="Liberation Serif"/>
+                <w:i/>
+                <w:color w:val="000000"/>
+                <w:sz w:val="24"/>
+                <w:szCs w:val="24"/>
+              </w:rPr>
+            </w:pPr>
+            <w:proofErr w:type="spellStart"/>
+            <w:r>
+              <w:rPr>
+                <w:rFonts w:ascii="GOST type B" w:eastAsia="Liberation Serif" w:hAnsi="GOST type B" w:cs="Liberation Serif"/>
+                <w:i/>
+                <w:color w:val="000000"/>
+                <w:sz w:val="24"/>
+                <w:szCs w:val="24"/>
+              </w:rPr>
+              <w:t>Success</w:t>
+            </w:r>
+            <w:proofErr w:type="spellEnd"/>
+          </w:p>
+        </w:tc>
+      </w:tr>
+      <w:tr>
+        <w:tc>
+          <w:tcPr>
+            <w:tcW w:w="2298" w:type="dxa"/>
+            <w:tcBorders>
+              <w:top w:val="nil"/>
+              <w:left w:val="single" w:sz="4" w:space="0" w:color="000000"/>
+              <w:bottom w:val="single" w:sz="4" w:space="0" w:color="000000"/>
+              <w:right w:val="nil"/>
+            </w:tcBorders>
+            <w:hideMark/>
+          </w:tcPr>
+          <w:p>
+            <w:pPr>
+              <w:widowControl w:val="0"/>
+              <w:rPr>
+                <w:rFonts w:ascii="GOST type B" w:eastAsia="Liberation Serif" w:hAnsi="GOST type B" w:cs="Liberation Serif"/>
+                <w:i/>
+                <w:color w:val="000000"/>
+                <w:sz w:val="24"/>
+                <w:szCs w:val="24"/>
+                <w:lang w:val="en-IE"/>
+              </w:rPr>
+            </w:pPr>
+            <w:r>
+              <w:rPr>
+                <w:rFonts w:ascii="GOST type B" w:eastAsia="Liberation Serif" w:hAnsi="GOST type B" w:cs="Liberation Serif"/>
+                <w:i/>
+                <w:color w:val="000000"/>
+                <w:sz w:val="24"/>
+                <w:szCs w:val="24"/>
+                <w:lang w:val="en-IE"/>
+              </w:rPr>
+              <w:t>1.</w:t>
+            </w:r>
+            <w:proofErr w:type="spellStart"/>
+            <w:r>
+              <w:rPr>
+                <w:rFonts w:ascii="GOST type B" w:eastAsia="Liberation Serif" w:hAnsi="GOST type B" w:cs="Liberation Serif"/>
+                <w:i/>
+                <w:color w:val="000000"/>
+                <w:sz w:val="24"/>
+                <w:szCs w:val="24"/>
+              </w:rPr>
+              <w:t>StorageManager</w:t>
+            </w:r>
+            <w:proofErr w:type="spellEnd"/>
+          </w:p>
+        </w:tc>
+        <w:tc>
+          <w:tcPr>
+            <w:tcW w:w="1726" w:type="dxa"/>
+            <w:tcBorders>
+              <w:top w:val="nil"/>
+              <w:left w:val="single" w:sz="4" w:space="0" w:color="000000"/>
+              <w:bottom w:val="single" w:sz="4" w:space="0" w:color="000000"/>
+              <w:right w:val="nil"/>
+            </w:tcBorders>
+            <w:hideMark/>
+          </w:tcPr>
+          <w:p>
+            <w:pPr>
+              <w:widowControl w:val="0"/>
+              <w:rPr>
+                <w:rFonts w:ascii="GOST type B" w:eastAsia="Liberation Serif" w:hAnsi="GOST type B" w:cs="Liberation Serif"/>
+                <w:i/>
+                <w:color w:val="000000"/>
+                <w:sz w:val="24"/>
+                <w:szCs w:val="24"/>
+              </w:rPr>
+            </w:pPr>
+            <w:proofErr w:type="spellStart"/>
+            <w:proofErr w:type="gramStart"/>
+            <w:r>
+              <w:rPr>
+                <w:rFonts w:ascii="GOST type B" w:eastAsia="Liberation Serif" w:hAnsi="GOST type B" w:cs="Liberation Serif"/>
+                <w:i/>
+                <w:color w:val="000000"/>
+                <w:sz w:val="24"/>
+                <w:szCs w:val="24"/>
+              </w:rPr>
+              <w:t>SaveToFile</w:t>
+            </w:r>
+            <w:proofErr w:type="spellEnd"/>
+            <w:r>
+              <w:rPr>
+                <w:rFonts w:ascii="GOST type B" w:eastAsia="Liberation Serif" w:hAnsi="GOST type B" w:cs="Liberation Serif"/>
+                <w:i/>
+                <w:color w:val="000000"/>
+                <w:sz w:val="24"/>
+                <w:szCs w:val="24"/>
+              </w:rPr>
+              <w:t>(</w:t>
+            </w:r>
+            <w:proofErr w:type="gramEnd"/>
+            <w:r>
+              <w:rPr>
+                <w:rFonts w:ascii="GOST type B" w:eastAsia="Liberation Serif" w:hAnsi="GOST type B" w:cs="Liberation Serif"/>
+                <w:i/>
+                <w:color w:val="000000"/>
+                <w:sz w:val="24"/>
+                <w:szCs w:val="24"/>
+              </w:rPr>
+              <w:t>)</w:t>
+            </w:r>
+          </w:p>
+        </w:tc>
+        <w:tc>
+          <w:tcPr>
+            <w:tcW w:w="1392" w:type="dxa"/>
+            <w:tcBorders>
+              <w:top w:val="nil"/>
+              <w:left w:val="single" w:sz="4" w:space="0" w:color="000000"/>
+              <w:bottom w:val="single" w:sz="4" w:space="0" w:color="000000"/>
+              <w:right w:val="nil"/>
+            </w:tcBorders>
+            <w:hideMark/>
+          </w:tcPr>
+          <w:p>
+            <w:pPr>
+              <w:widowControl w:val="0"/>
+              <w:rPr>
+                <w:rFonts w:ascii="GOST type B" w:eastAsia="Liberation Serif" w:hAnsi="GOST type B" w:cs="Liberation Serif"/>
+                <w:i/>
+                <w:color w:val="000000"/>
+                <w:sz w:val="24"/>
+                <w:szCs w:val="24"/>
+              </w:rPr>
+            </w:pPr>
+            <w:r>
+              <w:rPr>
+                <w:rFonts w:ascii="GOST type B" w:eastAsia="Liberation Serif" w:hAnsi="GOST type B" w:cs="Liberation Serif"/>
+                <w:i/>
+                <w:color w:val="000000"/>
+                <w:sz w:val="24"/>
+                <w:szCs w:val="24"/>
+              </w:rPr>
+              <w:t>Список заявок</w:t>
+            </w:r>
+          </w:p>
+        </w:tc>
+        <w:tc>
+          <w:tcPr>
+            <w:tcW w:w="1558" w:type="dxa"/>
+            <w:tcBorders>
+              <w:top w:val="nil"/>
+              <w:left w:val="single" w:sz="4" w:space="0" w:color="000000"/>
+              <w:bottom w:val="single" w:sz="4" w:space="0" w:color="000000"/>
+              <w:right w:val="nil"/>
+            </w:tcBorders>
+            <w:hideMark/>
+          </w:tcPr>
+          <w:p>
+            <w:pPr>
+              <w:widowControl w:val="0"/>
+              <w:rPr>
+                <w:rFonts w:ascii="GOST type B" w:eastAsia="Liberation Serif" w:hAnsi="GOST type B" w:cs="Liberation Serif"/>
+                <w:i/>
+                <w:color w:val="000000"/>
+                <w:sz w:val="24"/>
+                <w:szCs w:val="24"/>
+              </w:rPr>
+            </w:pPr>
+            <w:r>
+              <w:rPr>
+                <w:rFonts w:ascii="GOST type B" w:eastAsia="Liberation Serif" w:hAnsi="GOST type B" w:cs="Liberation Serif"/>
+                <w:i/>
+                <w:color w:val="000000"/>
+                <w:sz w:val="24"/>
+                <w:szCs w:val="24"/>
+              </w:rPr>
+              <w:t>Данные успешно записаны в файл</w:t>
+            </w:r>
+          </w:p>
+        </w:tc>
+        <w:tc>
+          <w:tcPr>
+            <w:tcW w:w="1560" w:type="dxa"/>
+            <w:tcBorders>
+              <w:top w:val="nil"/>
+              <w:left w:val="single" w:sz="4" w:space="0" w:color="000000"/>
+              <w:bottom w:val="single" w:sz="4" w:space="0" w:color="000000"/>
+              <w:right w:val="nil"/>
+            </w:tcBorders>
+            <w:hideMark/>
+          </w:tcPr>
+          <w:p>
+            <w:pPr>
+              <w:widowControl w:val="0"/>
+              <w:rPr>
+                <w:rFonts w:ascii="GOST type B" w:eastAsia="Liberation Serif" w:hAnsi="GOST type B" w:cs="Liberation Serif"/>
+                <w:i/>
+                <w:color w:val="000000"/>
+                <w:sz w:val="24"/>
+                <w:szCs w:val="24"/>
+              </w:rPr>
+            </w:pPr>
+            <w:r>
+              <w:rPr>
+                <w:rFonts w:ascii="GOST type B" w:eastAsia="Liberation Serif" w:hAnsi="GOST type B" w:cs="Liberation Serif"/>
+                <w:i/>
+                <w:color w:val="000000"/>
+                <w:sz w:val="24"/>
+                <w:szCs w:val="24"/>
+              </w:rPr>
+              <w:t>Совпадает</w:t>
+            </w:r>
+          </w:p>
+        </w:tc>
+        <w:tc>
+          <w:tcPr>
+            <w:tcW w:w="2127" w:type="dxa"/>
+            <w:tcBorders>
+              <w:top w:val="nil"/>
+              <w:left w:val="single" w:sz="4" w:space="0" w:color="000000"/>
+              <w:bottom w:val="single" w:sz="4" w:space="0" w:color="000000"/>
+              <w:right w:val="single" w:sz="4" w:space="0" w:color="000000"/>
+            </w:tcBorders>
+            <w:hideMark/>
+          </w:tcPr>
+          <w:p>
+            <w:pPr>
+              <w:widowControl w:val="0"/>
+              <w:rPr>
+                <w:rFonts w:ascii="GOST type B" w:eastAsia="Liberation Serif" w:hAnsi="GOST type B" w:cs="Liberation Serif"/>
+                <w:i/>
+                <w:color w:val="000000"/>
+                <w:sz w:val="24"/>
+                <w:szCs w:val="24"/>
+              </w:rPr>
+            </w:pPr>
+            <w:proofErr w:type="spellStart"/>
+            <w:r>
+              <w:rPr>
+                <w:rFonts w:ascii="GOST type B" w:eastAsia="Liberation Serif" w:hAnsi="GOST type B" w:cs="Liberation Serif"/>
+                <w:i/>
+                <w:color w:val="000000"/>
+                <w:sz w:val="24"/>
+                <w:szCs w:val="24"/>
+              </w:rPr>
+              <w:t>Success</w:t>
+            </w:r>
+            <w:proofErr w:type="spellEnd"/>
+          </w:p>
+        </w:tc>
+      </w:tr>
+      <w:tr>
+        <w:tc>
+          <w:tcPr>
+            <w:tcW w:w="2298" w:type="dxa"/>
+            <w:tcBorders>
+              <w:top w:val="nil"/>
+              <w:left w:val="single" w:sz="4" w:space="0" w:color="000000"/>
+              <w:bottom w:val="single" w:sz="4" w:space="0" w:color="000000"/>
+              <w:right w:val="nil"/>
+            </w:tcBorders>
+            <w:hideMark/>
+          </w:tcPr>
+          <w:p>
+            <w:pPr>
+              <w:widowControl w:val="0"/>
+              <w:rPr>
+                <w:rFonts w:ascii="GOST type B" w:eastAsia="Liberation Serif" w:hAnsi="GOST type B" w:cs="Liberation Serif"/>
+                <w:i/>
+                <w:color w:val="000000"/>
+                <w:sz w:val="24"/>
+                <w:szCs w:val="24"/>
+                <w:lang w:val="en-IE"/>
+              </w:rPr>
+            </w:pPr>
+            <w:r>
+              <w:rPr>
+                <w:rFonts w:ascii="GOST type B" w:eastAsia="Liberation Serif" w:hAnsi="GOST type B" w:cs="Liberation Serif"/>
+                <w:i/>
+                <w:color w:val="000000"/>
+                <w:sz w:val="24"/>
+                <w:szCs w:val="24"/>
+                <w:lang w:val="en-IE"/>
+              </w:rPr>
+              <w:t>2</w:t>
+            </w:r>
+            <w:r>
+              <w:rPr>
+                <w:rFonts w:ascii="GOST type B" w:eastAsia="Liberation Serif" w:hAnsi="GOST type B" w:cs="Liberation Serif"/>
+                <w:i/>
+                <w:color w:val="000000"/>
+                <w:sz w:val="24"/>
+                <w:szCs w:val="24"/>
+                <w:lang w:val="en-IE"/>
+              </w:rPr>
+              <w:t>.</w:t>
+            </w:r>
+            <w:proofErr w:type="spellStart"/>
+            <w:r>
+              <w:rPr>
+                <w:rFonts w:ascii="GOST type B" w:eastAsia="Liberation Serif" w:hAnsi="GOST type B" w:cs="Liberation Serif"/>
+                <w:i/>
+                <w:color w:val="000000"/>
+                <w:sz w:val="24"/>
+                <w:szCs w:val="24"/>
+              </w:rPr>
+              <w:t>StorageManager</w:t>
+            </w:r>
+            <w:proofErr w:type="spellEnd"/>
+          </w:p>
+        </w:tc>
+        <w:tc>
+          <w:tcPr>
+            <w:tcW w:w="1726" w:type="dxa"/>
+            <w:tcBorders>
+              <w:top w:val="nil"/>
+              <w:left w:val="single" w:sz="4" w:space="0" w:color="000000"/>
+              <w:bottom w:val="single" w:sz="4" w:space="0" w:color="000000"/>
+              <w:right w:val="nil"/>
+            </w:tcBorders>
+            <w:hideMark/>
+          </w:tcPr>
+          <w:p>
+            <w:pPr>
+              <w:widowControl w:val="0"/>
+              <w:rPr>
+                <w:rFonts w:ascii="GOST type B" w:eastAsia="Liberation Serif" w:hAnsi="GOST type B" w:cs="Liberation Serif"/>
+                <w:i/>
+                <w:color w:val="000000"/>
+                <w:sz w:val="24"/>
+                <w:szCs w:val="24"/>
+              </w:rPr>
+            </w:pPr>
+            <w:proofErr w:type="spellStart"/>
+            <w:proofErr w:type="gramStart"/>
+            <w:r>
+              <w:rPr>
+                <w:rFonts w:ascii="GOST type B" w:eastAsia="Liberation Serif" w:hAnsi="GOST type B" w:cs="Liberation Serif"/>
+                <w:i/>
+                <w:color w:val="000000"/>
+                <w:sz w:val="24"/>
+                <w:szCs w:val="24"/>
+              </w:rPr>
+              <w:t>LoadFromFile</w:t>
+            </w:r>
+            <w:proofErr w:type="spellEnd"/>
+            <w:r>
+              <w:rPr>
+                <w:rFonts w:ascii="GOST type B" w:eastAsia="Liberation Serif" w:hAnsi="GOST type B" w:cs="Liberation Serif"/>
+                <w:i/>
+                <w:color w:val="000000"/>
+                <w:sz w:val="24"/>
+                <w:szCs w:val="24"/>
+              </w:rPr>
+              <w:t>(</w:t>
+            </w:r>
+            <w:proofErr w:type="gramEnd"/>
+            <w:r>
+              <w:rPr>
+                <w:rFonts w:ascii="GOST type B" w:eastAsia="Liberation Serif" w:hAnsi="GOST type B" w:cs="Liberation Serif"/>
+                <w:i/>
+                <w:color w:val="000000"/>
+                <w:sz w:val="24"/>
+                <w:szCs w:val="24"/>
+              </w:rPr>
+              <w:t>)</w:t>
+            </w:r>
+          </w:p>
+        </w:tc>
+        <w:tc>
+          <w:tcPr>
+            <w:tcW w:w="1392" w:type="dxa"/>
+            <w:tcBorders>
+              <w:top w:val="nil"/>
+              <w:left w:val="single" w:sz="4" w:space="0" w:color="000000"/>
+              <w:bottom w:val="single" w:sz="4" w:space="0" w:color="000000"/>
+              <w:right w:val="nil"/>
+            </w:tcBorders>
+            <w:hideMark/>
+          </w:tcPr>
+          <w:p>
+            <w:pPr>
+              <w:widowControl w:val="0"/>
+              <w:rPr>
+                <w:rFonts w:ascii="GOST type B" w:eastAsia="Liberation Serif" w:hAnsi="GOST type B" w:cs="Liberation Serif"/>
+                <w:i/>
+                <w:color w:val="000000"/>
+                <w:sz w:val="24"/>
+                <w:szCs w:val="24"/>
+              </w:rPr>
+            </w:pPr>
+            <w:r>
+              <w:rPr>
+                <w:rFonts w:ascii="GOST type B" w:eastAsia="Liberation Serif" w:hAnsi="GOST type B" w:cs="Liberation Serif"/>
+                <w:i/>
+                <w:color w:val="000000"/>
+                <w:sz w:val="24"/>
+                <w:szCs w:val="24"/>
+              </w:rPr>
+              <w:t>Файл "requests.tx</w:t>
+            </w:r>
+            <w:r>
+              <w:rPr>
+                <w:rFonts w:ascii="GOST type B" w:eastAsia="Liberation Serif" w:hAnsi="GOST type B" w:cs="Liberation Serif"/>
+                <w:i/>
+                <w:color w:val="000000"/>
+                <w:sz w:val="24"/>
+                <w:szCs w:val="24"/>
+              </w:rPr>
+              <w:lastRenderedPageBreak/>
+              <w:t>t"</w:t>
+            </w:r>
+          </w:p>
+        </w:tc>
+        <w:tc>
+          <w:tcPr>
+            <w:tcW w:w="1558" w:type="dxa"/>
+            <w:tcBorders>
+              <w:top w:val="nil"/>
+              <w:left w:val="single" w:sz="4" w:space="0" w:color="000000"/>
+              <w:bottom w:val="single" w:sz="4" w:space="0" w:color="000000"/>
+              <w:right w:val="nil"/>
+            </w:tcBorders>
+            <w:hideMark/>
+          </w:tcPr>
+          <w:p>
+            <w:pPr>
+              <w:widowControl w:val="0"/>
+              <w:rPr>
+                <w:rFonts w:ascii="GOST type B" w:eastAsia="Liberation Serif" w:hAnsi="GOST type B" w:cs="Liberation Serif"/>
+                <w:i/>
+                <w:color w:val="000000"/>
+                <w:sz w:val="24"/>
+                <w:szCs w:val="24"/>
+              </w:rPr>
+            </w:pPr>
+            <w:r>
+              <w:rPr>
+                <w:rFonts w:ascii="GOST type B" w:eastAsia="Liberation Serif" w:hAnsi="GOST type B" w:cs="Liberation Serif"/>
+                <w:i/>
+                <w:color w:val="000000"/>
+                <w:sz w:val="24"/>
+                <w:szCs w:val="24"/>
+              </w:rPr>
+              <w:lastRenderedPageBreak/>
+              <w:t xml:space="preserve">Данные успешно загружены </w:t>
+            </w:r>
+            <w:r>
+              <w:rPr>
+                <w:rFonts w:ascii="GOST type B" w:eastAsia="Liberation Serif" w:hAnsi="GOST type B" w:cs="Liberation Serif"/>
+                <w:i/>
+                <w:color w:val="000000"/>
+                <w:sz w:val="24"/>
+                <w:szCs w:val="24"/>
+              </w:rPr>
+              <w:lastRenderedPageBreak/>
+              <w:t>из файла</w:t>
+            </w:r>
+          </w:p>
+        </w:tc>
+        <w:tc>
+          <w:tcPr>
+            <w:tcW w:w="1560" w:type="dxa"/>
+            <w:tcBorders>
+              <w:top w:val="nil"/>
+              <w:left w:val="single" w:sz="4" w:space="0" w:color="000000"/>
+              <w:bottom w:val="single" w:sz="4" w:space="0" w:color="000000"/>
+              <w:right w:val="nil"/>
+            </w:tcBorders>
+            <w:hideMark/>
+          </w:tcPr>
+          <w:p>
+            <w:pPr>
+              <w:widowControl w:val="0"/>
+              <w:rPr>
+                <w:rFonts w:ascii="GOST type B" w:eastAsia="Liberation Serif" w:hAnsi="GOST type B" w:cs="Liberation Serif"/>
+                <w:i/>
+                <w:color w:val="000000"/>
+                <w:sz w:val="24"/>
+                <w:szCs w:val="24"/>
+              </w:rPr>
+            </w:pPr>
+            <w:r>
+              <w:rPr>
+                <w:rFonts w:ascii="GOST type B" w:eastAsia="Liberation Serif" w:hAnsi="GOST type B" w:cs="Liberation Serif"/>
+                <w:i/>
+                <w:color w:val="000000"/>
+                <w:sz w:val="24"/>
+                <w:szCs w:val="24"/>
+              </w:rPr>
+              <w:lastRenderedPageBreak/>
+              <w:t>Совпадает</w:t>
+            </w:r>
+          </w:p>
+        </w:tc>
+        <w:tc>
+          <w:tcPr>
+            <w:tcW w:w="2127" w:type="dxa"/>
+            <w:tcBorders>
+              <w:top w:val="nil"/>
+              <w:left w:val="single" w:sz="4" w:space="0" w:color="000000"/>
+              <w:bottom w:val="single" w:sz="4" w:space="0" w:color="000000"/>
+              <w:right w:val="single" w:sz="4" w:space="0" w:color="000000"/>
+            </w:tcBorders>
+            <w:hideMark/>
+          </w:tcPr>
+          <w:p>
+            <w:pPr>
+              <w:widowControl w:val="0"/>
+              <w:rPr>
+                <w:rFonts w:ascii="GOST type B" w:eastAsia="Liberation Serif" w:hAnsi="GOST type B" w:cs="Liberation Serif"/>
+                <w:i/>
+                <w:color w:val="000000"/>
+                <w:sz w:val="24"/>
+                <w:szCs w:val="24"/>
+              </w:rPr>
+            </w:pPr>
+            <w:proofErr w:type="spellStart"/>
+            <w:r>
+              <w:rPr>
+                <w:rFonts w:ascii="GOST type B" w:eastAsia="Liberation Serif" w:hAnsi="GOST type B" w:cs="Liberation Serif"/>
+                <w:i/>
+                <w:color w:val="000000"/>
+                <w:sz w:val="24"/>
+                <w:szCs w:val="24"/>
+              </w:rPr>
+              <w:t>Success</w:t>
+            </w:r>
+            <w:proofErr w:type="spellEnd"/>
+          </w:p>
+        </w:tc>
+      </w:tr>
+      <w:tr>
+        <w:tc>
+          <w:tcPr>
+            <w:tcW w:w="2298" w:type="dxa"/>
+            <w:tcBorders>
+              <w:top w:val="nil"/>
+              <w:left w:val="single" w:sz="4" w:space="0" w:color="000000"/>
+              <w:bottom w:val="single" w:sz="4" w:space="0" w:color="000000"/>
+              <w:right w:val="nil"/>
+            </w:tcBorders>
+            <w:hideMark/>
+          </w:tcPr>
+          <w:p>
+            <w:pPr>
+              <w:widowControl w:val="0"/>
+              <w:rPr>
+                <w:rFonts w:ascii="GOST type B" w:eastAsia="Liberation Serif" w:hAnsi="GOST type B" w:cs="Liberation Serif"/>
+                <w:i/>
+                <w:color w:val="000000"/>
+                <w:sz w:val="24"/>
+                <w:szCs w:val="24"/>
+                <w:lang w:val="en-IE"/>
+              </w:rPr>
+            </w:pPr>
+            <w:r>
+              <w:rPr>
+                <w:rFonts w:ascii="GOST type B" w:eastAsia="Liberation Serif" w:hAnsi="GOST type B" w:cs="Liberation Serif"/>
+                <w:i/>
+                <w:color w:val="000000"/>
+                <w:sz w:val="24"/>
+                <w:szCs w:val="24"/>
+                <w:lang w:val="en-IE"/>
+              </w:rPr>
+              <w:t>1.Admin</w:t>
+            </w:r>
+          </w:p>
+        </w:tc>
+        <w:tc>
+          <w:tcPr>
+            <w:tcW w:w="1726" w:type="dxa"/>
+            <w:tcBorders>
+              <w:top w:val="nil"/>
+              <w:left w:val="single" w:sz="4" w:space="0" w:color="000000"/>
+              <w:bottom w:val="single" w:sz="4" w:space="0" w:color="000000"/>
+              <w:right w:val="nil"/>
+            </w:tcBorders>
+            <w:hideMark/>
+          </w:tcPr>
+          <w:p>
+            <w:pPr>
+              <w:widowControl w:val="0"/>
+              <w:rPr>
+                <w:rFonts w:ascii="GOST type B" w:eastAsia="Liberation Serif" w:hAnsi="GOST type B" w:cs="Liberation Serif"/>
+                <w:i/>
+                <w:color w:val="000000"/>
+                <w:sz w:val="24"/>
+                <w:szCs w:val="24"/>
+              </w:rPr>
+            </w:pPr>
+            <w:proofErr w:type="spellStart"/>
+            <w:proofErr w:type="gramStart"/>
+            <w:r>
+              <w:rPr>
+                <w:rFonts w:ascii="GOST type B" w:eastAsia="Liberation Serif" w:hAnsi="GOST type B" w:cs="Liberation Serif"/>
+                <w:i/>
+                <w:color w:val="000000"/>
+                <w:sz w:val="24"/>
+                <w:szCs w:val="24"/>
+              </w:rPr>
+              <w:t>DeleteRequest</w:t>
+            </w:r>
+            <w:proofErr w:type="spellEnd"/>
+            <w:r>
+              <w:rPr>
+                <w:rFonts w:ascii="GOST type B" w:eastAsia="Liberation Serif" w:hAnsi="GOST type B" w:cs="Liberation Serif"/>
+                <w:i/>
+                <w:color w:val="000000"/>
+                <w:sz w:val="24"/>
+                <w:szCs w:val="24"/>
+              </w:rPr>
+              <w:t>(</w:t>
+            </w:r>
+            <w:proofErr w:type="gramEnd"/>
+            <w:r>
+              <w:rPr>
+                <w:rFonts w:ascii="GOST type B" w:eastAsia="Liberation Serif" w:hAnsi="GOST type B" w:cs="Liberation Serif"/>
+                <w:i/>
+                <w:color w:val="000000"/>
+                <w:sz w:val="24"/>
+                <w:szCs w:val="24"/>
+              </w:rPr>
+              <w:t>)</w:t>
+            </w:r>
+          </w:p>
+        </w:tc>
+        <w:tc>
+          <w:tcPr>
+            <w:tcW w:w="1392" w:type="dxa"/>
+            <w:tcBorders>
+              <w:top w:val="nil"/>
+              <w:left w:val="single" w:sz="4" w:space="0" w:color="000000"/>
+              <w:bottom w:val="single" w:sz="4" w:space="0" w:color="000000"/>
+              <w:right w:val="nil"/>
+            </w:tcBorders>
+            <w:hideMark/>
+          </w:tcPr>
+          <w:p>
+            <w:pPr>
+              <w:widowControl w:val="0"/>
+              <w:rPr>
+                <w:rFonts w:ascii="GOST type B" w:eastAsia="Liberation Serif" w:hAnsi="GOST type B" w:cs="Liberation Serif"/>
+                <w:i/>
+                <w:color w:val="000000"/>
+                <w:sz w:val="24"/>
+                <w:szCs w:val="24"/>
+              </w:rPr>
+            </w:pPr>
+            <w:r>
+              <w:rPr>
+                <w:rFonts w:ascii="GOST type B" w:eastAsia="Liberation Serif" w:hAnsi="GOST type B" w:cs="Liberation Serif"/>
+                <w:i/>
+                <w:color w:val="000000"/>
+                <w:sz w:val="24"/>
+                <w:szCs w:val="24"/>
+              </w:rPr>
+              <w:t>Список заявок, ID=1</w:t>
+            </w:r>
+          </w:p>
+        </w:tc>
+        <w:tc>
+          <w:tcPr>
+            <w:tcW w:w="1558" w:type="dxa"/>
+            <w:tcBorders>
+              <w:top w:val="nil"/>
+              <w:left w:val="single" w:sz="4" w:space="0" w:color="000000"/>
+              <w:bottom w:val="single" w:sz="4" w:space="0" w:color="000000"/>
+              <w:right w:val="nil"/>
+            </w:tcBorders>
+            <w:hideMark/>
+          </w:tcPr>
+          <w:p>
+            <w:pPr>
+              <w:widowControl w:val="0"/>
+              <w:rPr>
+                <w:rFonts w:ascii="GOST type B" w:eastAsia="Liberation Serif" w:hAnsi="GOST type B" w:cs="Liberation Serif"/>
+                <w:i/>
+                <w:color w:val="000000"/>
+                <w:sz w:val="24"/>
+                <w:szCs w:val="24"/>
+              </w:rPr>
+            </w:pPr>
+            <w:r>
+              <w:rPr>
+                <w:rFonts w:ascii="GOST type B" w:eastAsia="Liberation Serif" w:hAnsi="GOST type B" w:cs="Liberation Serif"/>
+                <w:i/>
+                <w:color w:val="000000"/>
+                <w:sz w:val="24"/>
+                <w:szCs w:val="24"/>
+              </w:rPr>
+              <w:t>Заявка удалена из списка</w:t>
+            </w:r>
+          </w:p>
+        </w:tc>
+        <w:tc>
+          <w:tcPr>
+            <w:tcW w:w="1560" w:type="dxa"/>
+            <w:tcBorders>
+              <w:top w:val="nil"/>
+              <w:left w:val="single" w:sz="4" w:space="0" w:color="000000"/>
+              <w:bottom w:val="single" w:sz="4" w:space="0" w:color="000000"/>
+              <w:right w:val="nil"/>
+            </w:tcBorders>
+            <w:hideMark/>
+          </w:tcPr>
+          <w:p>
+            <w:pPr>
+              <w:widowControl w:val="0"/>
+              <w:rPr>
+                <w:rFonts w:ascii="GOST type B" w:eastAsia="Liberation Serif" w:hAnsi="GOST type B" w:cs="Liberation Serif"/>
+                <w:i/>
+                <w:color w:val="000000"/>
+                <w:sz w:val="24"/>
+                <w:szCs w:val="24"/>
+              </w:rPr>
+            </w:pPr>
+            <w:r>
+              <w:rPr>
+                <w:rFonts w:ascii="GOST type B" w:eastAsia="Liberation Serif" w:hAnsi="GOST type B" w:cs="Liberation Serif"/>
+                <w:i/>
+                <w:color w:val="000000"/>
+                <w:sz w:val="24"/>
+                <w:szCs w:val="24"/>
+              </w:rPr>
+              <w:t>Совпадает</w:t>
+            </w:r>
+          </w:p>
+        </w:tc>
+        <w:tc>
+          <w:tcPr>
+            <w:tcW w:w="2127" w:type="dxa"/>
+            <w:tcBorders>
+              <w:top w:val="nil"/>
+              <w:left w:val="single" w:sz="4" w:space="0" w:color="000000"/>
+              <w:bottom w:val="single" w:sz="4" w:space="0" w:color="000000"/>
+              <w:right w:val="single" w:sz="4" w:space="0" w:color="000000"/>
+            </w:tcBorders>
+            <w:hideMark/>
+          </w:tcPr>
+          <w:p>
+            <w:pPr>
+              <w:widowControl w:val="0"/>
+              <w:rPr>
+                <w:rFonts w:ascii="GOST type B" w:eastAsia="Liberation Serif" w:hAnsi="GOST type B" w:cs="Liberation Serif"/>
+                <w:i/>
+                <w:color w:val="000000"/>
+                <w:sz w:val="24"/>
+                <w:szCs w:val="24"/>
+              </w:rPr>
+            </w:pPr>
+            <w:proofErr w:type="spellStart"/>
+            <w:r>
+              <w:rPr>
+                <w:rFonts w:ascii="GOST type B" w:eastAsia="Liberation Serif" w:hAnsi="GOST type B" w:cs="Liberation Serif"/>
+                <w:i/>
+                <w:color w:val="000000"/>
+                <w:sz w:val="24"/>
+                <w:szCs w:val="24"/>
+              </w:rPr>
+              <w:t>Success</w:t>
+            </w:r>
+            <w:proofErr w:type="spellEnd"/>
           </w:p>
         </w:tc>
       </w:tr>
@@ -3933,12 +9337,6 @@
         <w:spacing w:after="0" w:line="240" w:lineRule="auto"/>
         <w:ind w:firstLine="709"/>
         <w:jc w:val="both"/>
-        <w:rPr>
-          <w:rFonts w:ascii="GOST type B" w:hAnsi="GOST type B"/>
-          <w:i/>
-          <w:sz w:val="28"/>
-          <w:szCs w:val="28"/>
-        </w:rPr>
       </w:pPr>
     </w:p>
     <w:p>
@@ -4214,7 +9612,6 @@
     <w:p>
       <w:pPr>
         <w:spacing w:after="0" w:line="240" w:lineRule="auto"/>
-        <w:ind w:firstLine="709"/>
         <w:jc w:val="both"/>
         <w:rPr>
           <w:rFonts w:ascii="GOST type B" w:hAnsi="GOST type B"/>
@@ -4230,7 +9627,74 @@
           <w:sz w:val="28"/>
           <w:szCs w:val="28"/>
         </w:rPr>
-        <w:t xml:space="preserve">ФИО обучающегося: ____________________________    Подпись _________ </w:t>
+        <w:t>ФИО</w:t>
+      </w:r>
+      <w:r>
+        <w:rPr>
+          <w:rFonts w:ascii="GOST type B" w:hAnsi="GOST type B"/>
+          <w:i/>
+          <w:sz w:val="28"/>
+          <w:szCs w:val="28"/>
+        </w:rPr>
+        <w:t xml:space="preserve"> </w:t>
+      </w:r>
+      <w:r>
+        <w:rPr>
+          <w:rFonts w:ascii="GOST type B" w:hAnsi="GOST type B"/>
+          <w:i/>
+          <w:sz w:val="28"/>
+          <w:szCs w:val="28"/>
+        </w:rPr>
+        <w:t>обучающегося:</w:t>
+      </w:r>
+      <w:r>
+        <w:rPr>
+          <w:rFonts w:ascii="GOST type B" w:hAnsi="GOST type B"/>
+          <w:i/>
+          <w:sz w:val="28"/>
+          <w:szCs w:val="28"/>
+        </w:rPr>
+        <w:t xml:space="preserve"> </w:t>
+      </w:r>
+      <w:r>
+        <w:rPr>
+          <w:rFonts w:ascii="GOST type B" w:hAnsi="GOST type B"/>
+          <w:i/>
+          <w:sz w:val="28"/>
+          <w:szCs w:val="28"/>
+        </w:rPr>
+        <w:t>_</w:t>
+      </w:r>
+      <w:proofErr w:type="spellStart"/>
+      <w:r>
+        <w:rPr>
+          <w:rFonts w:ascii="GOST type B" w:hAnsi="GOST type B"/>
+          <w:i/>
+          <w:sz w:val="28"/>
+          <w:szCs w:val="28"/>
+          <w:u w:val="single"/>
+        </w:rPr>
+        <w:t>Митенин</w:t>
+      </w:r>
+      <w:proofErr w:type="spellEnd"/>
+      <w:r>
+        <w:rPr>
+          <w:rFonts w:ascii="GOST type B" w:hAnsi="GOST type B"/>
+          <w:i/>
+          <w:sz w:val="28"/>
+          <w:szCs w:val="28"/>
+          <w:u w:val="single"/>
+        </w:rPr>
+        <w:t xml:space="preserve"> Максим Евгеньевич</w:t>
+      </w:r>
+      <w:r>
+        <w:rPr>
+          <w:rFonts w:ascii="GOST type B" w:hAnsi="GOST type B"/>
+          <w:i/>
+          <w:sz w:val="28"/>
+          <w:szCs w:val="28"/>
+        </w:rPr>
+        <w:t xml:space="preserve">____________________   Подпись _________ </w:t>
       </w:r>
     </w:p>
     <w:p>
@@ -5039,6 +10503,7 @@
   <w:style w:type="paragraph" w:default="1" w:styleId="a">
     <w:name w:val="Normal"/>
     <w:qFormat/>
+    <w:rsid w:val="00FA7991"/>
     <w:pPr>
       <w:spacing w:after="200" w:line="276" w:lineRule="auto"/>
     </w:pPr>
@@ -5046,7 +10511,6 @@
   <w:style w:type="character" w:default="1" w:styleId="a0">
     <w:name w:val="Default Paragraph Font"/>
     <w:uiPriority w:val="1"/>
-    <w:semiHidden/>
     <w:unhideWhenUsed/>
   </w:style>
   <w:style w:type="table" w:default="1" w:styleId="a1">
